--- a/presentation_documents/DAR-YCompany.docx
+++ b/presentation_documents/DAR-YCompany.docx
@@ -1,6 +1,6 @@
 
 <file path=word/document.xml><?xml version="1.0" encoding="utf-8"?>
-<w:document xmlns:wpc="http://schemas.microsoft.com/office/word/2010/wordprocessingCanvas" xmlns:cx="http://schemas.microsoft.com/office/drawing/2014/chartex" xmlns:cx1="http://schemas.microsoft.com/office/drawing/2015/9/8/chartex" xmlns:cx2="http://schemas.microsoft.com/office/drawing/2015/10/21/chartex" xmlns:cx3="http://schemas.microsoft.com/office/drawing/2016/5/9/chartex" xmlns:cx4="http://schemas.microsoft.com/office/drawing/2016/5/10/chartex" xmlns:cx5="http://schemas.microsoft.com/office/drawing/2016/5/11/chartex" xmlns:cx6="http://schemas.microsoft.com/office/drawing/2016/5/12/chartex" xmlns:cx7="http://schemas.microsoft.com/office/drawing/2016/5/13/chartex" xmlns:cx8="http://schemas.microsoft.com/office/drawing/2016/5/14/chartex" xmlns:mc="http://schemas.openxmlformats.org/markup-compatibility/2006" xmlns:aink="http://schemas.microsoft.com/office/drawing/2016/ink" xmlns:am3d="http://schemas.microsoft.com/office/drawing/2017/model3d" xmlns:o="urn:schemas-microsoft-com:office:office" xmlns:oel="http://schemas.microsoft.com/office/2019/extlst" xmlns:r="http://schemas.openxmlformats.org/officeDocument/2006/relationships" xmlns:m="http://schemas.openxmlformats.org/officeDocument/2006/math" xmlns:v="urn:schemas-microsoft-com:vml" xmlns:wp14="http://schemas.microsoft.com/office/word/2010/wordprocessingDrawing" xmlns:wp="http://schemas.openxmlformats.org/drawingml/2006/wordprocessingDrawing" xmlns:w10="urn:schemas-microsoft-com:office:word" xmlns:w="http://schemas.openxmlformats.org/wordprocessingml/2006/main" xmlns:w14="http://schemas.microsoft.com/office/word/2010/wordml" xmlns:w15="http://schemas.microsoft.com/office/word/2012/wordml" xmlns:w16cex="http://schemas.microsoft.com/office/word/2018/wordml/cex" xmlns:w16cid="http://schemas.microsoft.com/office/word/2016/wordml/cid" xmlns:w16="http://schemas.microsoft.com/office/word/2018/wordml" xmlns:w16du="http://schemas.microsoft.com/office/word/2023/wordml/word16du" xmlns:w16sdtdh="http://schemas.microsoft.com/office/word/2020/wordml/sdtdatahash" xmlns:w16sdtfl="http://schemas.microsoft.com/office/word/2024/wordml/sdtformatlock" xmlns:w16se="http://schemas.microsoft.com/office/word/2015/wordml/symex" xmlns:wpg="http://schemas.microsoft.com/office/word/2010/wordprocessingGroup" xmlns:wpi="http://schemas.microsoft.com/office/word/2010/wordprocessingInk" xmlns:wne="http://schemas.microsoft.com/office/word/2006/wordml" xmlns:wps="http://schemas.microsoft.com/office/word/2010/wordprocessingShape" mc:Ignorable="w14 w15 w16se w16cid w16 w16cex w16sdtdh w16sdtfl w16du wp14">
+<w:document xmlns:wpc="http://schemas.microsoft.com/office/word/2010/wordprocessingCanvas" xmlns:cx="http://schemas.microsoft.com/office/drawing/2014/chartex" xmlns:cx1="http://schemas.microsoft.com/office/drawing/2015/9/8/chartex" xmlns:cx2="http://schemas.microsoft.com/office/drawing/2015/10/21/chartex" xmlns:cx3="http://schemas.microsoft.com/office/drawing/2016/5/9/chartex" xmlns:cx4="http://schemas.microsoft.com/office/drawing/2016/5/10/chartex" xmlns:cx5="http://schemas.microsoft.com/office/drawing/2016/5/11/chartex" xmlns:cx6="http://schemas.microsoft.com/office/drawing/2016/5/12/chartex" xmlns:cx7="http://schemas.microsoft.com/office/drawing/2016/5/13/chartex" xmlns:cx8="http://schemas.microsoft.com/office/drawing/2016/5/14/chartex" xmlns:mc="http://schemas.openxmlformats.org/markup-compatibility/2006" xmlns:m="http://schemas.openxmlformats.org/officeDocument/2006/math" xmlns:aink="http://schemas.microsoft.com/office/drawing/2016/ink" xmlns:am3d="http://schemas.microsoft.com/office/drawing/2017/model3d" xmlns:oel="http://schemas.microsoft.com/office/2019/extlst" xmlns:r="http://schemas.openxmlformats.org/officeDocument/2006/relationships" xmlns:wp14="http://schemas.microsoft.com/office/word/2010/wordprocessingDrawing" xmlns:wp="http://schemas.openxmlformats.org/drawingml/2006/wordprocessingDrawing" xmlns:wpg="http://schemas.microsoft.com/office/word/2010/wordprocessingGroup" xmlns:wpi="http://schemas.microsoft.com/office/word/2010/wordprocessingInk" xmlns:wps="http://schemas.microsoft.com/office/word/2010/wordprocessingShape" xmlns:o="urn:schemas-microsoft-com:office:office" xmlns:v="urn:schemas-microsoft-com:vml" xmlns:w10="urn:schemas-microsoft-com:office:word" xmlns:w="http://schemas.openxmlformats.org/wordprocessingml/2006/main" xmlns:w14="http://schemas.microsoft.com/office/word/2010/wordml" xmlns:w15="http://schemas.microsoft.com/office/word/2012/wordml" xmlns:w16cex="http://schemas.microsoft.com/office/word/2018/wordml/cex" xmlns:w16cid="http://schemas.microsoft.com/office/word/2016/wordml/cid" xmlns:w16="http://schemas.microsoft.com/office/word/2018/wordml" xmlns:w16sdtdh="http://schemas.microsoft.com/office/word/2020/wordml/sdtdatahash" xmlns:w16sdtfl="http://schemas.microsoft.com/office/word/2024/wordml/sdtformatlock" xmlns:w16se="http://schemas.microsoft.com/office/word/2015/wordml/symex" xmlns:w16du="http://schemas.microsoft.com/office/word/2023/wordml/word16du" xmlns:wne="http://schemas.microsoft.com/office/word/2006/wordml" mc:Ignorable="w14 w15 w16se w16cid w16 w16cex w16sdtdh w16sdtfl w16du wp14">
   <w:body>
     <w:p>
       <w:r>
@@ -798,7 +798,7 @@
               <w:lang w:eastAsia="en-IN"/>
             </w:rPr>
             <w:drawing>
-              <wp:anchor distT="0" distB="0" distL="114300" distR="114300" simplePos="0" relativeHeight="251663360" behindDoc="0" locked="0" layoutInCell="1" allowOverlap="1" wp14:anchorId="2FC19A23" wp14:editId="770C1DE1">
+              <wp:anchor distT="0" distB="0" distL="114300" distR="114300" simplePos="0" relativeHeight="251663360" behindDoc="0" locked="0" layoutInCell="1" allowOverlap="1" wp14:anchorId="2FC19A23" wp14:editId="0FB7421D">
                 <wp:simplePos x="0" y="0"/>
                 <wp:positionH relativeFrom="column">
                   <wp:posOffset>1878330</wp:posOffset>
@@ -1775,19 +1775,11 @@
                                         <w:szCs w:val="36"/>
                                       </w:rPr>
                                     </w:pPr>
-                                    <w:proofErr w:type="spellStart"/>
                                     <w:r>
                                       <w:rPr>
                                         <w:rStyle w:val="SubtitleChar"/>
                                       </w:rPr>
-                                      <w:t>YCompany</w:t>
-                                    </w:r>
-                                    <w:proofErr w:type="spellEnd"/>
-                                    <w:r>
-                                      <w:rPr>
-                                        <w:rStyle w:val="SubtitleChar"/>
-                                      </w:rPr>
-                                      <w:t xml:space="preserve"> — Design Architecture Recommendation (DAR)</w:t>
+                                      <w:t>YCompany — Design Architecture Recommendation (DAR)</w:t>
                                     </w:r>
                                   </w:p>
                                 </w:sdtContent>
@@ -7432,21 +7424,7 @@
                 <w:rStyle w:val="Hyperlink"/>
                 <w:noProof/>
               </w:rPr>
-              <w:t>Appendix.A App</w:t>
-            </w:r>
-            <w:r>
-              <w:rPr>
-                <w:rStyle w:val="Hyperlink"/>
-                <w:noProof/>
-              </w:rPr>
-              <w:t>e</w:t>
-            </w:r>
-            <w:r>
-              <w:rPr>
-                <w:rStyle w:val="Hyperlink"/>
-                <w:noProof/>
-              </w:rPr>
-              <w:t>ndix</w:t>
+              <w:t>Appendix.A Appendix</w:t>
             </w:r>
             <w:r>
               <w:rPr>
@@ -8067,10 +8045,7 @@
               <w:spacing w:before="0" w:after="0"/>
             </w:pPr>
             <w:r>
-              <w:t>1</w:t>
-            </w:r>
-            <w:r>
-              <w:t>.0</w:t>
+              <w:t>1.0</w:t>
             </w:r>
           </w:p>
         </w:tc>
@@ -8138,7 +8113,7 @@
       <w:tr>
         <w:tc>
           <w:tcPr>
-            <w:tcW w:type="dxa" w:w="2436"/>
+            <w:tcW w:w="2436" w:type="dxa"/>
           </w:tcPr>
           <w:p>
             <w:r>
@@ -8148,7 +8123,7 @@
         </w:tc>
         <w:tc>
           <w:tcPr>
-            <w:tcW w:type="dxa" w:w="2436"/>
+            <w:tcW w:w="2436" w:type="dxa"/>
           </w:tcPr>
           <w:p>
             <w:r>
@@ -8158,7 +8133,7 @@
         </w:tc>
         <w:tc>
           <w:tcPr>
-            <w:tcW w:type="dxa" w:w="2436"/>
+            <w:tcW w:w="2436" w:type="dxa"/>
           </w:tcPr>
           <w:p>
             <w:r>
@@ -8168,7 +8143,7 @@
         </w:tc>
         <w:tc>
           <w:tcPr>
-            <w:tcW w:type="dxa" w:w="2436"/>
+            <w:tcW w:w="2436" w:type="dxa"/>
           </w:tcPr>
           <w:p>
             <w:r>
@@ -8555,6 +8530,7 @@
         <w:pStyle w:val="BulletList1"/>
       </w:pPr>
       <w:r>
+        <w:lastRenderedPageBreak/>
         <w:t>Technical design — App Router architecture, data flow, integration points (Stripe, NextAuth, Elastic Cloud search, Resend email, observability).</w:t>
       </w:r>
     </w:p>
@@ -9013,6 +8989,7 @@
         <w:pStyle w:val="BulletList2"/>
       </w:pPr>
       <w:r>
+        <w:lastRenderedPageBreak/>
         <w:t>Resend-backed HTML + plain-text emails for welcome (signup), order confirmation (Stripe webhook / orders sync) and order cancellation; console fallback when RESEND_API_KEY is unset.</w:t>
       </w:r>
     </w:p>
@@ -9045,79 +9022,398 @@
         <w:pStyle w:val="BulletList2"/>
       </w:pPr>
       <w:r>
+        <w:t xml:space="preserve">First contentful paint target </w:t>
+      </w:r>
+      <w:r>
+        <w:rPr>
+          <w:b/>
+        </w:rPr>
+        <w:t>under 3 seconds</w:t>
+      </w:r>
+      <w:r>
+        <w:t xml:space="preserve"> on 4G. Achieved with </w:t>
+      </w:r>
+      <w:r>
+        <w:rPr>
+          <w:rFonts w:ascii="Consolas" w:hAnsi="Consolas"/>
+        </w:rPr>
+        <w:t>next/image</w:t>
+      </w:r>
+      <w:r>
+        <w:t>, MUI package import optimization (</w:t>
+      </w:r>
+      <w:r>
+        <w:rPr>
+          <w:rFonts w:ascii="Consolas" w:hAnsi="Consolas"/>
+        </w:rPr>
+        <w:t>optimizePackageImports</w:t>
+      </w:r>
+      <w:r>
+        <w:t xml:space="preserve">), route-level </w:t>
+      </w:r>
+      <w:r>
+        <w:rPr>
+          <w:rFonts w:ascii="Consolas" w:hAnsi="Consolas"/>
+        </w:rPr>
+        <w:t>loading.tsx</w:t>
+      </w:r>
+      <w:r>
+        <w:t xml:space="preserve">, dynamic imports of the search UI and </w:t>
+      </w:r>
+      <w:r>
+        <w:rPr>
+          <w:rFonts w:ascii="Consolas" w:hAnsi="Consolas"/>
+        </w:rPr>
+        <w:t>compress: true</w:t>
+      </w:r>
+      <w:r>
+        <w:t xml:space="preserve"> in </w:t>
+      </w:r>
+      <w:r>
+        <w:rPr>
+          <w:rFonts w:ascii="Consolas" w:hAnsi="Consolas"/>
+        </w:rPr>
+        <w:t>next.config.ts</w:t>
+      </w:r>
+      <w:r>
+        <w:t>.</w:t>
+      </w:r>
+    </w:p>
+    <w:p>
+      <w:pPr>
+        <w:pStyle w:val="BulletList2"/>
+      </w:pPr>
+      <w:r>
+        <w:t xml:space="preserve">Search API responds with </w:t>
+      </w:r>
+      <w:r>
+        <w:rPr>
+          <w:rFonts w:ascii="Consolas" w:hAnsi="Consolas"/>
+        </w:rPr>
+        <w:t>Cache-Control: public, max-age=30, stale-while-revalidate=60</w:t>
+      </w:r>
+      <w:r>
+        <w:t>.</w:t>
+      </w:r>
+    </w:p>
+    <w:p>
+      <w:pPr>
+        <w:pStyle w:val="BulletList1"/>
+      </w:pPr>
+      <w:r>
+        <w:rPr>
+          <w:b/>
+        </w:rPr>
+        <w:t>Scalability</w:t>
+      </w:r>
+      <w:r>
+        <w:t xml:space="preserve"> — Stateless web tier (Vercel serverless or Kubernetes </w:t>
+      </w:r>
+      <w:r>
+        <w:rPr>
+          <w:rFonts w:ascii="Consolas" w:hAnsi="Consolas"/>
+        </w:rPr>
+        <w:t>Deployment</w:t>
+      </w:r>
+      <w:r>
+        <w:t xml:space="preserve"> with </w:t>
+      </w:r>
+      <w:r>
+        <w:rPr>
+          <w:rFonts w:ascii="Consolas" w:hAnsi="Consolas"/>
+        </w:rPr>
+        <w:t>replicas: 2</w:t>
+      </w:r>
+      <w:r>
+        <w:t>); horizontal scaling on traffic.</w:t>
+      </w:r>
+    </w:p>
+    <w:p>
+      <w:pPr>
+        <w:pStyle w:val="BulletList1"/>
+      </w:pPr>
+      <w:r>
+        <w:rPr>
+          <w:b/>
+        </w:rPr>
+        <w:t>Usability</w:t>
+      </w:r>
+      <w:r>
+        <w:t xml:space="preserve"> — Fully responsive Material UI 9 layouts; mobile cart cards, collapsible filters, drawer navigation; semantic markup.</w:t>
+      </w:r>
+    </w:p>
+    <w:p>
+      <w:pPr>
+        <w:pStyle w:val="BulletList1"/>
+      </w:pPr>
+      <w:r>
+        <w:rPr>
+          <w:b/>
+        </w:rPr>
+        <w:t>Security</w:t>
+      </w:r>
+    </w:p>
+    <w:p>
+      <w:pPr>
+        <w:pStyle w:val="BulletList2"/>
+      </w:pPr>
+      <w:r>
+        <w:t xml:space="preserve">Security headers: </w:t>
+      </w:r>
+      <w:r>
+        <w:rPr>
+          <w:rFonts w:ascii="Consolas" w:hAnsi="Consolas"/>
+        </w:rPr>
+        <w:t>X-Frame-Options</w:t>
+      </w:r>
+      <w:r>
+        <w:t xml:space="preserve">, </w:t>
+      </w:r>
+      <w:r>
+        <w:rPr>
+          <w:rFonts w:ascii="Consolas" w:hAnsi="Consolas"/>
+        </w:rPr>
+        <w:t>X-Content-Type-Options</w:t>
+      </w:r>
+      <w:r>
+        <w:t xml:space="preserve">, </w:t>
+      </w:r>
+      <w:r>
+        <w:rPr>
+          <w:rFonts w:ascii="Consolas" w:hAnsi="Consolas"/>
+        </w:rPr>
+        <w:t>Referrer-Policy</w:t>
+      </w:r>
+      <w:r>
+        <w:t xml:space="preserve">, </w:t>
+      </w:r>
+      <w:r>
+        <w:rPr>
+          <w:rFonts w:ascii="Consolas" w:hAnsi="Consolas"/>
+        </w:rPr>
+        <w:t>Permissions-Policy</w:t>
+      </w:r>
+      <w:r>
+        <w:t>.</w:t>
+      </w:r>
+    </w:p>
+    <w:p>
+      <w:pPr>
+        <w:pStyle w:val="BulletList2"/>
+      </w:pPr>
+      <w:r>
+        <w:t xml:space="preserve">All API inputs validated with </w:t>
+      </w:r>
+      <w:r>
+        <w:rPr>
+          <w:b/>
+        </w:rPr>
+        <w:t>Zod</w:t>
+      </w:r>
+      <w:r>
+        <w:t>.</w:t>
+      </w:r>
+    </w:p>
+    <w:p>
+      <w:pPr>
+        <w:pStyle w:val="BulletList2"/>
+      </w:pPr>
+      <w:r>
+        <w:t>Stripe webhook signature verification.</w:t>
+      </w:r>
+    </w:p>
+    <w:p>
+      <w:pPr>
+        <w:pStyle w:val="BulletList2"/>
+      </w:pPr>
+      <w:r>
+        <w:t xml:space="preserve">In-memory </w:t>
+      </w:r>
+      <w:r>
+        <w:rPr>
+          <w:b/>
+        </w:rPr>
+        <w:t>rate limiting</w:t>
+      </w:r>
+      <w:r>
+        <w:t xml:space="preserve"> (</w:t>
+      </w:r>
+      <w:r>
+        <w:rPr>
+          <w:rFonts w:ascii="Consolas" w:hAnsi="Consolas"/>
+        </w:rPr>
+        <w:t>src/lib/rate-limit.ts</w:t>
+      </w:r>
+      <w:r>
+        <w:t xml:space="preserve">) on </w:t>
+      </w:r>
+      <w:r>
+        <w:rPr>
+          <w:rFonts w:ascii="Consolas" w:hAnsi="Consolas"/>
+        </w:rPr>
+        <w:t>/api/checkout</w:t>
+      </w:r>
+      <w:r>
+        <w:t xml:space="preserve"> and </w:t>
+      </w:r>
+      <w:r>
+        <w:rPr>
+          <w:rFonts w:ascii="Consolas" w:hAnsi="Consolas"/>
+        </w:rPr>
+        <w:t>/api/products/search</w:t>
+      </w:r>
+      <w:r>
+        <w:t>.</w:t>
+      </w:r>
+    </w:p>
+    <w:p>
+      <w:pPr>
+        <w:pStyle w:val="BulletList2"/>
+      </w:pPr>
+      <w:r>
+        <w:t xml:space="preserve">Passwords hashed with </w:t>
+      </w:r>
+      <w:r>
+        <w:rPr>
+          <w:b/>
+        </w:rPr>
+        <w:t>bcryptjs</w:t>
+      </w:r>
+      <w:r>
+        <w:t xml:space="preserve">; demo password hash is provisioned through </w:t>
+      </w:r>
+      <w:r>
+        <w:rPr>
+          <w:rFonts w:ascii="Consolas" w:hAnsi="Consolas"/>
+        </w:rPr>
+        <w:t>AUTH_DEMO_PASSWORD_HASH</w:t>
+      </w:r>
+      <w:r>
+        <w:t>.</w:t>
+      </w:r>
+    </w:p>
+    <w:p>
+      <w:pPr>
+        <w:pStyle w:val="BulletList2"/>
+      </w:pPr>
+      <w:r>
+        <w:rPr>
+          <w:rFonts w:ascii="Consolas" w:hAnsi="Consolas"/>
+        </w:rPr>
+        <w:t>middleware.ts</w:t>
+      </w:r>
+      <w:r>
+        <w:t xml:space="preserve"> protects </w:t>
+      </w:r>
+      <w:r>
+        <w:rPr>
+          <w:rFonts w:ascii="Consolas" w:hAnsi="Consolas"/>
+        </w:rPr>
+        <w:t>/account</w:t>
+      </w:r>
+      <w:r>
+        <w:t xml:space="preserve"> routes with a redirect to </w:t>
+      </w:r>
+      <w:r>
+        <w:rPr>
+          <w:rFonts w:ascii="Consolas" w:hAnsi="Consolas"/>
+        </w:rPr>
+        <w:t>/login</w:t>
+      </w:r>
+      <w:r>
+        <w:t>.</w:t>
+      </w:r>
+    </w:p>
+    <w:p>
+      <w:pPr>
+        <w:pStyle w:val="BulletList1"/>
+      </w:pPr>
+      <w:r>
+        <w:rPr>
+          <w:b/>
+        </w:rPr>
+        <w:t>Reliability</w:t>
+      </w:r>
+      <w:r>
+        <w:t xml:space="preserve"> — Kubernetes readiness/liveness probes on </w:t>
+      </w:r>
+      <w:r>
+        <w:rPr>
+          <w:rFonts w:ascii="Consolas" w:hAnsi="Consolas"/>
+        </w:rPr>
+        <w:t>/</w:t>
+      </w:r>
+      <w:r>
+        <w:t>; Sentry captures unhandled exceptions client and server side.</w:t>
+      </w:r>
+    </w:p>
+    <w:p>
+      <w:pPr>
+        <w:pStyle w:val="BulletList1"/>
+      </w:pPr>
+      <w:r>
+        <w:rPr>
+          <w:b/>
+        </w:rPr>
+        <w:t>Maintainability</w:t>
+      </w:r>
+      <w:r>
+        <w:t xml:space="preserve"> — Strict TypeScript, ESLint (</w:t>
+      </w:r>
+      <w:r>
+        <w:rPr>
+          <w:rFonts w:ascii="Consolas" w:hAnsi="Consolas"/>
+        </w:rPr>
+        <w:t>eslint-config-next</w:t>
+      </w:r>
+      <w:r>
+        <w:t>), Vitest with 90 % line / function and 85 % branch coverage thresholds enforced in CI.</w:t>
+      </w:r>
+    </w:p>
+    <w:p>
+      <w:pPr>
+        <w:pStyle w:val="Heading2"/>
+      </w:pPr>
+      <w:r>
+        <w:t>Third-party services — Stripe, NextAuth providers, Elastic Cloud (optional), Resend (optional), Sentry, Google Analytics 4 and New Relic are integrated as no-ops or local fallbacks when their environment variables are not configured, allowing local development without credentials.</w:t>
+      </w:r>
+    </w:p>
+    <w:p>
+      <w:pPr>
+        <w:pStyle w:val="BulletList1"/>
+      </w:pPr>
+      <w:r>
+        <w:rPr>
+          <w:b/>
+        </w:rPr>
+        <w:t>Technology stack</w:t>
+      </w:r>
+      <w:r>
+        <w:t xml:space="preserve"> — Next.js 16 App Router with React 19 and TypeScript 5.</w:t>
+      </w:r>
+    </w:p>
+    <w:p>
+      <w:pPr>
+        <w:pStyle w:val="BulletList1"/>
+      </w:pPr>
+      <w:r>
+        <w:rPr>
+          <w:b/>
+        </w:rPr>
         <w:lastRenderedPageBreak/>
-        <w:t xml:space="preserve">First contentful paint target </w:t>
+        <w:t>Third-party services</w:t>
+      </w:r>
+      <w:r>
+        <w:t xml:space="preserve"> — Stripe, NextAuth providers, Sentry, Google Analytics 4 and New Relic are integrated as </w:t>
       </w:r>
       <w:r>
         <w:rPr>
           <w:b/>
         </w:rPr>
-        <w:t>under 3 seconds</w:t>
-      </w:r>
-      <w:r>
-        <w:t xml:space="preserve"> on 4G. Achieved with </w:t>
-      </w:r>
-      <w:r>
-        <w:rPr>
-          <w:rFonts w:ascii="Consolas" w:hAnsi="Consolas"/>
-        </w:rPr>
-        <w:t>next/image</w:t>
-      </w:r>
-      <w:r>
-        <w:t>, MUI package import optimization (</w:t>
-      </w:r>
-      <w:r>
-        <w:rPr>
-          <w:rFonts w:ascii="Consolas" w:hAnsi="Consolas"/>
-        </w:rPr>
-        <w:t>optimizePackageImports</w:t>
-      </w:r>
-      <w:r>
-        <w:t xml:space="preserve">), route-level </w:t>
-      </w:r>
-      <w:r>
-        <w:rPr>
-          <w:rFonts w:ascii="Consolas" w:hAnsi="Consolas"/>
-        </w:rPr>
-        <w:t>loading.tsx</w:t>
-      </w:r>
-      <w:r>
-        <w:t xml:space="preserve">, dynamic imports of the search UI and </w:t>
-      </w:r>
-      <w:r>
-        <w:rPr>
-          <w:rFonts w:ascii="Consolas" w:hAnsi="Consolas"/>
-        </w:rPr>
-        <w:t>compress: true</w:t>
-      </w:r>
-      <w:r>
-        <w:t xml:space="preserve"> in </w:t>
-      </w:r>
-      <w:r>
-        <w:rPr>
-          <w:rFonts w:ascii="Consolas" w:hAnsi="Consolas"/>
-        </w:rPr>
-        <w:t>next.config.ts</w:t>
-      </w:r>
-      <w:r>
-        <w:t>.</w:t>
-      </w:r>
-    </w:p>
-    <w:p>
-      <w:pPr>
-        <w:pStyle w:val="BulletList2"/>
-      </w:pPr>
-      <w:r>
-        <w:t xml:space="preserve">Search API responds with </w:t>
-      </w:r>
-      <w:r>
-        <w:rPr>
-          <w:rFonts w:ascii="Consolas" w:hAnsi="Consolas"/>
-        </w:rPr>
-        <w:t>Cache-Control: public, max-age=30, stale-while-revalidate=60</w:t>
-      </w:r>
-      <w:r>
-        <w:t>.</w:t>
+        <w:t>no-ops</w:t>
+      </w:r>
+      <w:r>
+        <w:t xml:space="preserve"> when their environment variables are not configured, allowing local development without credentials.</w:t>
       </w:r>
     </w:p>
     <w:p>
@@ -9128,270 +9424,10 @@
         <w:rPr>
           <w:b/>
         </w:rPr>
-        <w:t>Scalability</w:t>
-      </w:r>
-      <w:r>
-        <w:t xml:space="preserve"> — Stateless web tier (Vercel serverless or Kubernetes </w:t>
-      </w:r>
-      <w:r>
-        <w:rPr>
-          <w:rFonts w:ascii="Consolas" w:hAnsi="Consolas"/>
-        </w:rPr>
-        <w:t>Deployment</w:t>
-      </w:r>
-      <w:r>
-        <w:t xml:space="preserve"> with </w:t>
-      </w:r>
-      <w:r>
-        <w:rPr>
-          <w:rFonts w:ascii="Consolas" w:hAnsi="Consolas"/>
-        </w:rPr>
-        <w:t>replicas: 2</w:t>
-      </w:r>
-      <w:r>
-        <w:t>); horizontal scaling on traffic.</w:t>
-      </w:r>
-    </w:p>
-    <w:p>
-      <w:pPr>
-        <w:pStyle w:val="BulletList1"/>
-      </w:pPr>
-      <w:r>
-        <w:rPr>
-          <w:b/>
-        </w:rPr>
-        <w:t>Usability</w:t>
-      </w:r>
-      <w:r>
-        <w:t xml:space="preserve"> — Fully responsive Material UI 9 layouts; mobile cart cards, collapsible filters, drawer navigation; semantic markup.</w:t>
-      </w:r>
-    </w:p>
-    <w:p>
-      <w:pPr>
-        <w:pStyle w:val="BulletList1"/>
-      </w:pPr>
-      <w:r>
-        <w:rPr>
-          <w:b/>
-        </w:rPr>
-        <w:t>Security</w:t>
-      </w:r>
-    </w:p>
-    <w:p>
-      <w:pPr>
-        <w:pStyle w:val="BulletList2"/>
-      </w:pPr>
-      <w:r>
-        <w:t xml:space="preserve">Security headers: </w:t>
-      </w:r>
-      <w:r>
-        <w:rPr>
-          <w:rFonts w:ascii="Consolas" w:hAnsi="Consolas"/>
-        </w:rPr>
-        <w:t>X-Frame-Options</w:t>
-      </w:r>
-      <w:r>
-        <w:t xml:space="preserve">, </w:t>
-      </w:r>
-      <w:r>
-        <w:rPr>
-          <w:rFonts w:ascii="Consolas" w:hAnsi="Consolas"/>
-        </w:rPr>
-        <w:t>X-Content-Type-Options</w:t>
-      </w:r>
-      <w:r>
-        <w:t xml:space="preserve">, </w:t>
-      </w:r>
-      <w:r>
-        <w:rPr>
-          <w:rFonts w:ascii="Consolas" w:hAnsi="Consolas"/>
-        </w:rPr>
-        <w:t>Referrer-Policy</w:t>
-      </w:r>
-      <w:r>
-        <w:t xml:space="preserve">, </w:t>
-      </w:r>
-      <w:r>
-        <w:rPr>
-          <w:rFonts w:ascii="Consolas" w:hAnsi="Consolas"/>
-        </w:rPr>
-        <w:t>Permissions-Policy</w:t>
-      </w:r>
-      <w:r>
-        <w:t>.</w:t>
-      </w:r>
-    </w:p>
-    <w:p>
-      <w:pPr>
-        <w:pStyle w:val="BulletList2"/>
-      </w:pPr>
-      <w:r>
-        <w:t xml:space="preserve">All API inputs validated with </w:t>
-      </w:r>
-      <w:r>
-        <w:rPr>
-          <w:b/>
-        </w:rPr>
-        <w:t>Zod</w:t>
-      </w:r>
-      <w:r>
-        <w:t>.</w:t>
-      </w:r>
-    </w:p>
-    <w:p>
-      <w:pPr>
-        <w:pStyle w:val="BulletList2"/>
-      </w:pPr>
-      <w:r>
-        <w:t>Stripe webhook signature verification.</w:t>
-      </w:r>
-    </w:p>
-    <w:p>
-      <w:pPr>
-        <w:pStyle w:val="BulletList2"/>
-      </w:pPr>
-      <w:r>
-        <w:t xml:space="preserve">In-memory </w:t>
-      </w:r>
-      <w:r>
-        <w:rPr>
-          <w:b/>
-        </w:rPr>
-        <w:t>rate limiting</w:t>
-      </w:r>
-      <w:r>
-        <w:t xml:space="preserve"> (</w:t>
-      </w:r>
-      <w:r>
-        <w:rPr>
-          <w:rFonts w:ascii="Consolas" w:hAnsi="Consolas"/>
-        </w:rPr>
-        <w:t>src/lib/rate-limit.ts</w:t>
-      </w:r>
-      <w:r>
-        <w:t xml:space="preserve">) on </w:t>
-      </w:r>
-      <w:r>
-        <w:rPr>
-          <w:rFonts w:ascii="Consolas" w:hAnsi="Consolas"/>
-        </w:rPr>
-        <w:t>/api/checkout</w:t>
-      </w:r>
-      <w:r>
-        <w:t xml:space="preserve"> and </w:t>
-      </w:r>
-      <w:r>
-        <w:rPr>
-          <w:rFonts w:ascii="Consolas" w:hAnsi="Consolas"/>
-        </w:rPr>
-        <w:t>/api/products/search</w:t>
-      </w:r>
-      <w:r>
-        <w:t>.</w:t>
-      </w:r>
-    </w:p>
-    <w:p>
-      <w:pPr>
-        <w:pStyle w:val="BulletList2"/>
-      </w:pPr>
-      <w:r>
-        <w:t xml:space="preserve">Passwords hashed with </w:t>
-      </w:r>
-      <w:r>
-        <w:rPr>
-          <w:b/>
-        </w:rPr>
-        <w:t>bcryptjs</w:t>
-      </w:r>
-      <w:r>
-        <w:t xml:space="preserve">; demo password hash is provisioned through </w:t>
-      </w:r>
-      <w:r>
-        <w:rPr>
-          <w:rFonts w:ascii="Consolas" w:hAnsi="Consolas"/>
-        </w:rPr>
-        <w:t>AUTH_DEMO_PASSWORD_HASH</w:t>
-      </w:r>
-      <w:r>
-        <w:t>.</w:t>
-      </w:r>
-    </w:p>
-    <w:p>
-      <w:pPr>
-        <w:pStyle w:val="BulletList2"/>
-      </w:pPr>
-      <w:r>
-        <w:rPr>
-          <w:rFonts w:ascii="Consolas" w:hAnsi="Consolas"/>
-        </w:rPr>
-        <w:t>middleware.ts</w:t>
-      </w:r>
-      <w:r>
-        <w:t xml:space="preserve"> protects </w:t>
-      </w:r>
-      <w:r>
-        <w:rPr>
-          <w:rFonts w:ascii="Consolas" w:hAnsi="Consolas"/>
-        </w:rPr>
-        <w:t>/account</w:t>
-      </w:r>
-      <w:r>
-        <w:t xml:space="preserve"> routes with a redirect to </w:t>
-      </w:r>
-      <w:r>
-        <w:rPr>
-          <w:rFonts w:ascii="Consolas" w:hAnsi="Consolas"/>
-        </w:rPr>
-        <w:t>/login</w:t>
-      </w:r>
-      <w:r>
-        <w:t>.</w:t>
-      </w:r>
-    </w:p>
-    <w:p>
-      <w:pPr>
-        <w:pStyle w:val="BulletList1"/>
-      </w:pPr>
-      <w:r>
-        <w:rPr>
-          <w:b/>
-        </w:rPr>
-        <w:t>Reliability</w:t>
-      </w:r>
-      <w:r>
-        <w:t xml:space="preserve"> — Kubernetes readiness/liveness probes on </w:t>
-      </w:r>
-      <w:r>
-        <w:rPr>
-          <w:rFonts w:ascii="Consolas" w:hAnsi="Consolas"/>
-        </w:rPr>
-        <w:t>/</w:t>
-      </w:r>
-      <w:r>
-        <w:t>; Sentry captures unhandled exceptions client and server side.</w:t>
-      </w:r>
-    </w:p>
-    <w:p>
-      <w:pPr>
-        <w:pStyle w:val="BulletList1"/>
-      </w:pPr>
-      <w:r>
-        <w:rPr>
-          <w:b/>
-        </w:rPr>
-        <w:t>Maintainability</w:t>
-      </w:r>
-      <w:r>
-        <w:t xml:space="preserve"> — Strict TypeScript, ESLint (</w:t>
-      </w:r>
-      <w:r>
-        <w:rPr>
-          <w:rFonts w:ascii="Consolas" w:hAnsi="Consolas"/>
-        </w:rPr>
-        <w:t>eslint-config-next</w:t>
-      </w:r>
-      <w:r>
-        <w:t>), Vitest with 90 % line / function and 85 % branch coverage thresholds enforced in CI.</w:t>
+        <w:t>User base</w:t>
+      </w:r>
+      <w:r>
+        <w:t xml:space="preserve"> — both existing customers and new visitors, on desktop and mobile.</w:t>
       </w:r>
     </w:p>
     <w:p>
@@ -9399,72 +9435,13 @@
         <w:pStyle w:val="Heading2"/>
       </w:pPr>
       <w:r>
-        <w:t>Third-party services — Stripe, NextAuth providers, Elastic Cloud (optional), Resend (optional), Sentry, Google Analytics 4 and New Relic are integrated as no-ops or local fallbacks when their environment variables are not configured, allowing local development without credentials.</w:t>
-      </w:r>
-    </w:p>
-    <w:p>
-      <w:pPr>
-        <w:pStyle w:val="BulletList1"/>
-      </w:pPr>
-      <w:r>
-        <w:rPr>
-          <w:b/>
-        </w:rPr>
-        <w:t>Technology stack</w:t>
-      </w:r>
-      <w:r>
-        <w:t xml:space="preserve"> — Next.js 16 App Router with React 19 and TypeScript 5.</w:t>
-      </w:r>
-    </w:p>
-    <w:p>
-      <w:pPr>
-        <w:pStyle w:val="BulletList1"/>
-      </w:pPr>
-      <w:r>
-        <w:rPr>
-          <w:b/>
-        </w:rPr>
-        <w:t>Third-party services</w:t>
-      </w:r>
-      <w:r>
-        <w:t xml:space="preserve"> — Stripe, NextAuth providers, Sentry, Google Analytics 4 and New Relic are integrated as </w:t>
-      </w:r>
-      <w:r>
-        <w:rPr>
-          <w:b/>
-        </w:rPr>
-        <w:t>no-ops</w:t>
-      </w:r>
-      <w:r>
-        <w:t xml:space="preserve"> when their environment variables are not configured, allowing local development without credentials.</w:t>
-      </w:r>
-    </w:p>
-    <w:p>
-      <w:pPr>
-        <w:pStyle w:val="BulletList1"/>
-      </w:pPr>
-      <w:r>
-        <w:rPr>
-          <w:b/>
-        </w:rPr>
-        <w:t>User base</w:t>
-      </w:r>
-      <w:r>
-        <w:t xml:space="preserve"> — both existing customers and new visitors, on desktop and mobile.</w:t>
-      </w:r>
-    </w:p>
-    <w:p>
-      <w:pPr>
-        <w:pStyle w:val="Heading2"/>
-      </w:pPr>
-      <w:r>
         <w:t xml:space="preserve"> </w:t>
       </w:r>
-      <w:bookmarkStart w:id="11" w:name="_Toc230613797"/>
+      <w:bookmarkStart w:id="10" w:name="_Toc230613797"/>
       <w:r>
         <w:t>Constraints</w:t>
       </w:r>
-      <w:bookmarkEnd w:id="11"/>
+      <w:bookmarkEnd w:id="10"/>
     </w:p>
     <w:p>
       <w:pPr>
@@ -9551,22 +9528,474 @@
         <w:lastRenderedPageBreak/>
         <w:t xml:space="preserve"> </w:t>
       </w:r>
-      <w:bookmarkStart w:id="12" w:name="_Toc230613798"/>
+      <w:bookmarkStart w:id="11" w:name="_Toc230613798"/>
       <w:r>
         <w:t>Available Tools</w:t>
       </w:r>
+      <w:bookmarkEnd w:id="11"/>
+    </w:p>
+    <w:p>
+      <w:pPr>
+        <w:pStyle w:val="Heading2"/>
+      </w:pPr>
+      <w:r>
+        <w:t xml:space="preserve"> </w:t>
+      </w:r>
+      <w:bookmarkStart w:id="12" w:name="_Toc230613799"/>
+      <w:r>
+        <w:t>Development Tools</w:t>
+      </w:r>
       <w:bookmarkEnd w:id="12"/>
     </w:p>
     <w:p>
       <w:pPr>
+        <w:pStyle w:val="BulletList1"/>
+      </w:pPr>
+      <w:r>
+        <w:rPr>
+          <w:b/>
+        </w:rPr>
+        <w:t>Programming languages</w:t>
+      </w:r>
+    </w:p>
+    <w:p>
+      <w:pPr>
+        <w:pStyle w:val="BulletList2"/>
+      </w:pPr>
+      <w:r>
+        <w:rPr>
+          <w:b/>
+        </w:rPr>
+        <w:t>TypeScript 5</w:t>
+      </w:r>
+      <w:r>
+        <w:t xml:space="preserve"> — strict mode across the codebase.</w:t>
+      </w:r>
+    </w:p>
+    <w:p>
+      <w:pPr>
+        <w:pStyle w:val="BulletList2"/>
+      </w:pPr>
+      <w:r>
+        <w:rPr>
+          <w:b/>
+        </w:rPr>
+        <w:t>JavaScript (ES2022+)</w:t>
+      </w:r>
+      <w:r>
+        <w:t xml:space="preserve"> — for build / config files only.</w:t>
+      </w:r>
+    </w:p>
+    <w:p>
+      <w:pPr>
+        <w:pStyle w:val="BulletList1"/>
+      </w:pPr>
+      <w:r>
+        <w:rPr>
+          <w:b/>
+        </w:rPr>
+        <w:t>Frameworks and libraries</w:t>
+      </w:r>
+    </w:p>
+    <w:p>
+      <w:pPr>
+        <w:pStyle w:val="BulletList2"/>
+      </w:pPr>
+      <w:r>
+        <w:rPr>
+          <w:b/>
+        </w:rPr>
+        <w:t>Next.js 16.2.3</w:t>
+      </w:r>
+      <w:r>
+        <w:t xml:space="preserve"> — App Router, Server Components, Route Handlers, </w:t>
+      </w:r>
+      <w:r>
+        <w:rPr>
+          <w:rFonts w:ascii="Consolas" w:hAnsi="Consolas"/>
+        </w:rPr>
+        <w:t>middleware</w:t>
+      </w:r>
+      <w:r>
+        <w:t xml:space="preserve">, </w:t>
+      </w:r>
+      <w:r>
+        <w:rPr>
+          <w:rFonts w:ascii="Consolas" w:hAnsi="Consolas"/>
+        </w:rPr>
+        <w:t>metadata</w:t>
+      </w:r>
+      <w:r>
+        <w:t xml:space="preserve">, </w:t>
+      </w:r>
+      <w:r>
+        <w:rPr>
+          <w:rFonts w:ascii="Consolas" w:hAnsi="Consolas"/>
+        </w:rPr>
+        <w:t>sitemap.ts</w:t>
+      </w:r>
+      <w:r>
+        <w:t xml:space="preserve">, </w:t>
+      </w:r>
+      <w:r>
+        <w:rPr>
+          <w:rFonts w:ascii="Consolas" w:hAnsi="Consolas"/>
+        </w:rPr>
+        <w:t>robots.ts</w:t>
+      </w:r>
+      <w:r>
+        <w:t xml:space="preserve">, </w:t>
+      </w:r>
+      <w:r>
+        <w:rPr>
+          <w:rFonts w:ascii="Consolas" w:hAnsi="Consolas"/>
+        </w:rPr>
+        <w:t>manifest.ts</w:t>
+      </w:r>
+      <w:r>
+        <w:t xml:space="preserve">, </w:t>
+      </w:r>
+      <w:r>
+        <w:rPr>
+          <w:b/>
+        </w:rPr>
+        <w:t>standalone</w:t>
+      </w:r>
+      <w:r>
+        <w:t xml:space="preserve"> output.</w:t>
+      </w:r>
+    </w:p>
+    <w:p>
+      <w:pPr>
+        <w:pStyle w:val="BulletList2"/>
+      </w:pPr>
+      <w:r>
+        <w:rPr>
+          <w:b/>
+        </w:rPr>
+        <w:t>React 19</w:t>
+      </w:r>
+      <w:r>
+        <w:t xml:space="preserve"> — Server Components, </w:t>
+      </w:r>
+      <w:r>
+        <w:rPr>
+          <w:rFonts w:ascii="Consolas" w:hAnsi="Consolas"/>
+        </w:rPr>
+        <w:t>useTransition</w:t>
+      </w:r>
+      <w:r>
+        <w:t xml:space="preserve">, </w:t>
+      </w:r>
+      <w:r>
+        <w:rPr>
+          <w:rFonts w:ascii="Consolas" w:hAnsi="Consolas"/>
+        </w:rPr>
+        <w:t>useDeferredValue</w:t>
+      </w:r>
+      <w:r>
+        <w:t>.</w:t>
+      </w:r>
+    </w:p>
+    <w:p>
+      <w:pPr>
+        <w:pStyle w:val="BulletList2"/>
+      </w:pPr>
+      <w:r>
+        <w:rPr>
+          <w:b/>
+        </w:rPr>
+        <w:t>Material UI 9</w:t>
+      </w:r>
+      <w:r>
+        <w:t xml:space="preserve"> (</w:t>
+      </w:r>
+      <w:r>
+        <w:rPr>
+          <w:rFonts w:ascii="Consolas" w:hAnsi="Consolas"/>
+        </w:rPr>
+        <w:t>@mui/material</w:t>
+      </w:r>
+      <w:r>
+        <w:t xml:space="preserve">, </w:t>
+      </w:r>
+      <w:r>
+        <w:rPr>
+          <w:rFonts w:ascii="Consolas" w:hAnsi="Consolas"/>
+        </w:rPr>
+        <w:t>@mui/icons-material</w:t>
+      </w:r>
+      <w:r>
+        <w:t xml:space="preserve">, </w:t>
+      </w:r>
+      <w:r>
+        <w:rPr>
+          <w:rFonts w:ascii="Consolas" w:hAnsi="Consolas"/>
+        </w:rPr>
+        <w:t>@mui/material-nextjs</w:t>
+      </w:r>
+      <w:r>
+        <w:t xml:space="preserve">) with </w:t>
+      </w:r>
+      <w:r>
+        <w:rPr>
+          <w:b/>
+        </w:rPr>
+        <w:t>Emotion 11</w:t>
+      </w:r>
+      <w:r>
+        <w:t xml:space="preserve"> for SSR-safe styling.</w:t>
+      </w:r>
+    </w:p>
+    <w:p>
+      <w:pPr>
+        <w:pStyle w:val="BulletList2"/>
+      </w:pPr>
+      <w:r>
+        <w:rPr>
+          <w:b/>
+        </w:rPr>
+        <w:t>TanStack Query 5</w:t>
+      </w:r>
+      <w:r>
+        <w:t xml:space="preserve"> — client-side data fetching, mutations and caching.</w:t>
+      </w:r>
+    </w:p>
+    <w:p>
+      <w:pPr>
+        <w:pStyle w:val="BulletList2"/>
+      </w:pPr>
+      <w:r>
+        <w:rPr>
+          <w:b/>
+        </w:rPr>
+        <w:t>Zod 4</w:t>
+      </w:r>
+      <w:r>
+        <w:t xml:space="preserve"> — runtime schema validation for every API route.</w:t>
+      </w:r>
+    </w:p>
+    <w:p>
+      <w:pPr>
+        <w:pStyle w:val="BulletList2"/>
+      </w:pPr>
+      <w:r>
+        <w:rPr>
+          <w:b/>
+        </w:rPr>
+        <w:t>NextAuth 5 (beta)</w:t>
+      </w:r>
+      <w:r>
+        <w:t xml:space="preserve"> — authentication and sessions.</w:t>
+      </w:r>
+    </w:p>
+    <w:p>
+      <w:pPr>
+        <w:pStyle w:val="BulletList2"/>
+      </w:pPr>
+      <w:r>
+        <w:rPr>
+          <w:b/>
+          <w:bCs/>
+        </w:rPr>
+        <w:t>@elastic/elasticsearch 9</w:t>
+      </w:r>
+      <w:r>
+        <w:t xml:space="preserve"> — optional Elastic Cloud product search (client, index mapping, query builder in src/lib/elasticsearch/).</w:t>
+      </w:r>
+    </w:p>
+    <w:p>
+      <w:pPr>
+        <w:pStyle w:val="BulletList2"/>
+      </w:pPr>
+      <w:r>
+        <w:rPr>
+          <w:b/>
+          <w:bCs/>
+        </w:rPr>
+        <w:t>Resend</w:t>
+      </w:r>
+      <w:r>
+        <w:t xml:space="preserve"> — transactional email REST API (src/lib/email/send.ts) with branded templates; no-op console transport in dev.</w:t>
+      </w:r>
+    </w:p>
+    <w:p>
+      <w:pPr>
+        <w:pStyle w:val="BulletList2"/>
+      </w:pPr>
+      <w:r>
+        <w:rPr>
+          <w:b/>
+        </w:rPr>
+        <w:t>Stripe 22</w:t>
+      </w:r>
+      <w:r>
+        <w:t xml:space="preserve"> — server SDK for Checkout Sessions, Coupons and Webhooks.</w:t>
+      </w:r>
+    </w:p>
+    <w:p>
+      <w:pPr>
+        <w:pStyle w:val="BulletList2"/>
+      </w:pPr>
+      <w:r>
+        <w:rPr>
+          <w:b/>
+        </w:rPr>
+        <w:t>bcryptjs</w:t>
+      </w:r>
+      <w:r>
+        <w:t xml:space="preserve"> — password hashing for the Credentials provider.</w:t>
+      </w:r>
+    </w:p>
+    <w:p>
+      <w:pPr>
+        <w:pStyle w:val="BulletList1"/>
+      </w:pPr>
+      <w:r>
+        <w:rPr>
+          <w:b/>
+        </w:rPr>
+        <w:t>Development environment</w:t>
+      </w:r>
+    </w:p>
+    <w:p>
+      <w:pPr>
+        <w:pStyle w:val="BulletList2"/>
+      </w:pPr>
+      <w:r>
+        <w:rPr>
+          <w:b/>
+        </w:rPr>
+        <w:t>Visual Studio Code / Cursor</w:t>
+      </w:r>
+      <w:r>
+        <w:t xml:space="preserve"> with TypeScript, ESLint and Vitest extensions.</w:t>
+      </w:r>
+    </w:p>
+    <w:p>
+      <w:pPr>
+        <w:pStyle w:val="BulletList1"/>
+      </w:pPr>
+      <w:r>
+        <w:rPr>
+          <w:b/>
+        </w:rPr>
+        <w:t>Version control</w:t>
+      </w:r>
+    </w:p>
+    <w:p>
+      <w:pPr>
+        <w:pStyle w:val="BulletList2"/>
+      </w:pPr>
+      <w:r>
+        <w:rPr>
+          <w:b/>
+        </w:rPr>
+        <w:t>Git</w:t>
+      </w:r>
+      <w:r>
+        <w:t xml:space="preserve"> + </w:t>
+      </w:r>
+      <w:r>
+        <w:rPr>
+          <w:b/>
+        </w:rPr>
+        <w:t>GitHub</w:t>
+      </w:r>
+      <w:r>
+        <w:t xml:space="preserve"> (PR-based workflow, Vercel preview deployments).</w:t>
+      </w:r>
+    </w:p>
+    <w:p>
+      <w:pPr>
+        <w:pStyle w:val="BulletList1"/>
+      </w:pPr>
+      <w:r>
+        <w:rPr>
+          <w:b/>
+        </w:rPr>
+        <w:t>Build and tooling</w:t>
+      </w:r>
+    </w:p>
+    <w:p>
+      <w:pPr>
+        <w:pStyle w:val="BulletList2"/>
+      </w:pPr>
+      <w:r>
+        <w:rPr>
+          <w:b/>
+        </w:rPr>
+        <w:t>Webpack</w:t>
+      </w:r>
+      <w:r>
+        <w:t xml:space="preserve"> dev server (</w:t>
+      </w:r>
+      <w:r>
+        <w:rPr>
+          <w:rFonts w:ascii="Consolas" w:hAnsi="Consolas"/>
+        </w:rPr>
+        <w:t>next dev --webpack</w:t>
+      </w:r>
+      <w:r>
+        <w:t xml:space="preserve"> — required for NextAuth routes in Next.js 16).</w:t>
+      </w:r>
+    </w:p>
+    <w:p>
+      <w:pPr>
+        <w:pStyle w:val="BulletList2"/>
+      </w:pPr>
+      <w:r>
+        <w:rPr>
+          <w:b/>
+        </w:rPr>
+        <w:t>Babel / SWC</w:t>
+      </w:r>
+      <w:r>
+        <w:t xml:space="preserve"> — automatic via Next.js.</w:t>
+      </w:r>
+    </w:p>
+    <w:p>
+      <w:pPr>
+        <w:pStyle w:val="BulletList2"/>
+      </w:pPr>
+      <w:r>
+        <w:rPr>
+          <w:b/>
+        </w:rPr>
+        <w:t>Docker</w:t>
+      </w:r>
+      <w:r>
+        <w:t xml:space="preserve"> — multi-stage </w:t>
+      </w:r>
+      <w:r>
+        <w:rPr>
+          <w:rFonts w:ascii="Consolas" w:hAnsi="Consolas"/>
+        </w:rPr>
+        <w:t>Dockerfile</w:t>
+      </w:r>
+      <w:r>
+        <w:t xml:space="preserve"> producing a Node 22 Alpine image from </w:t>
+      </w:r>
+      <w:r>
+        <w:rPr>
+          <w:rFonts w:ascii="Consolas" w:hAnsi="Consolas"/>
+        </w:rPr>
+        <w:t>.next/standalone</w:t>
+      </w:r>
+      <w:r>
+        <w:t>.</w:t>
+      </w:r>
+    </w:p>
+    <w:p>
+      <w:pPr>
         <w:pStyle w:val="Heading2"/>
       </w:pPr>
       <w:r>
         <w:t xml:space="preserve"> </w:t>
       </w:r>
-      <w:bookmarkStart w:id="13" w:name="_Toc230613799"/>
-      <w:r>
-        <w:t>Development Tools</w:t>
+      <w:bookmarkStart w:id="13" w:name="_Toc230613800"/>
+      <w:r>
+        <w:t>Testing Tools</w:t>
       </w:r>
       <w:bookmarkEnd w:id="13"/>
     </w:p>
@@ -9578,35 +10007,43 @@
         <w:rPr>
           <w:b/>
         </w:rPr>
-        <w:t>Programming languages</w:t>
-      </w:r>
-    </w:p>
-    <w:p>
-      <w:pPr>
-        <w:pStyle w:val="BulletList2"/>
+        <w:t>Vitest 4</w:t>
+      </w:r>
+      <w:r>
+        <w:t xml:space="preserve"> — unit and component test runner (Jest-compatible API, native ESM, ~10× faster than Jest in this repo).</w:t>
+      </w:r>
+    </w:p>
+    <w:p>
+      <w:pPr>
+        <w:pStyle w:val="BulletList1"/>
       </w:pPr>
       <w:r>
         <w:rPr>
           <w:b/>
         </w:rPr>
-        <w:t>TypeScript 5</w:t>
-      </w:r>
-      <w:r>
-        <w:t xml:space="preserve"> — strict mode across the codebase.</w:t>
-      </w:r>
-    </w:p>
-    <w:p>
-      <w:pPr>
-        <w:pStyle w:val="BulletList2"/>
-      </w:pPr>
+        <w:lastRenderedPageBreak/>
+        <w:t>React Testing Library 16</w:t>
+      </w:r>
+      <w:r>
+        <w:t xml:space="preserve"> + </w:t>
+      </w:r>
       <w:r>
         <w:rPr>
           <w:b/>
         </w:rPr>
-        <w:t>JavaScript (ES2022+)</w:t>
-      </w:r>
-      <w:r>
-        <w:t xml:space="preserve"> — for build / config files only.</w:t>
+        <w:t>@testing-library/jest-dom</w:t>
+      </w:r>
+      <w:r>
+        <w:t xml:space="preserve"> + </w:t>
+      </w:r>
+      <w:r>
+        <w:rPr>
+          <w:b/>
+        </w:rPr>
+        <w:t>@testing-library/user-event</w:t>
+      </w:r>
+      <w:r>
+        <w:t xml:space="preserve"> — user-centric component tests.</w:t>
       </w:r>
     </w:p>
     <w:p>
@@ -9617,27 +10054,173 @@
         <w:rPr>
           <w:b/>
         </w:rPr>
-        <w:t>Frameworks and libraries</w:t>
-      </w:r>
-    </w:p>
-    <w:p>
-      <w:pPr>
-        <w:pStyle w:val="BulletList2"/>
+        <w:t>jsdom 29</w:t>
+      </w:r>
+      <w:r>
+        <w:t xml:space="preserve"> — browser environment for component tests.</w:t>
+      </w:r>
+    </w:p>
+    <w:p>
+      <w:pPr>
+        <w:pStyle w:val="BulletList1"/>
       </w:pPr>
       <w:r>
         <w:rPr>
           <w:b/>
         </w:rPr>
-        <w:t>Next.js 16.2.3</w:t>
-      </w:r>
-      <w:r>
-        <w:t xml:space="preserve"> — App Router, Server Components, Route Handlers, </w:t>
+        <w:t>@vitest/coverage-v8</w:t>
+      </w:r>
+      <w:r>
+        <w:t xml:space="preserve"> — V8 coverage with thresholds (</w:t>
       </w:r>
       <w:r>
         <w:rPr>
           <w:rFonts w:ascii="Consolas" w:hAnsi="Consolas"/>
         </w:rPr>
-        <w:t>middleware</w:t>
+        <w:t>lines: 90, functions: 90, branches: 85, statements: 90</w:t>
+      </w:r>
+      <w:r>
+        <w:t>).</w:t>
+      </w:r>
+    </w:p>
+    <w:p>
+      <w:pPr>
+        <w:pStyle w:val="Heading2"/>
+      </w:pPr>
+      <w:r>
+        <w:t xml:space="preserve"> </w:t>
+      </w:r>
+      <w:bookmarkStart w:id="14" w:name="_Toc230613801"/>
+      <w:r>
+        <w:t>Collaboration and Project Management</w:t>
+      </w:r>
+      <w:bookmarkEnd w:id="14"/>
+    </w:p>
+    <w:p>
+      <w:pPr>
+        <w:pStyle w:val="BulletList1"/>
+      </w:pPr>
+      <w:r>
+        <w:rPr>
+          <w:b/>
+        </w:rPr>
+        <w:t>JIRA</w:t>
+      </w:r>
+      <w:r>
+        <w:t xml:space="preserve"> — backlog, sprint planning, defect triage.</w:t>
+      </w:r>
+    </w:p>
+    <w:p>
+      <w:pPr>
+        <w:pStyle w:val="BulletList1"/>
+      </w:pPr>
+      <w:r>
+        <w:rPr>
+          <w:b/>
+        </w:rPr>
+        <w:t>Microsoft Teams</w:t>
+      </w:r>
+      <w:r>
+        <w:t xml:space="preserve"> — daily standups, design syncs.</w:t>
+      </w:r>
+    </w:p>
+    <w:p>
+      <w:pPr>
+        <w:pStyle w:val="BulletList1"/>
+      </w:pPr>
+      <w:r>
+        <w:rPr>
+          <w:b/>
+        </w:rPr>
+        <w:t>GitHub Pull Requests</w:t>
+      </w:r>
+      <w:r>
+        <w:t xml:space="preserve"> — code review, CI checks, release notes.</w:t>
+      </w:r>
+    </w:p>
+    <w:p>
+      <w:pPr>
+        <w:pStyle w:val="Heading2"/>
+      </w:pPr>
+      <w:bookmarkStart w:id="15" w:name="_Toc230613802"/>
+      <w:r>
+        <w:t>Deployment and Hosting</w:t>
+      </w:r>
+      <w:bookmarkEnd w:id="15"/>
+    </w:p>
+    <w:p>
+      <w:pPr>
+        <w:pStyle w:val="BulletList1"/>
+      </w:pPr>
+      <w:r>
+        <w:rPr>
+          <w:b/>
+        </w:rPr>
+        <w:t>Vercel</w:t>
+      </w:r>
+      <w:r>
+        <w:t xml:space="preserve"> — primary hosting target with </w:t>
+      </w:r>
+      <w:r>
+        <w:rPr>
+          <w:rFonts w:ascii="Consolas" w:hAnsi="Consolas"/>
+        </w:rPr>
+        <w:t>vercel.json</w:t>
+      </w:r>
+      <w:r>
+        <w:t>, preview deployments per PR.</w:t>
+      </w:r>
+    </w:p>
+    <w:p>
+      <w:pPr>
+        <w:pStyle w:val="BulletList1"/>
+      </w:pPr>
+      <w:r>
+        <w:rPr>
+          <w:b/>
+        </w:rPr>
+        <w:t>Docker</w:t>
+      </w:r>
+      <w:r>
+        <w:t xml:space="preserve"> — </w:t>
+      </w:r>
+      <w:r>
+        <w:rPr>
+          <w:rFonts w:ascii="Consolas" w:hAnsi="Consolas"/>
+        </w:rPr>
+        <w:t>node:22-alpine</w:t>
+      </w:r>
+      <w:r>
+        <w:t xml:space="preserve"> standalone runtime image.</w:t>
+      </w:r>
+    </w:p>
+    <w:p>
+      <w:pPr>
+        <w:pStyle w:val="BulletList1"/>
+      </w:pPr>
+      <w:r>
+        <w:rPr>
+          <w:b/>
+        </w:rPr>
+        <w:t>Kubernetes</w:t>
+      </w:r>
+      <w:r>
+        <w:t xml:space="preserve"> — </w:t>
+      </w:r>
+      <w:r>
+        <w:rPr>
+          <w:rFonts w:ascii="Consolas" w:hAnsi="Consolas"/>
+        </w:rPr>
+        <w:t>k8s/</w:t>
+      </w:r>
+      <w:r>
+        <w:t xml:space="preserve"> manifests (</w:t>
+      </w:r>
+      <w:r>
+        <w:rPr>
+          <w:rFonts w:ascii="Consolas" w:hAnsi="Consolas"/>
+        </w:rPr>
+        <w:t>Deployment</w:t>
       </w:r>
       <w:r>
         <w:t xml:space="preserve">, </w:t>
@@ -9646,7 +10229,7 @@
         <w:rPr>
           <w:rFonts w:ascii="Consolas" w:hAnsi="Consolas"/>
         </w:rPr>
-        <w:t>metadata</w:t>
+        <w:t>Service</w:t>
       </w:r>
       <w:r>
         <w:t xml:space="preserve">, </w:t>
@@ -9655,7 +10238,7 @@
         <w:rPr>
           <w:rFonts w:ascii="Consolas" w:hAnsi="Consolas"/>
         </w:rPr>
-        <w:t>sitemap.ts</w:t>
+        <w:t>ConfigMap</w:t>
       </w:r>
       <w:r>
         <w:t xml:space="preserve">, </w:t>
@@ -9664,7 +10247,243 @@
         <w:rPr>
           <w:rFonts w:ascii="Consolas" w:hAnsi="Consolas"/>
         </w:rPr>
-        <w:t>robots.ts</w:t>
+        <w:t>Secret</w:t>
+      </w:r>
+      <w:r>
+        <w:t>) for portable hosting.</w:t>
+      </w:r>
+    </w:p>
+    <w:p>
+      <w:pPr>
+        <w:pStyle w:val="BulletList1"/>
+      </w:pPr>
+      <w:r>
+        <w:rPr>
+          <w:b/>
+          <w:bCs/>
+        </w:rPr>
+        <w:t>Elastic Cloud index (optional)</w:t>
+      </w:r>
+      <w:r>
+        <w:t xml:space="preserve"> — ycompany-products index seeded via npm run search:index from src/data/products.ts; searchProducts() facade in src/lib/search.ts falls back to in-memory searchCatalog() when ES is unavailable.</w:t>
+      </w:r>
+    </w:p>
+    <w:p>
+      <w:pPr>
+        <w:pStyle w:val="BulletList1"/>
+      </w:pPr>
+      <w:r>
+        <w:rPr>
+          <w:b/>
+        </w:rPr>
+        <w:t>GitHub Actions</w:t>
+      </w:r>
+      <w:r>
+        <w:t xml:space="preserve"> — recommended pipeline for </w:t>
+      </w:r>
+      <w:r>
+        <w:rPr>
+          <w:rFonts w:ascii="Consolas" w:hAnsi="Consolas"/>
+        </w:rPr>
+        <w:t>lint → test:ci → build → deploy</w:t>
+      </w:r>
+      <w:r>
+        <w:t xml:space="preserve"> (Vercel CLI or </w:t>
+      </w:r>
+      <w:r>
+        <w:rPr>
+          <w:rFonts w:ascii="Consolas" w:hAnsi="Consolas"/>
+        </w:rPr>
+        <w:t>kubectl apply</w:t>
+      </w:r>
+      <w:r>
+        <w:t>).</w:t>
+      </w:r>
+    </w:p>
+    <w:p>
+      <w:pPr>
+        <w:pStyle w:val="Heading2"/>
+      </w:pPr>
+      <w:bookmarkStart w:id="16" w:name="_Toc230613803"/>
+      <w:r>
+        <w:t>Database and Storage</w:t>
+      </w:r>
+      <w:bookmarkEnd w:id="16"/>
+    </w:p>
+    <w:p>
+      <w:pPr>
+        <w:pStyle w:val="BulletList1"/>
+      </w:pPr>
+      <w:r>
+        <w:rPr>
+          <w:b/>
+        </w:rPr>
+        <w:t>JSON store</w:t>
+      </w:r>
+      <w:r>
+        <w:t xml:space="preserve"> (current) — </w:t>
+      </w:r>
+      <w:r>
+        <w:rPr>
+          <w:rFonts w:ascii="Consolas" w:hAnsi="Consolas"/>
+        </w:rPr>
+        <w:t>data/orders.json</w:t>
+      </w:r>
+      <w:r>
+        <w:t xml:space="preserve"> plus seed module (</w:t>
+      </w:r>
+      <w:r>
+        <w:rPr>
+          <w:rFonts w:ascii="Consolas" w:hAnsi="Consolas"/>
+        </w:rPr>
+        <w:t>src/lib/orders/seed.ts</w:t>
+      </w:r>
+      <w:r>
+        <w:t xml:space="preserve">) for the demo experience; cached in </w:t>
+      </w:r>
+      <w:r>
+        <w:rPr>
+          <w:rFonts w:ascii="Consolas" w:hAnsi="Consolas"/>
+        </w:rPr>
+        <w:t>globalThis.__ycompanyOrders</w:t>
+      </w:r>
+      <w:r>
+        <w:t xml:space="preserve"> between requests.</w:t>
+      </w:r>
+    </w:p>
+    <w:p>
+      <w:pPr>
+        <w:pStyle w:val="BulletList1"/>
+      </w:pPr>
+      <w:r>
+        <w:rPr>
+          <w:b/>
+        </w:rPr>
+        <w:t>PostgreSQL</w:t>
+      </w:r>
+      <w:r>
+        <w:t xml:space="preserve"> (recommended) — relational store for products, users and orders; introduced via Prisma or Drizzle in the next phase.</w:t>
+      </w:r>
+    </w:p>
+    <w:p>
+      <w:pPr>
+        <w:pStyle w:val="BulletList1"/>
+      </w:pPr>
+      <w:r>
+        <w:rPr>
+          <w:b/>
+        </w:rPr>
+        <w:t>Object storage / CDN</w:t>
+      </w:r>
+      <w:r>
+        <w:t xml:space="preserve"> — currently </w:t>
+      </w:r>
+      <w:r>
+        <w:rPr>
+          <w:rFonts w:ascii="Consolas" w:hAnsi="Consolas"/>
+        </w:rPr>
+        <w:t>images.unsplash.com</w:t>
+      </w:r>
+      <w:r>
+        <w:t>; production should move to an asset CDN such as Cloudflare R2 or Vercel Blob.</w:t>
+      </w:r>
+    </w:p>
+    <w:p>
+      <w:pPr>
+        <w:pStyle w:val="Heading2"/>
+      </w:pPr>
+      <w:bookmarkStart w:id="17" w:name="_Toc230613804"/>
+      <w:r>
+        <w:t>Monitoring and Analytics</w:t>
+      </w:r>
+      <w:bookmarkEnd w:id="17"/>
+    </w:p>
+    <w:p>
+      <w:pPr>
+        <w:pStyle w:val="BulletList1"/>
+      </w:pPr>
+      <w:r>
+        <w:rPr>
+          <w:b/>
+        </w:rPr>
+        <w:t>Sentry</w:t>
+      </w:r>
+      <w:r>
+        <w:t xml:space="preserve"> (</w:t>
+      </w:r>
+      <w:r>
+        <w:rPr>
+          <w:rFonts w:ascii="Consolas" w:hAnsi="Consolas"/>
+        </w:rPr>
+        <w:t>@sentry/nextjs</w:t>
+      </w:r>
+      <w:r>
+        <w:t xml:space="preserve"> 10) — errors, performance traces and session replay; initialized in </w:t>
+      </w:r>
+      <w:r>
+        <w:rPr>
+          <w:rFonts w:ascii="Consolas" w:hAnsi="Consolas"/>
+        </w:rPr>
+        <w:t>src/lib/observability/sentry-client.ts</w:t>
+      </w:r>
+      <w:r>
+        <w:t xml:space="preserve"> and wrapped via </w:t>
+      </w:r>
+      <w:r>
+        <w:rPr>
+          <w:rFonts w:ascii="Consolas" w:hAnsi="Consolas"/>
+        </w:rPr>
+        <w:t>withSentryConfig</w:t>
+      </w:r>
+      <w:r>
+        <w:t>.</w:t>
+      </w:r>
+    </w:p>
+    <w:p>
+      <w:pPr>
+        <w:pStyle w:val="BulletList1"/>
+      </w:pPr>
+      <w:r>
+        <w:rPr>
+          <w:b/>
+        </w:rPr>
+        <w:t>Google Analytics 4</w:t>
+      </w:r>
+      <w:r>
+        <w:t xml:space="preserve"> — </w:t>
+      </w:r>
+      <w:r>
+        <w:rPr>
+          <w:rFonts w:ascii="Consolas" w:hAnsi="Consolas"/>
+        </w:rPr>
+        <w:t>&lt;GoogleAnalyticsProvider /&gt;</w:t>
+      </w:r>
+      <w:r>
+        <w:t xml:space="preserve"> injects </w:t>
+      </w:r>
+      <w:r>
+        <w:rPr>
+          <w:rFonts w:ascii="Consolas" w:hAnsi="Consolas"/>
+        </w:rPr>
+        <w:t>gtag.js</w:t>
+      </w:r>
+      <w:r>
+        <w:t xml:space="preserve"> only when </w:t>
+      </w:r>
+      <w:r>
+        <w:rPr>
+          <w:rFonts w:ascii="Consolas" w:hAnsi="Consolas"/>
+        </w:rPr>
+        <w:t>NEXT_PUBLIC_GA_MEASUREMENT_ID</w:t>
+      </w:r>
+      <w:r>
+        <w:t xml:space="preserve"> is set. Custom events: </w:t>
+      </w:r>
+      <w:r>
+        <w:rPr>
+          <w:rFonts w:ascii="Consolas" w:hAnsi="Consolas"/>
+        </w:rPr>
+        <w:t>add_to_cart</w:t>
       </w:r>
       <w:r>
         <w:t xml:space="preserve">, </w:t>
@@ -9673,940 +10492,119 @@
         <w:rPr>
           <w:rFonts w:ascii="Consolas" w:hAnsi="Consolas"/>
         </w:rPr>
-        <w:t>manifest.ts</w:t>
+        <w:t>remove_from_cart</w:t>
       </w:r>
       <w:r>
         <w:t xml:space="preserve">, </w:t>
       </w:r>
       <w:r>
         <w:rPr>
+          <w:rFonts w:ascii="Consolas" w:hAnsi="Consolas"/>
+        </w:rPr>
+        <w:t>begin_checkout</w:t>
+      </w:r>
+      <w:r>
+        <w:t xml:space="preserve">, </w:t>
+      </w:r>
+      <w:r>
+        <w:rPr>
+          <w:rFonts w:ascii="Consolas" w:hAnsi="Consolas"/>
+        </w:rPr>
+        <w:t>purchase</w:t>
+      </w:r>
+      <w:r>
+        <w:t xml:space="preserve">, </w:t>
+      </w:r>
+      <w:r>
+        <w:rPr>
+          <w:rFonts w:ascii="Consolas" w:hAnsi="Consolas"/>
+        </w:rPr>
+        <w:t>search</w:t>
+      </w:r>
+      <w:r>
+        <w:t xml:space="preserve">, </w:t>
+      </w:r>
+      <w:r>
+        <w:rPr>
+          <w:rFonts w:ascii="Consolas" w:hAnsi="Consolas"/>
+        </w:rPr>
+        <w:t>login</w:t>
+      </w:r>
+      <w:r>
+        <w:t xml:space="preserve">, </w:t>
+      </w:r>
+      <w:r>
+        <w:rPr>
+          <w:rFonts w:ascii="Consolas" w:hAnsi="Consolas"/>
+        </w:rPr>
+        <w:t>view_item</w:t>
+      </w:r>
+      <w:r>
+        <w:t xml:space="preserve">, </w:t>
+      </w:r>
+      <w:r>
+        <w:rPr>
+          <w:rFonts w:ascii="Consolas" w:hAnsi="Consolas"/>
+        </w:rPr>
+        <w:t>apply_coupon</w:t>
+      </w:r>
+      <w:r>
+        <w:t xml:space="preserve">, </w:t>
+      </w:r>
+      <w:r>
+        <w:rPr>
+          <w:rFonts w:ascii="Consolas" w:hAnsi="Consolas"/>
+        </w:rPr>
+        <w:t>cancel_order</w:t>
+      </w:r>
+      <w:r>
+        <w:t>.</w:t>
+      </w:r>
+    </w:p>
+    <w:p>
+      <w:pPr>
+        <w:pStyle w:val="BulletList1"/>
+      </w:pPr>
+      <w:r>
+        <w:rPr>
           <w:b/>
         </w:rPr>
-        <w:t>standalone</w:t>
-      </w:r>
-      <w:r>
-        <w:t xml:space="preserve"> output.</w:t>
-      </w:r>
-    </w:p>
-    <w:p>
-      <w:pPr>
-        <w:pStyle w:val="BulletList2"/>
-      </w:pPr>
-      <w:r>
-        <w:rPr>
-          <w:b/>
-        </w:rPr>
-        <w:t>React 19</w:t>
-      </w:r>
-      <w:r>
-        <w:t xml:space="preserve"> — Server Components, </w:t>
+        <w:t>New Relic</w:t>
+      </w:r>
+      <w:r>
+        <w:t xml:space="preserve"> (</w:t>
       </w:r>
       <w:r>
         <w:rPr>
           <w:rFonts w:ascii="Consolas" w:hAnsi="Consolas"/>
         </w:rPr>
-        <w:t>useTransition</w:t>
-      </w:r>
-      <w:r>
-        <w:t xml:space="preserve">, </w:t>
+        <w:t>newrelic</w:t>
+      </w:r>
+      <w:r>
+        <w:t xml:space="preserve"> 14) — APM agent preloaded via </w:t>
       </w:r>
       <w:r>
         <w:rPr>
           <w:rFonts w:ascii="Consolas" w:hAnsi="Consolas"/>
         </w:rPr>
-        <w:t>useDeferredValue</w:t>
-      </w:r>
-      <w:r>
-        <w:t>.</w:t>
-      </w:r>
-    </w:p>
-    <w:p>
-      <w:pPr>
-        <w:pStyle w:val="BulletList2"/>
-      </w:pPr>
-      <w:r>
-        <w:rPr>
-          <w:b/>
-        </w:rPr>
-        <w:t>Material UI 9</w:t>
-      </w:r>
-      <w:r>
-        <w:t xml:space="preserve"> (</w:t>
+        <w:t>NODE_OPTIONS='-r newrelic'</w:t>
+      </w:r>
+      <w:r>
+        <w:t xml:space="preserve"> (npm script </w:t>
       </w:r>
       <w:r>
         <w:rPr>
           <w:rFonts w:ascii="Consolas" w:hAnsi="Consolas"/>
         </w:rPr>
-        <w:t>@mui/material</w:t>
-      </w:r>
-      <w:r>
-        <w:t xml:space="preserve">, </w:t>
+        <w:t>start:monitored</w:t>
+      </w:r>
+      <w:r>
+        <w:t xml:space="preserve">) or when </w:t>
       </w:r>
       <w:r>
         <w:rPr>
           <w:rFonts w:ascii="Consolas" w:hAnsi="Consolas"/>
         </w:rPr>
-        <w:t>@mui/icons-material</w:t>
-      </w:r>
-      <w:r>
-        <w:t xml:space="preserve">, </w:t>
-      </w:r>
-      <w:r>
-        <w:rPr>
-          <w:rFonts w:ascii="Consolas" w:hAnsi="Consolas"/>
-        </w:rPr>
-        <w:t>@mui/material-nextjs</w:t>
-      </w:r>
-      <w:r>
-        <w:t xml:space="preserve">) with </w:t>
-      </w:r>
-      <w:r>
-        <w:rPr>
-          <w:b/>
-        </w:rPr>
-        <w:t>Emotion 11</w:t>
-      </w:r>
-      <w:r>
-        <w:t xml:space="preserve"> for SSR-safe styling.</w:t>
-      </w:r>
-    </w:p>
-    <w:p>
-      <w:pPr>
-        <w:pStyle w:val="BulletList2"/>
-      </w:pPr>
-      <w:r>
-        <w:rPr>
-          <w:b/>
-        </w:rPr>
-        <w:t>TanStack Query 5</w:t>
-      </w:r>
-      <w:r>
-        <w:t xml:space="preserve"> — client-side data fetching, mutations and caching.</w:t>
-      </w:r>
-    </w:p>
-    <w:p>
-      <w:pPr>
-        <w:pStyle w:val="BulletList2"/>
-      </w:pPr>
-      <w:r>
-        <w:rPr>
-          <w:b/>
-        </w:rPr>
-        <w:t>Zod 4</w:t>
-      </w:r>
-      <w:r>
-        <w:t xml:space="preserve"> — runtime schema validation for every API route.</w:t>
-      </w:r>
-    </w:p>
-    <w:p>
-      <w:pPr>
-        <w:pStyle w:val="BulletList2"/>
-      </w:pPr>
-      <w:r>
-        <w:rPr>
-          <w:b/>
-        </w:rPr>
-        <w:t>NextAuth 5 (beta)</w:t>
-      </w:r>
-      <w:r>
-        <w:t xml:space="preserve"> — authentication and sessions.</w:t>
-      </w:r>
-    </w:p>
-    <w:p>
-      <w:pPr>
-        <w:pStyle w:val="BulletList2"/>
-      </w:pPr>
-      <w:r>
-        <w:t>@elastic/elasticsearch 9 — optional Elastic Cloud product search (client, index mapping, query builder in src/lib/elasticsearch/).</w:t>
-      </w:r>
-    </w:p>
-    <w:p>
-      <w:pPr>
-        <w:pStyle w:val="BulletList2"/>
-      </w:pPr>
-      <w:r>
-        <w:t>Resend — transactional email REST API (src/lib/email/send.ts) with branded templates; no-op console transport in dev.</w:t>
-      </w:r>
-    </w:p>
-    <w:p>
-      <w:pPr>
-        <w:pStyle w:val="BulletList2"/>
-      </w:pPr>
-      <w:r>
-        <w:rPr>
-          <w:b/>
-        </w:rPr>
-        <w:t>Stripe 22</w:t>
-      </w:r>
-      <w:r>
-        <w:t xml:space="preserve"> — server SDK for Checkout Sessions, Coupons and Webhooks.</w:t>
-      </w:r>
-    </w:p>
-    <w:p>
-      <w:pPr>
-        <w:pStyle w:val="BulletList2"/>
-      </w:pPr>
-      <w:r>
-        <w:rPr>
-          <w:b/>
-        </w:rPr>
-        <w:t>bcryptjs</w:t>
-      </w:r>
-      <w:r>
-        <w:t xml:space="preserve"> — password hashing for the Credentials provider.</w:t>
-      </w:r>
-    </w:p>
-    <w:p>
-      <w:pPr>
-        <w:pStyle w:val="BulletList1"/>
-      </w:pPr>
-      <w:r>
-        <w:rPr>
-          <w:b/>
-        </w:rPr>
-        <w:t>Development environment</w:t>
-      </w:r>
-    </w:p>
-    <w:p>
-      <w:pPr>
-        <w:pStyle w:val="BulletList2"/>
-      </w:pPr>
-      <w:r>
-        <w:rPr>
-          <w:b/>
-        </w:rPr>
-        <w:t>Visual Studio Code / Cursor</w:t>
-      </w:r>
-      <w:r>
-        <w:t xml:space="preserve"> with TypeScript, ESLint and Vitest extensions.</w:t>
-      </w:r>
-    </w:p>
-    <w:p>
-      <w:pPr>
-        <w:pStyle w:val="BulletList1"/>
-      </w:pPr>
-      <w:r>
-        <w:rPr>
-          <w:b/>
-        </w:rPr>
-        <w:t>Version control</w:t>
-      </w:r>
-    </w:p>
-    <w:p>
-      <w:pPr>
-        <w:pStyle w:val="BulletList2"/>
-      </w:pPr>
-      <w:r>
-        <w:rPr>
-          <w:b/>
-        </w:rPr>
-        <w:t>Git</w:t>
-      </w:r>
-      <w:r>
-        <w:t xml:space="preserve"> + </w:t>
-      </w:r>
-      <w:r>
-        <w:rPr>
-          <w:b/>
-        </w:rPr>
-        <w:t>GitHub</w:t>
-      </w:r>
-      <w:r>
-        <w:t xml:space="preserve"> (PR-based workflow, Vercel preview deployments).</w:t>
-      </w:r>
-    </w:p>
-    <w:p>
-      <w:pPr>
-        <w:pStyle w:val="BulletList1"/>
-      </w:pPr>
-      <w:r>
-        <w:rPr>
-          <w:b/>
-        </w:rPr>
-        <w:t>Build and tooling</w:t>
-      </w:r>
-    </w:p>
-    <w:p>
-      <w:pPr>
-        <w:pStyle w:val="BulletList2"/>
-      </w:pPr>
-      <w:r>
-        <w:rPr>
-          <w:b/>
-        </w:rPr>
-        <w:t>Webpack</w:t>
-      </w:r>
-      <w:r>
-        <w:t xml:space="preserve"> dev server (</w:t>
-      </w:r>
-      <w:r>
-        <w:rPr>
-          <w:rFonts w:ascii="Consolas" w:hAnsi="Consolas"/>
-        </w:rPr>
-        <w:t>next dev --webpack</w:t>
-      </w:r>
-      <w:r>
-        <w:t xml:space="preserve"> — required for NextAuth routes in Next.js 16).</w:t>
-      </w:r>
-    </w:p>
-    <w:p>
-      <w:pPr>
-        <w:pStyle w:val="BulletList2"/>
-      </w:pPr>
-      <w:r>
-        <w:rPr>
-          <w:b/>
-        </w:rPr>
-        <w:t>Babel / SWC</w:t>
-      </w:r>
-      <w:r>
-        <w:t xml:space="preserve"> — automatic via Next.js.</w:t>
-      </w:r>
-    </w:p>
-    <w:p>
-      <w:pPr>
-        <w:pStyle w:val="BulletList2"/>
-      </w:pPr>
-      <w:r>
-        <w:rPr>
-          <w:b/>
-        </w:rPr>
-        <w:t>Docker</w:t>
-      </w:r>
-      <w:r>
-        <w:t xml:space="preserve"> — multi-stage </w:t>
-      </w:r>
-      <w:r>
-        <w:rPr>
-          <w:rFonts w:ascii="Consolas" w:hAnsi="Consolas"/>
-        </w:rPr>
-        <w:t>Dockerfile</w:t>
-      </w:r>
-      <w:r>
-        <w:t xml:space="preserve"> producing a Node 22 Alpine image from </w:t>
-      </w:r>
-      <w:r>
-        <w:rPr>
-          <w:rFonts w:ascii="Consolas" w:hAnsi="Consolas"/>
-        </w:rPr>
-        <w:t>.next/standalone</w:t>
-      </w:r>
-      <w:r>
-        <w:t>.</w:t>
-      </w:r>
-    </w:p>
-    <w:p>
-      <w:pPr>
-        <w:pStyle w:val="Heading2"/>
-      </w:pPr>
-      <w:r>
-        <w:t xml:space="preserve"> </w:t>
-      </w:r>
-      <w:bookmarkStart w:id="14" w:name="_Toc230613800"/>
-      <w:r>
-        <w:t>Testing Tools</w:t>
-      </w:r>
-      <w:bookmarkEnd w:id="14"/>
-    </w:p>
-    <w:p>
-      <w:pPr>
-        <w:pStyle w:val="BulletList1"/>
-      </w:pPr>
-      <w:r>
-        <w:rPr>
-          <w:b/>
-        </w:rPr>
-        <w:t>Vitest 4</w:t>
-      </w:r>
-      <w:r>
-        <w:t xml:space="preserve"> — unit and component test runner (Jest-compatible API, native ESM, ~10× faster than Jest in this repo).</w:t>
-      </w:r>
-    </w:p>
-    <w:p>
-      <w:pPr>
-        <w:pStyle w:val="BulletList1"/>
-      </w:pPr>
-      <w:r>
-        <w:rPr>
-          <w:b/>
-        </w:rPr>
-        <w:t>React Testing Library 16</w:t>
-      </w:r>
-      <w:r>
-        <w:t xml:space="preserve"> + </w:t>
-      </w:r>
-      <w:r>
-        <w:rPr>
-          <w:b/>
-        </w:rPr>
-        <w:t>@testing-library/jest-dom</w:t>
-      </w:r>
-      <w:r>
-        <w:t xml:space="preserve"> + </w:t>
-      </w:r>
-      <w:r>
-        <w:rPr>
-          <w:b/>
-        </w:rPr>
-        <w:t>@testing-library/user-event</w:t>
-      </w:r>
-      <w:r>
-        <w:t xml:space="preserve"> — user-centric component tests.</w:t>
-      </w:r>
-    </w:p>
-    <w:p>
-      <w:pPr>
-        <w:pStyle w:val="BulletList1"/>
-      </w:pPr>
-      <w:r>
-        <w:rPr>
-          <w:b/>
-        </w:rPr>
-        <w:t>jsdom 29</w:t>
-      </w:r>
-      <w:r>
-        <w:t xml:space="preserve"> — browser environment for component tests.</w:t>
-      </w:r>
-    </w:p>
-    <w:p>
-      <w:pPr>
-        <w:pStyle w:val="BulletList1"/>
-      </w:pPr>
-      <w:r>
-        <w:rPr>
-          <w:b/>
-        </w:rPr>
-        <w:lastRenderedPageBreak/>
-        <w:t>@vitest/coverage-v8</w:t>
-      </w:r>
-      <w:r>
-        <w:t xml:space="preserve"> — V8 coverage with thresholds (</w:t>
-      </w:r>
-      <w:r>
-        <w:rPr>
-          <w:rFonts w:ascii="Consolas" w:hAnsi="Consolas"/>
-        </w:rPr>
-        <w:t>lines: 90, functions: 90, branches: 85, statements: 90</w:t>
-      </w:r>
-      <w:r>
-        <w:t>).</w:t>
-      </w:r>
-    </w:p>
-    <w:p>
-      <w:pPr>
-        <w:pStyle w:val="Heading2"/>
-      </w:pPr>
-      <w:r>
-        <w:t xml:space="preserve"> </w:t>
-      </w:r>
-      <w:bookmarkStart w:id="15" w:name="_Toc230613801"/>
-      <w:r>
-        <w:t>Collaboration and Project Management</w:t>
-      </w:r>
-      <w:bookmarkEnd w:id="15"/>
-    </w:p>
-    <w:p>
-      <w:pPr>
-        <w:pStyle w:val="BulletList1"/>
-      </w:pPr>
-      <w:r>
-        <w:rPr>
-          <w:b/>
-        </w:rPr>
-        <w:t>JIRA</w:t>
-      </w:r>
-      <w:r>
-        <w:t xml:space="preserve"> — backlog, sprint planning, defect triage.</w:t>
-      </w:r>
-    </w:p>
-    <w:p>
-      <w:pPr>
-        <w:pStyle w:val="BulletList1"/>
-      </w:pPr>
-      <w:r>
-        <w:rPr>
-          <w:b/>
-        </w:rPr>
-        <w:t>Microsoft Teams</w:t>
-      </w:r>
-      <w:r>
-        <w:t xml:space="preserve"> — daily standups, design syncs.</w:t>
-      </w:r>
-    </w:p>
-    <w:p>
-      <w:pPr>
-        <w:pStyle w:val="BulletList1"/>
-      </w:pPr>
-      <w:r>
-        <w:rPr>
-          <w:b/>
-        </w:rPr>
-        <w:t>GitHub Pull Requests</w:t>
-      </w:r>
-      <w:r>
-        <w:t xml:space="preserve"> — code review, CI checks, release notes.</w:t>
-      </w:r>
-    </w:p>
-    <w:p>
-      <w:pPr>
-        <w:pStyle w:val="Heading2"/>
-      </w:pPr>
-      <w:bookmarkStart w:id="16" w:name="_Toc230613802"/>
-      <w:r>
-        <w:t>Deployment and Hosting</w:t>
-      </w:r>
-      <w:bookmarkEnd w:id="16"/>
-    </w:p>
-    <w:p>
-      <w:pPr>
-        <w:pStyle w:val="BulletList1"/>
-      </w:pPr>
-      <w:r>
-        <w:rPr>
-          <w:b/>
-        </w:rPr>
-        <w:t>Vercel</w:t>
-      </w:r>
-      <w:r>
-        <w:t xml:space="preserve"> — primary hosting target with </w:t>
-      </w:r>
-      <w:r>
-        <w:rPr>
-          <w:rFonts w:ascii="Consolas" w:hAnsi="Consolas"/>
-        </w:rPr>
-        <w:t>vercel.json</w:t>
-      </w:r>
-      <w:r>
-        <w:t>, preview deployments per PR.</w:t>
-      </w:r>
-    </w:p>
-    <w:p>
-      <w:pPr>
-        <w:pStyle w:val="BulletList1"/>
-      </w:pPr>
-      <w:r>
-        <w:rPr>
-          <w:b/>
-        </w:rPr>
-        <w:t>Docker</w:t>
-      </w:r>
-      <w:r>
-        <w:t xml:space="preserve"> — </w:t>
-      </w:r>
-      <w:r>
-        <w:rPr>
-          <w:rFonts w:ascii="Consolas" w:hAnsi="Consolas"/>
-        </w:rPr>
-        <w:t>node:22-alpine</w:t>
-      </w:r>
-      <w:r>
-        <w:t xml:space="preserve"> standalone runtime image.</w:t>
-      </w:r>
-    </w:p>
-    <w:p>
-      <w:pPr>
-        <w:pStyle w:val="BulletList1"/>
-      </w:pPr>
-      <w:r>
-        <w:rPr>
-          <w:b/>
-        </w:rPr>
-        <w:t>Kubernetes</w:t>
-      </w:r>
-      <w:r>
-        <w:t xml:space="preserve"> — </w:t>
-      </w:r>
-      <w:r>
-        <w:rPr>
-          <w:rFonts w:ascii="Consolas" w:hAnsi="Consolas"/>
-        </w:rPr>
-        <w:t>k8s/</w:t>
-      </w:r>
-      <w:r>
-        <w:t xml:space="preserve"> manifests (</w:t>
-      </w:r>
-      <w:r>
-        <w:rPr>
-          <w:rFonts w:ascii="Consolas" w:hAnsi="Consolas"/>
-        </w:rPr>
-        <w:t>Deployment</w:t>
-      </w:r>
-      <w:r>
-        <w:t xml:space="preserve">, </w:t>
-      </w:r>
-      <w:r>
-        <w:rPr>
-          <w:rFonts w:ascii="Consolas" w:hAnsi="Consolas"/>
-        </w:rPr>
-        <w:t>Service</w:t>
-      </w:r>
-      <w:r>
-        <w:t xml:space="preserve">, </w:t>
-      </w:r>
-      <w:r>
-        <w:rPr>
-          <w:rFonts w:ascii="Consolas" w:hAnsi="Consolas"/>
-        </w:rPr>
-        <w:t>ConfigMap</w:t>
-      </w:r>
-      <w:r>
-        <w:t xml:space="preserve">, </w:t>
-      </w:r>
-      <w:r>
-        <w:rPr>
-          <w:rFonts w:ascii="Consolas" w:hAnsi="Consolas"/>
-        </w:rPr>
-        <w:t>Secret</w:t>
-      </w:r>
-      <w:r>
-        <w:t>) for portable hosting.</w:t>
-      </w:r>
-    </w:p>
-    <w:p>
-      <w:pPr>
-        <w:pStyle w:val="BulletList1"/>
-      </w:pPr>
-      <w:r>
-        <w:t>Elastic Cloud index (optional) — ycompany-products index seeded via npm run search:index from src/data/products.ts; searchProducts() facade in src/lib/search.ts falls back to in-memory searchCatalog() when ES is unavailable.</w:t>
-      </w:r>
-    </w:p>
-    <w:p>
-      <w:pPr>
-        <w:pStyle w:val="BulletList1"/>
-      </w:pPr>
-      <w:r>
-        <w:rPr>
-          <w:b/>
-        </w:rPr>
-        <w:t>GitHub Actions</w:t>
-      </w:r>
-      <w:r>
-        <w:t xml:space="preserve"> — recommended pipeline for </w:t>
-      </w:r>
-      <w:r>
-        <w:rPr>
-          <w:rFonts w:ascii="Consolas" w:hAnsi="Consolas"/>
-        </w:rPr>
-        <w:t>lint → test:ci → build → deploy</w:t>
-      </w:r>
-      <w:r>
-        <w:t xml:space="preserve"> (Vercel CLI or </w:t>
-      </w:r>
-      <w:r>
-        <w:rPr>
-          <w:rFonts w:ascii="Consolas" w:hAnsi="Consolas"/>
-        </w:rPr>
-        <w:t>kubectl apply</w:t>
-      </w:r>
-      <w:r>
-        <w:t>).</w:t>
-      </w:r>
-    </w:p>
-    <w:p>
-      <w:pPr>
-        <w:pStyle w:val="Heading2"/>
-      </w:pPr>
-      <w:bookmarkStart w:id="17" w:name="_Toc230613803"/>
-      <w:r>
-        <w:t>Database and Storage</w:t>
-      </w:r>
-      <w:bookmarkEnd w:id="17"/>
-    </w:p>
-    <w:p>
-      <w:pPr>
-        <w:pStyle w:val="BulletList1"/>
-      </w:pPr>
-      <w:r>
-        <w:rPr>
-          <w:b/>
-        </w:rPr>
-        <w:t>JSON store</w:t>
-      </w:r>
-      <w:r>
-        <w:t xml:space="preserve"> (current) — </w:t>
-      </w:r>
-      <w:r>
-        <w:rPr>
-          <w:rFonts w:ascii="Consolas" w:hAnsi="Consolas"/>
-        </w:rPr>
-        <w:t>data/orders.json</w:t>
-      </w:r>
-      <w:r>
-        <w:t xml:space="preserve"> plus seed module (</w:t>
-      </w:r>
-      <w:r>
-        <w:rPr>
-          <w:rFonts w:ascii="Consolas" w:hAnsi="Consolas"/>
-        </w:rPr>
-        <w:t>src/lib/orders/seed.ts</w:t>
-      </w:r>
-      <w:r>
-        <w:t xml:space="preserve">) for the demo experience; cached in </w:t>
-      </w:r>
-      <w:r>
-        <w:rPr>
-          <w:rFonts w:ascii="Consolas" w:hAnsi="Consolas"/>
-        </w:rPr>
-        <w:t>globalThis.__ycompanyOrders</w:t>
-      </w:r>
-      <w:r>
-        <w:t xml:space="preserve"> between requests.</w:t>
-      </w:r>
-    </w:p>
-    <w:p>
-      <w:pPr>
-        <w:pStyle w:val="BulletList1"/>
-      </w:pPr>
-      <w:r>
-        <w:rPr>
-          <w:b/>
-        </w:rPr>
-        <w:t>PostgreSQL</w:t>
-      </w:r>
-      <w:r>
-        <w:t xml:space="preserve"> (recommended) — relational store for products, users and orders; introduced via Prisma or Drizzle in the next phase.</w:t>
-      </w:r>
-    </w:p>
-    <w:p>
-      <w:pPr>
-        <w:pStyle w:val="BulletList1"/>
-      </w:pPr>
-      <w:r>
-        <w:rPr>
-          <w:b/>
-        </w:rPr>
-        <w:t>Object storage / CDN</w:t>
-      </w:r>
-      <w:r>
-        <w:t xml:space="preserve"> — currently </w:t>
-      </w:r>
-      <w:r>
-        <w:rPr>
-          <w:rFonts w:ascii="Consolas" w:hAnsi="Consolas"/>
-        </w:rPr>
-        <w:t>images.unsplash.com</w:t>
-      </w:r>
-      <w:r>
-        <w:t>; production should move to an asset CDN such as Cloudflare R2 or Vercel Blob.</w:t>
-      </w:r>
-    </w:p>
-    <w:p>
-      <w:pPr>
-        <w:pStyle w:val="Heading2"/>
-      </w:pPr>
-      <w:bookmarkStart w:id="18" w:name="_Toc230613804"/>
-      <w:r>
-        <w:t>Monitoring and Analytics</w:t>
-      </w:r>
-      <w:bookmarkEnd w:id="18"/>
-    </w:p>
-    <w:p>
-      <w:pPr>
-        <w:pStyle w:val="BulletList1"/>
-      </w:pPr>
-      <w:r>
-        <w:rPr>
-          <w:b/>
-        </w:rPr>
-        <w:t>Sentry</w:t>
-      </w:r>
-      <w:r>
-        <w:t xml:space="preserve"> (</w:t>
-      </w:r>
-      <w:r>
-        <w:rPr>
-          <w:rFonts w:ascii="Consolas" w:hAnsi="Consolas"/>
-        </w:rPr>
-        <w:t>@sentry/nextjs</w:t>
-      </w:r>
-      <w:r>
-        <w:t xml:space="preserve"> 10) — errors, performance traces and session replay; initialized in </w:t>
-      </w:r>
-      <w:r>
-        <w:rPr>
-          <w:rFonts w:ascii="Consolas" w:hAnsi="Consolas"/>
-        </w:rPr>
-        <w:t>src/lib/observability/sentry-client.ts</w:t>
-      </w:r>
-      <w:r>
-        <w:t xml:space="preserve"> and wrapped via </w:t>
-      </w:r>
-      <w:r>
-        <w:rPr>
-          <w:rFonts w:ascii="Consolas" w:hAnsi="Consolas"/>
-        </w:rPr>
-        <w:t>withSentryConfig</w:t>
-      </w:r>
-      <w:r>
-        <w:t>.</w:t>
-      </w:r>
-    </w:p>
-    <w:p>
-      <w:pPr>
-        <w:pStyle w:val="BulletList1"/>
-      </w:pPr>
-      <w:r>
-        <w:rPr>
-          <w:b/>
-        </w:rPr>
-        <w:t>Google Analytics 4</w:t>
-      </w:r>
-      <w:r>
-        <w:t xml:space="preserve"> — </w:t>
-      </w:r>
-      <w:r>
-        <w:rPr>
-          <w:rFonts w:ascii="Consolas" w:hAnsi="Consolas"/>
-        </w:rPr>
-        <w:t>&lt;GoogleAnalyticsProvider /&gt;</w:t>
-      </w:r>
-      <w:r>
-        <w:t xml:space="preserve"> injects </w:t>
-      </w:r>
-      <w:r>
-        <w:rPr>
-          <w:rFonts w:ascii="Consolas" w:hAnsi="Consolas"/>
-        </w:rPr>
-        <w:t>gtag.js</w:t>
-      </w:r>
-      <w:r>
-        <w:t xml:space="preserve"> only when </w:t>
-      </w:r>
-      <w:r>
-        <w:rPr>
-          <w:rFonts w:ascii="Consolas" w:hAnsi="Consolas"/>
-        </w:rPr>
-        <w:t>NEXT_PUBLIC_GA_MEASUREMENT_ID</w:t>
-      </w:r>
-      <w:r>
-        <w:t xml:space="preserve"> is set. Custom events: </w:t>
-      </w:r>
-      <w:r>
-        <w:rPr>
-          <w:rFonts w:ascii="Consolas" w:hAnsi="Consolas"/>
-        </w:rPr>
-        <w:t>add_to_cart</w:t>
-      </w:r>
-      <w:r>
-        <w:t xml:space="preserve">, </w:t>
-      </w:r>
-      <w:r>
-        <w:rPr>
-          <w:rFonts w:ascii="Consolas" w:hAnsi="Consolas"/>
-        </w:rPr>
-        <w:t>remove_from_cart</w:t>
-      </w:r>
-      <w:r>
-        <w:t xml:space="preserve">, </w:t>
-      </w:r>
-      <w:r>
-        <w:rPr>
-          <w:rFonts w:ascii="Consolas" w:hAnsi="Consolas"/>
-        </w:rPr>
-        <w:t>begin_checkout</w:t>
-      </w:r>
-      <w:r>
-        <w:t xml:space="preserve">, </w:t>
-      </w:r>
-      <w:r>
-        <w:rPr>
-          <w:rFonts w:ascii="Consolas" w:hAnsi="Consolas"/>
-        </w:rPr>
-        <w:t>purchase</w:t>
-      </w:r>
-      <w:r>
-        <w:t xml:space="preserve">, </w:t>
-      </w:r>
-      <w:r>
-        <w:rPr>
-          <w:rFonts w:ascii="Consolas" w:hAnsi="Consolas"/>
-        </w:rPr>
-        <w:t>search</w:t>
-      </w:r>
-      <w:r>
-        <w:t xml:space="preserve">, </w:t>
-      </w:r>
-      <w:r>
-        <w:rPr>
-          <w:rFonts w:ascii="Consolas" w:hAnsi="Consolas"/>
-        </w:rPr>
-        <w:t>login</w:t>
-      </w:r>
-      <w:r>
-        <w:t xml:space="preserve">, </w:t>
-      </w:r>
-      <w:r>
-        <w:rPr>
-          <w:rFonts w:ascii="Consolas" w:hAnsi="Consolas"/>
-        </w:rPr>
-        <w:t>view_item</w:t>
-      </w:r>
-      <w:r>
-        <w:t xml:space="preserve">, </w:t>
-      </w:r>
-      <w:r>
-        <w:rPr>
-          <w:rFonts w:ascii="Consolas" w:hAnsi="Consolas"/>
-        </w:rPr>
-        <w:t>apply_coupon</w:t>
-      </w:r>
-      <w:r>
-        <w:t xml:space="preserve">, </w:t>
-      </w:r>
-      <w:r>
-        <w:rPr>
-          <w:rFonts w:ascii="Consolas" w:hAnsi="Consolas"/>
-        </w:rPr>
-        <w:t>cancel_order</w:t>
-      </w:r>
-      <w:r>
-        <w:t>.</w:t>
-      </w:r>
-    </w:p>
-    <w:p>
-      <w:pPr>
-        <w:pStyle w:val="BulletList1"/>
-      </w:pPr>
-      <w:r>
-        <w:rPr>
-          <w:b/>
-        </w:rPr>
-        <w:t>New Relic</w:t>
-      </w:r>
-      <w:r>
-        <w:t xml:space="preserve"> (</w:t>
-      </w:r>
-      <w:r>
-        <w:rPr>
-          <w:rFonts w:ascii="Consolas" w:hAnsi="Consolas"/>
-        </w:rPr>
-        <w:t>newrelic</w:t>
-      </w:r>
-      <w:r>
-        <w:t xml:space="preserve"> 14) — APM agent preloaded via </w:t>
-      </w:r>
-      <w:r>
-        <w:rPr>
-          <w:rFonts w:ascii="Consolas" w:hAnsi="Consolas"/>
-        </w:rPr>
-        <w:t>NODE_OPTIONS='-r newrelic'</w:t>
-      </w:r>
-      <w:r>
-        <w:t xml:space="preserve"> (npm script </w:t>
-      </w:r>
-      <w:r>
-        <w:rPr>
-          <w:rFonts w:ascii="Consolas" w:hAnsi="Consolas"/>
-        </w:rPr>
-        <w:t>start:monitored</w:t>
-      </w:r>
-      <w:r>
-        <w:t xml:space="preserve">) or when </w:t>
-      </w:r>
-      <w:r>
-        <w:rPr>
-          <w:rFonts w:ascii="Consolas" w:hAnsi="Consolas"/>
-        </w:rPr>
         <w:t>NEW_RELIC_LICENSE_KEY</w:t>
       </w:r>
       <w:r>
@@ -10615,43 +10613,35 @@
     </w:p>
     <w:p>
       <w:pPr>
-        <w:pStyle w:val="BodyText"/>
-        <w:pBdr>
-          <w:bottom w:val="single" w:sz="6" w:space="1" w:color="CCCCCC"/>
-        </w:pBdr>
-      </w:pPr>
-    </w:p>
-    <w:p>
-      <w:pPr>
         <w:pStyle w:val="Heading1"/>
       </w:pPr>
-      <w:bookmarkStart w:id="19" w:name="_Toc230613805"/>
+      <w:bookmarkStart w:id="18" w:name="_Toc230613805"/>
       <w:r>
         <w:lastRenderedPageBreak/>
         <w:t>Comparison Analysis</w:t>
       </w:r>
+      <w:bookmarkEnd w:id="18"/>
+    </w:p>
+    <w:p>
+      <w:pPr>
+        <w:pStyle w:val="BodyText"/>
+      </w:pPr>
+      <w:r>
+        <w:t>The following analyses validate the technology choices that shipped in the YCompany implementation.</w:t>
+      </w:r>
+    </w:p>
+    <w:p>
+      <w:pPr>
+        <w:pStyle w:val="Heading2"/>
+      </w:pPr>
+      <w:r>
+        <w:t xml:space="preserve"> </w:t>
+      </w:r>
+      <w:bookmarkStart w:id="19" w:name="_Toc230613806"/>
+      <w:r>
+        <w:t>Frameworks and Libraries — Next.js (App Router) vs. plain React + Express</w:t>
+      </w:r>
       <w:bookmarkEnd w:id="19"/>
-    </w:p>
-    <w:p>
-      <w:pPr>
-        <w:pStyle w:val="BodyText"/>
-      </w:pPr>
-      <w:r>
-        <w:t>The following analyses validate the technology choices that shipped in the YCompany implementation.</w:t>
-      </w:r>
-    </w:p>
-    <w:p>
-      <w:pPr>
-        <w:pStyle w:val="Heading2"/>
-      </w:pPr>
-      <w:r>
-        <w:t xml:space="preserve"> </w:t>
-      </w:r>
-      <w:bookmarkStart w:id="20" w:name="_Toc230613806"/>
-      <w:r>
-        <w:t>Frameworks and Libraries — Next.js (App Router) vs. plain React + Express</w:t>
-      </w:r>
-      <w:bookmarkEnd w:id="20"/>
     </w:p>
     <w:tbl>
       <w:tblPr>
@@ -11069,11 +11059,11 @@
       <w:pPr>
         <w:pStyle w:val="Heading2"/>
       </w:pPr>
-      <w:bookmarkStart w:id="21" w:name="_Toc230613807"/>
+      <w:bookmarkStart w:id="20" w:name="_Toc230613807"/>
       <w:r>
         <w:t>UI Library — Material UI 9 vs. Tailwind + Headless UI</w:t>
       </w:r>
-      <w:bookmarkEnd w:id="21"/>
+      <w:bookmarkEnd w:id="20"/>
     </w:p>
     <w:tbl>
       <w:tblPr>
@@ -11438,11 +11428,11 @@
       <w:r>
         <w:t xml:space="preserve"> </w:t>
       </w:r>
-      <w:bookmarkStart w:id="22" w:name="_Toc230613808"/>
+      <w:bookmarkStart w:id="21" w:name="_Toc230613808"/>
       <w:r>
         <w:t>Testing Tools — Vitest vs. Jest</w:t>
       </w:r>
-      <w:bookmarkEnd w:id="22"/>
+      <w:bookmarkEnd w:id="21"/>
     </w:p>
     <w:tbl>
       <w:tblPr>
@@ -11744,7 +11734,6 @@
               <w:spacing w:before="0" w:after="0"/>
             </w:pPr>
             <w:r>
-              <w:lastRenderedPageBreak/>
               <w:t>Suitability</w:t>
             </w:r>
           </w:p>
@@ -11841,7 +11830,7 @@
       <w:pPr>
         <w:pStyle w:val="Heading2"/>
       </w:pPr>
-      <w:bookmarkStart w:id="23" w:name="_Toc230613809"/>
+      <w:bookmarkStart w:id="22" w:name="_Toc230613809"/>
       <w:r>
         <w:t xml:space="preserve">Cloud Services — </w:t>
       </w:r>
@@ -11853,7 +11842,7 @@
       <w:r>
         <w:t xml:space="preserve"> vs. AWS (ECS / Fargate)</w:t>
       </w:r>
-      <w:bookmarkEnd w:id="23"/>
+      <w:bookmarkEnd w:id="22"/>
     </w:p>
     <w:tbl>
       <w:tblPr>
@@ -12209,7 +12198,7 @@
       <w:pPr>
         <w:pStyle w:val="Heading2"/>
       </w:pPr>
-      <w:bookmarkStart w:id="24" w:name="_Toc230613810"/>
+      <w:bookmarkStart w:id="23" w:name="_Toc230613810"/>
       <w:r>
         <w:t xml:space="preserve">Authentication — </w:t>
       </w:r>
@@ -12221,7 +12210,7 @@
       <w:r>
         <w:t xml:space="preserve"> (Auth.js) vs. Custom JWT</w:t>
       </w:r>
-      <w:bookmarkEnd w:id="24"/>
+      <w:bookmarkEnd w:id="23"/>
     </w:p>
     <w:tbl>
       <w:tblPr>
@@ -12577,11 +12566,11 @@
       <w:pPr>
         <w:pStyle w:val="Heading2"/>
       </w:pPr>
-      <w:bookmarkStart w:id="25" w:name="_Toc230613811"/>
+      <w:bookmarkStart w:id="24" w:name="_Toc230613811"/>
       <w:r>
         <w:t>Payments — Stripe Checkout vs. PayPal Standard</w:t>
       </w:r>
-      <w:bookmarkEnd w:id="25"/>
+      <w:bookmarkEnd w:id="24"/>
     </w:p>
     <w:tbl>
       <w:tblPr>
@@ -12937,11 +12926,11 @@
       <w:pPr>
         <w:pStyle w:val="Heading2"/>
       </w:pPr>
-      <w:bookmarkStart w:id="26" w:name="_Toc230613812"/>
+      <w:bookmarkStart w:id="25" w:name="_Toc230613812"/>
       <w:r>
         <w:t>Database — PostgreSQL vs. MongoDB</w:t>
       </w:r>
-      <w:bookmarkEnd w:id="26"/>
+      <w:bookmarkEnd w:id="25"/>
     </w:p>
     <w:tbl>
       <w:tblPr>
@@ -13297,11 +13286,11 @@
       <w:pPr>
         <w:pStyle w:val="Heading2"/>
       </w:pPr>
-      <w:bookmarkStart w:id="27" w:name="_Toc230613813"/>
+      <w:bookmarkStart w:id="26" w:name="_Toc230613813"/>
       <w:r>
         <w:t>Observability — Sentry + GA4 + New Relic vs. single-vendor APM</w:t>
       </w:r>
-      <w:bookmarkEnd w:id="27"/>
+      <w:bookmarkEnd w:id="26"/>
     </w:p>
     <w:tbl>
       <w:tblPr>
@@ -13665,28 +13654,151 @@
       <w:pPr>
         <w:pStyle w:val="Heading1"/>
       </w:pPr>
-      <w:bookmarkStart w:id="28" w:name="_Toc230613814"/>
+      <w:bookmarkStart w:id="27" w:name="_Toc230613814"/>
       <w:r>
         <w:lastRenderedPageBreak/>
         <w:t>Recommendation (as implemented)</w:t>
       </w:r>
+      <w:bookmarkEnd w:id="27"/>
+    </w:p>
+    <w:p>
+      <w:pPr>
+        <w:pStyle w:val="BodyText"/>
+      </w:pPr>
+      <w:r>
+        <w:t>Based on the analyses above, the YCompany RIMSS application has been built and is recommended for production with the following stack:</w:t>
+      </w:r>
+    </w:p>
+    <w:p>
+      <w:pPr>
+        <w:pStyle w:val="Heading2"/>
+      </w:pPr>
+      <w:bookmarkStart w:id="28" w:name="_Toc230613815"/>
+      <w:r>
+        <w:t>Frontend</w:t>
+      </w:r>
       <w:bookmarkEnd w:id="28"/>
     </w:p>
     <w:p>
       <w:pPr>
-        <w:pStyle w:val="BodyText"/>
-      </w:pPr>
-      <w:r>
-        <w:t>Based on the analyses above, the YCompany RIMSS application has been built and is recommended for production with the following stack:</w:t>
+        <w:pStyle w:val="BulletList1"/>
+      </w:pPr>
+      <w:r>
+        <w:rPr>
+          <w:b/>
+        </w:rPr>
+        <w:t>Next.js 16 (App Router)</w:t>
+      </w:r>
+      <w:r>
+        <w:t xml:space="preserve"> with </w:t>
+      </w:r>
+      <w:r>
+        <w:rPr>
+          <w:b/>
+        </w:rPr>
+        <w:t>React 19</w:t>
+      </w:r>
+      <w:r>
+        <w:t xml:space="preserve"> and </w:t>
+      </w:r>
+      <w:r>
+        <w:rPr>
+          <w:b/>
+        </w:rPr>
+        <w:t>TypeScript 5</w:t>
+      </w:r>
+      <w:r>
+        <w:t>.</w:t>
+      </w:r>
+    </w:p>
+    <w:p>
+      <w:pPr>
+        <w:pStyle w:val="BulletList1"/>
+      </w:pPr>
+      <w:r>
+        <w:rPr>
+          <w:b/>
+        </w:rPr>
+        <w:t>Material UI 9</w:t>
+      </w:r>
+      <w:r>
+        <w:t xml:space="preserve"> + </w:t>
+      </w:r>
+      <w:r>
+        <w:rPr>
+          <w:b/>
+        </w:rPr>
+        <w:t>Emotion</w:t>
+      </w:r>
+      <w:r>
+        <w:t xml:space="preserve"> (</w:t>
+      </w:r>
+      <w:r>
+        <w:rPr>
+          <w:rFonts w:ascii="Consolas" w:hAnsi="Consolas"/>
+        </w:rPr>
+        <w:t>AppRouterCacheProvider</w:t>
+      </w:r>
+      <w:r>
+        <w:t xml:space="preserve"> for SSR style hydration).</w:t>
+      </w:r>
+    </w:p>
+    <w:p>
+      <w:pPr>
+        <w:pStyle w:val="BulletList1"/>
+      </w:pPr>
+      <w:r>
+        <w:rPr>
+          <w:b/>
+        </w:rPr>
+        <w:t>TanStack Query 5</w:t>
+      </w:r>
+      <w:r>
+        <w:t xml:space="preserve"> for client-side mutations and cached server data.</w:t>
+      </w:r>
+    </w:p>
+    <w:p>
+      <w:pPr>
+        <w:pStyle w:val="BulletList1"/>
+      </w:pPr>
+      <w:r>
+        <w:t xml:space="preserve">Built-in optimizations: </w:t>
+      </w:r>
+      <w:r>
+        <w:rPr>
+          <w:rFonts w:ascii="Consolas" w:hAnsi="Consolas"/>
+        </w:rPr>
+        <w:t>next/image</w:t>
+      </w:r>
+      <w:r>
+        <w:t xml:space="preserve">, </w:t>
+      </w:r>
+      <w:r>
+        <w:rPr>
+          <w:rFonts w:ascii="Consolas" w:hAnsi="Consolas"/>
+        </w:rPr>
+        <w:t>optimizePackageImports</w:t>
+      </w:r>
+      <w:r>
+        <w:t xml:space="preserve">, dynamic imports, route-level </w:t>
+      </w:r>
+      <w:r>
+        <w:rPr>
+          <w:rFonts w:ascii="Consolas" w:hAnsi="Consolas"/>
+        </w:rPr>
+        <w:t>loading.tsx</w:t>
+      </w:r>
+      <w:r>
+        <w:t>, server-rendered metadata, sitemap and manifest.</w:t>
       </w:r>
     </w:p>
     <w:p>
       <w:pPr>
         <w:pStyle w:val="Heading2"/>
       </w:pPr>
-      <w:bookmarkStart w:id="29" w:name="_Toc230613815"/>
-      <w:r>
-        <w:t>Frontend</w:t>
+      <w:bookmarkStart w:id="29" w:name="_Toc230613816"/>
+      <w:r>
+        <w:t>Backend (Route Handlers)</w:t>
       </w:r>
       <w:bookmarkEnd w:id="29"/>
     </w:p>
@@ -13695,10 +13807,175 @@
         <w:pStyle w:val="BulletList1"/>
       </w:pPr>
       <w:r>
+        <w:t>GET /api/products/search — rate-limited catalog search; Elastic Cloud when configured, in-memory fallback; returns source ("elasticsearch" | "memory"), tookMs and Cache-Control headers.</w:t>
+      </w:r>
+    </w:p>
+    <w:p>
+      <w:pPr>
+        <w:pStyle w:val="BulletList2"/>
+      </w:pPr>
+      <w:r>
+        <w:rPr>
+          <w:rFonts w:ascii="Consolas" w:hAnsi="Consolas"/>
+        </w:rPr>
+        <w:t>POST /api/checkout</w:t>
+      </w:r>
+      <w:r>
+        <w:t xml:space="preserve"> — creates a Stripe Checkout Session (with optional coupon and free-shipping rules).</w:t>
+      </w:r>
+    </w:p>
+    <w:p>
+      <w:pPr>
+        <w:pStyle w:val="BulletList2"/>
+      </w:pPr>
+      <w:r>
+        <w:rPr>
+          <w:rFonts w:ascii="Consolas" w:hAnsi="Consolas"/>
+        </w:rPr>
+        <w:t>POST /api/webhooks/stripe</w:t>
+      </w:r>
+      <w:r>
+        <w:t xml:space="preserve"> — verifies signatures and persists paid orders.</w:t>
+      </w:r>
+    </w:p>
+    <w:p>
+      <w:pPr>
+        <w:pStyle w:val="BulletList2"/>
+      </w:pPr>
+      <w:r>
+        <w:t>POST /api/auth/signup — user registration with rate limiting; triggers sendWelcomeEmail().</w:t>
+      </w:r>
+    </w:p>
+    <w:p>
+      <w:pPr>
+        <w:pStyle w:val="BulletList2"/>
+      </w:pPr>
+      <w:r>
+        <w:rPr>
+          <w:rFonts w:ascii="Consolas" w:hAnsi="Consolas"/>
+        </w:rPr>
+        <w:t>POST /api/orders/sync</w:t>
+      </w:r>
+      <w:r>
+        <w:t xml:space="preserve"> — manual reconciliation when webhooks are not yet configured.</w:t>
+      </w:r>
+    </w:p>
+    <w:p>
+      <w:pPr>
+        <w:pStyle w:val="BulletList2"/>
+      </w:pPr>
+      <w:r>
+        <w:rPr>
+          <w:rFonts w:ascii="Consolas" w:hAnsi="Consolas"/>
+        </w:rPr>
+        <w:t>GET /api/orders</w:t>
+      </w:r>
+      <w:r>
+        <w:t xml:space="preserve"> and </w:t>
+      </w:r>
+      <w:r>
+        <w:rPr>
+          <w:rFonts w:ascii="Consolas" w:hAnsi="Consolas"/>
+        </w:rPr>
+        <w:t>GET /api/orders/[id]</w:t>
+      </w:r>
+      <w:r>
+        <w:t xml:space="preserve">, </w:t>
+      </w:r>
+      <w:r>
+        <w:rPr>
+          <w:rFonts w:ascii="Consolas" w:hAnsi="Consolas"/>
+        </w:rPr>
+        <w:t>POST /api/orders/[id]/cancel</w:t>
+      </w:r>
+      <w:r>
+        <w:t xml:space="preserve"> — authenticated order operations.</w:t>
+      </w:r>
+    </w:p>
+    <w:p>
+      <w:pPr>
+        <w:pStyle w:val="BulletList2"/>
+      </w:pPr>
+      <w:r>
+        <w:rPr>
+          <w:rFonts w:ascii="Consolas" w:hAnsi="Consolas"/>
+        </w:rPr>
+        <w:t>GET /api/products/search</w:t>
+      </w:r>
+      <w:r>
+        <w:t xml:space="preserve"> — rate-limited catalog search with cache headers.</w:t>
+      </w:r>
+    </w:p>
+    <w:p>
+      <w:pPr>
+        <w:pStyle w:val="BulletList2"/>
+      </w:pPr>
+      <w:r>
+        <w:rPr>
+          <w:rFonts w:ascii="Consolas" w:hAnsi="Consolas"/>
+        </w:rPr>
+        <w:t>POST /api/coupons/validate</w:t>
+      </w:r>
+      <w:r>
+        <w:t xml:space="preserve"> — server validation for promo codes.</w:t>
+      </w:r>
+    </w:p>
+    <w:p>
+      <w:pPr>
+        <w:pStyle w:val="BulletList2"/>
+      </w:pPr>
+      <w:r>
+        <w:rPr>
+          <w:rFonts w:ascii="Consolas" w:hAnsi="Consolas"/>
+        </w:rPr>
+        <w:t>GET/POST /api/auth/[...nextauth]</w:t>
+      </w:r>
+      <w:r>
+        <w:t xml:space="preserve"> — NextAuth v5 endpoints.</w:t>
+      </w:r>
+    </w:p>
+    <w:p>
+      <w:pPr>
+        <w:pStyle w:val="BulletList1"/>
+      </w:pPr>
+      <w:r>
         <w:rPr>
           <w:b/>
         </w:rPr>
-        <w:t>Next.js 16 (App Router)</w:t>
+        <w:t>Zod</w:t>
+      </w:r>
+      <w:r>
+        <w:t xml:space="preserve"> validates every request payload; </w:t>
+      </w:r>
+      <w:r>
+        <w:rPr>
+          <w:b/>
+        </w:rPr>
+        <w:t>rate limiting</w:t>
+      </w:r>
+      <w:r>
+        <w:t xml:space="preserve"> protects search and checkout.</w:t>
+      </w:r>
+    </w:p>
+    <w:p>
+      <w:pPr>
+        <w:pStyle w:val="Heading2"/>
+      </w:pPr>
+      <w:bookmarkStart w:id="30" w:name="_Toc230613817"/>
+      <w:r>
+        <w:t>Authentication</w:t>
+      </w:r>
+      <w:bookmarkEnd w:id="30"/>
+    </w:p>
+    <w:p>
+      <w:pPr>
+        <w:pStyle w:val="BulletList1"/>
+      </w:pPr>
+      <w:r>
+        <w:rPr>
+          <w:b/>
+        </w:rPr>
+        <w:t>NextAuth v5</w:t>
       </w:r>
       <w:r>
         <w:t xml:space="preserve"> with </w:t>
@@ -13707,16 +13984,113 @@
         <w:rPr>
           <w:b/>
         </w:rPr>
-        <w:t>React 19</w:t>
-      </w:r>
-      <w:r>
-        <w:t xml:space="preserve"> and </w:t>
+        <w:t>Credentials</w:t>
+      </w:r>
+      <w:r>
+        <w:t xml:space="preserve"> (bcrypt-hashed demo user) and optional </w:t>
       </w:r>
       <w:r>
         <w:rPr>
           <w:b/>
         </w:rPr>
-        <w:t>TypeScript 5</w:t>
+        <w:t>OAuth</w:t>
+      </w:r>
+      <w:r>
+        <w:t xml:space="preserve"> providers (Google, GitHub, Facebook, Apple). JWT session strategy, 7-day TTL.</w:t>
+      </w:r>
+    </w:p>
+    <w:p>
+      <w:pPr>
+        <w:pStyle w:val="BulletList1"/>
+      </w:pPr>
+      <w:r>
+        <w:rPr>
+          <w:rFonts w:ascii="Consolas" w:hAnsi="Consolas"/>
+        </w:rPr>
+        <w:t>middleware.ts</w:t>
+      </w:r>
+      <w:r>
+        <w:t xml:space="preserve"> enforces the </w:t>
+      </w:r>
+      <w:r>
+        <w:rPr>
+          <w:rFonts w:ascii="Consolas" w:hAnsi="Consolas"/>
+        </w:rPr>
+        <w:t>/account</w:t>
+      </w:r>
+      <w:r>
+        <w:t xml:space="preserve"> route group.</w:t>
+      </w:r>
+    </w:p>
+    <w:p>
+      <w:pPr>
+        <w:pStyle w:val="Heading2"/>
+      </w:pPr>
+      <w:bookmarkStart w:id="31" w:name="_Toc230613818"/>
+      <w:r>
+        <w:t>Payments</w:t>
+      </w:r>
+      <w:bookmarkEnd w:id="31"/>
+    </w:p>
+    <w:p>
+      <w:pPr>
+        <w:pStyle w:val="BulletList1"/>
+      </w:pPr>
+      <w:r>
+        <w:rPr>
+          <w:b/>
+        </w:rPr>
+        <w:t>Stripe Checkout (hosted)</w:t>
+      </w:r>
+      <w:r>
+        <w:t xml:space="preserve"> with shipping options for US / CA / GB.</w:t>
+      </w:r>
+    </w:p>
+    <w:p>
+      <w:pPr>
+        <w:pStyle w:val="BulletList1"/>
+      </w:pPr>
+      <w:r>
+        <w:t xml:space="preserve">Promotion codes mirrored into Stripe via </w:t>
+      </w:r>
+      <w:r>
+        <w:rPr>
+          <w:rFonts w:ascii="Consolas" w:hAnsi="Consolas"/>
+        </w:rPr>
+        <w:t>stripe.coupons.create()</w:t>
+      </w:r>
+      <w:r>
+        <w:t xml:space="preserve"> per session.</w:t>
+      </w:r>
+    </w:p>
+    <w:p>
+      <w:pPr>
+        <w:pStyle w:val="BulletList1"/>
+      </w:pPr>
+      <w:r>
+        <w:rPr>
+          <w:b/>
+        </w:rPr>
+        <w:lastRenderedPageBreak/>
+        <w:t>Signed webhooks</w:t>
+      </w:r>
+      <w:r>
+        <w:t xml:space="preserve"> at </w:t>
+      </w:r>
+      <w:r>
+        <w:rPr>
+          <w:rFonts w:ascii="Consolas" w:hAnsi="Consolas"/>
+        </w:rPr>
+        <w:t>/api/webhooks/stripe</w:t>
+      </w:r>
+      <w:r>
+        <w:t xml:space="preserve"> create orders idempotently from </w:t>
+      </w:r>
+      <w:r>
+        <w:rPr>
+          <w:rFonts w:ascii="Consolas" w:hAnsi="Consolas"/>
+        </w:rPr>
+        <w:t>checkout.session.completed</w:t>
       </w:r>
       <w:r>
         <w:t>.</w:t>
@@ -13724,22 +14098,266 @@
     </w:p>
     <w:p>
       <w:pPr>
+        <w:pStyle w:val="Heading2"/>
+      </w:pPr>
+      <w:bookmarkStart w:id="32" w:name="_Toc230613819"/>
+      <w:r>
+        <w:t>Data layer (current → recommended)</w:t>
+      </w:r>
+      <w:bookmarkEnd w:id="32"/>
+    </w:p>
+    <w:p>
+      <w:pPr>
         <w:pStyle w:val="BulletList1"/>
       </w:pPr>
       <w:r>
         <w:rPr>
           <w:b/>
         </w:rPr>
-        <w:t>Material UI 9</w:t>
-      </w:r>
-      <w:r>
-        <w:t xml:space="preserve"> + </w:t>
-      </w:r>
+        <w:t>Current:</w:t>
+      </w:r>
+      <w:r>
+        <w:t xml:space="preserve"> in-memory cache with JSON persistence (</w:t>
+      </w:r>
+      <w:r>
+        <w:rPr>
+          <w:rFonts w:ascii="Consolas" w:hAnsi="Consolas"/>
+        </w:rPr>
+        <w:t>data/orders.json</w:t>
+      </w:r>
+      <w:r>
+        <w:t>). Suitable for demo and CI.</w:t>
+      </w:r>
+    </w:p>
+    <w:p>
+      <w:pPr>
+        <w:pStyle w:val="BulletList1"/>
+      </w:pPr>
       <w:r>
         <w:rPr>
           <w:b/>
         </w:rPr>
-        <w:t>Emotion</w:t>
+        <w:t>Recommended next step:</w:t>
+      </w:r>
+      <w:r>
+        <w:t xml:space="preserve"> </w:t>
+      </w:r>
+      <w:r>
+        <w:rPr>
+          <w:b/>
+        </w:rPr>
+        <w:t>PostgreSQL</w:t>
+      </w:r>
+      <w:r>
+        <w:t xml:space="preserve"> via </w:t>
+      </w:r>
+      <w:r>
+        <w:rPr>
+          <w:b/>
+        </w:rPr>
+        <w:t>Prisma</w:t>
+      </w:r>
+      <w:r>
+        <w:t xml:space="preserve"> (or </w:t>
+      </w:r>
+      <w:r>
+        <w:rPr>
+          <w:b/>
+        </w:rPr>
+        <w:t>Drizzle</w:t>
+      </w:r>
+      <w:r>
+        <w:t>) for products, users and orders. Mirror coupons to Stripe Promotion Codes.</w:t>
+      </w:r>
+    </w:p>
+    <w:p>
+      <w:pPr>
+        <w:pStyle w:val="Heading2"/>
+      </w:pPr>
+      <w:r>
+        <w:t>Transactional notifications (Resend)</w:t>
+      </w:r>
+    </w:p>
+    <w:p>
+      <w:pPr>
+        <w:pStyle w:val="BulletList1"/>
+      </w:pPr>
+      <w:r>
+        <w:t>Fire-and-forget delivery — email failures are logged but do not block API responses. Production requires a YCompany-verified sending domain in Resend.</w:t>
+      </w:r>
+    </w:p>
+    <w:p>
+      <w:pPr>
+        <w:pStyle w:val="BulletList1"/>
+      </w:pPr>
+      <w:r>
+        <w:t>Triggers: welcome on POST /api/auth/signup; order confirmation on checkout.session.completed webhook and POST /api/orders/sync (idempotent — new orders only); cancellation on POST /api/orders/[id]/cancel.</w:t>
+      </w:r>
+    </w:p>
+    <w:p>
+      <w:pPr>
+        <w:pStyle w:val="BulletList1"/>
+      </w:pPr>
+      <w:r>
+        <w:t>Templates in src/lib/email/templates.ts with HTML shell, escaped user content, order line items and CTA links.</w:t>
+      </w:r>
+    </w:p>
+    <w:p>
+      <w:pPr>
+        <w:pStyle w:val="BulletList1"/>
+      </w:pPr>
+      <w:r>
+        <w:t>Resend REST adapter in src/lib/email/send.ts — posts to https://api.resend.com/emails when RESEND_API_KEY is set; EMAIL_FROM defaults to YCompany &lt;onboarding@resend.dev&gt; for development.</w:t>
+      </w:r>
+    </w:p>
+    <w:p>
+      <w:pPr>
+        <w:pStyle w:val="Heading2"/>
+      </w:pPr>
+      <w:bookmarkStart w:id="33" w:name="_Toc230613820"/>
+      <w:r>
+        <w:t>Observability</w:t>
+      </w:r>
+      <w:bookmarkEnd w:id="33"/>
+    </w:p>
+    <w:p>
+      <w:pPr>
+        <w:pStyle w:val="BulletList1"/>
+      </w:pPr>
+      <w:r>
+        <w:rPr>
+          <w:b/>
+        </w:rPr>
+        <w:t>Sentry</w:t>
+      </w:r>
+      <w:r>
+        <w:t xml:space="preserve"> for errors, traces and session replay (client and server).</w:t>
+      </w:r>
+    </w:p>
+    <w:p>
+      <w:pPr>
+        <w:pStyle w:val="BulletList1"/>
+      </w:pPr>
+      <w:r>
+        <w:rPr>
+          <w:b/>
+        </w:rPr>
+        <w:t>Google Analytics 4</w:t>
+      </w:r>
+      <w:r>
+        <w:t xml:space="preserve"> for funnel and commerce analytics (</w:t>
+      </w:r>
+      <w:r>
+        <w:rPr>
+          <w:rFonts w:ascii="Consolas" w:hAnsi="Consolas"/>
+        </w:rPr>
+        <w:t>add_to_cart</w:t>
+      </w:r>
+      <w:r>
+        <w:t xml:space="preserve">, </w:t>
+      </w:r>
+      <w:r>
+        <w:rPr>
+          <w:rFonts w:ascii="Consolas" w:hAnsi="Consolas"/>
+        </w:rPr>
+        <w:t>begin_checkout</w:t>
+      </w:r>
+      <w:r>
+        <w:t xml:space="preserve">, </w:t>
+      </w:r>
+      <w:r>
+        <w:rPr>
+          <w:rFonts w:ascii="Consolas" w:hAnsi="Consolas"/>
+        </w:rPr>
+        <w:t>purchase</w:t>
+      </w:r>
+      <w:r>
+        <w:t xml:space="preserve">, </w:t>
+      </w:r>
+      <w:r>
+        <w:rPr>
+          <w:rFonts w:ascii="Consolas" w:hAnsi="Consolas"/>
+        </w:rPr>
+        <w:t>search</w:t>
+      </w:r>
+      <w:r>
+        <w:t xml:space="preserve">, </w:t>
+      </w:r>
+      <w:r>
+        <w:rPr>
+          <w:rFonts w:ascii="Consolas" w:hAnsi="Consolas"/>
+        </w:rPr>
+        <w:t>apply_coupon</w:t>
+      </w:r>
+      <w:r>
+        <w:t>, etc.).</w:t>
+      </w:r>
+    </w:p>
+    <w:p>
+      <w:pPr>
+        <w:pStyle w:val="BulletList1"/>
+      </w:pPr>
+      <w:r>
+        <w:rPr>
+          <w:b/>
+        </w:rPr>
+        <w:t>New Relic</w:t>
+      </w:r>
+      <w:r>
+        <w:t xml:space="preserve"> APM agent for server-side performance metrics.</w:t>
+      </w:r>
+    </w:p>
+    <w:p>
+      <w:pPr>
+        <w:pStyle w:val="Heading2"/>
+      </w:pPr>
+      <w:bookmarkStart w:id="34" w:name="_Toc230613821"/>
+      <w:r>
+        <w:t>Deployment</w:t>
+      </w:r>
+      <w:bookmarkEnd w:id="34"/>
+    </w:p>
+    <w:p>
+      <w:pPr>
+        <w:pStyle w:val="BulletList1"/>
+      </w:pPr>
+      <w:r>
+        <w:rPr>
+          <w:b/>
+        </w:rPr>
+        <w:t>Vercel</w:t>
+      </w:r>
+      <w:r>
+        <w:t xml:space="preserve"> as the primary target (</w:t>
+      </w:r>
+      <w:r>
+        <w:rPr>
+          <w:rFonts w:ascii="Consolas" w:hAnsi="Consolas"/>
+        </w:rPr>
+        <w:t>vercel.json</w:t>
+      </w:r>
+      <w:r>
+        <w:t xml:space="preserve">, </w:t>
+      </w:r>
+      <w:r>
+        <w:rPr>
+          <w:rFonts w:ascii="Consolas" w:hAnsi="Consolas"/>
+        </w:rPr>
+        <w:t>iad1</w:t>
+      </w:r>
+      <w:r>
+        <w:t xml:space="preserve"> region, security headers).</w:t>
+      </w:r>
+    </w:p>
+    <w:p>
+      <w:pPr>
+        <w:pStyle w:val="BulletList1"/>
+      </w:pPr>
+      <w:r>
+        <w:rPr>
+          <w:b/>
+        </w:rPr>
+        <w:t>Docker</w:t>
       </w:r>
       <w:r>
         <w:t xml:space="preserve"> (</w:t>
@@ -13748,10 +14366,10 @@
         <w:rPr>
           <w:rFonts w:ascii="Consolas" w:hAnsi="Consolas"/>
         </w:rPr>
-        <w:t>AppRouterCacheProvider</w:t>
-      </w:r>
-      <w:r>
-        <w:t xml:space="preserve"> for SSR style hydration).</w:t>
+        <w:t>node:22-alpine</w:t>
+      </w:r>
+      <w:r>
+        <w:t>, standalone Next.js output) for portable runtimes.</w:t>
       </w:r>
     </w:p>
     <w:p>
@@ -13762,24 +14380,85 @@
         <w:rPr>
           <w:b/>
         </w:rPr>
-        <w:t>TanStack Query 5</w:t>
-      </w:r>
-      <w:r>
-        <w:t xml:space="preserve"> for client-side mutations and cached server data.</w:t>
-      </w:r>
+        <w:t>Kubernetes</w:t>
+      </w:r>
+      <w:r>
+        <w:t xml:space="preserve"> manifests (</w:t>
+      </w:r>
+      <w:r>
+        <w:rPr>
+          <w:rFonts w:ascii="Consolas" w:hAnsi="Consolas"/>
+        </w:rPr>
+        <w:t>Deployment</w:t>
+      </w:r>
+      <w:r>
+        <w:t xml:space="preserve"> with </w:t>
+      </w:r>
+      <w:r>
+        <w:rPr>
+          <w:rFonts w:ascii="Consolas" w:hAnsi="Consolas"/>
+        </w:rPr>
+        <w:t>replicas: 2</w:t>
+      </w:r>
+      <w:r>
+        <w:t xml:space="preserve">, </w:t>
+      </w:r>
+      <w:r>
+        <w:rPr>
+          <w:rFonts w:ascii="Consolas" w:hAnsi="Consolas"/>
+        </w:rPr>
+        <w:t>Service</w:t>
+      </w:r>
+      <w:r>
+        <w:t xml:space="preserve">, </w:t>
+      </w:r>
+      <w:r>
+        <w:rPr>
+          <w:rFonts w:ascii="Consolas" w:hAnsi="Consolas"/>
+        </w:rPr>
+        <w:t>ConfigMap</w:t>
+      </w:r>
+      <w:r>
+        <w:t xml:space="preserve">, </w:t>
+      </w:r>
+      <w:r>
+        <w:rPr>
+          <w:rFonts w:ascii="Consolas" w:hAnsi="Consolas"/>
+        </w:rPr>
+        <w:t>Secret</w:t>
+      </w:r>
+      <w:r>
+        <w:t>, readiness / liveness probes) for enterprise hosting.</w:t>
+      </w:r>
+    </w:p>
+    <w:p>
+      <w:pPr>
+        <w:pStyle w:val="Heading2"/>
+      </w:pPr>
+      <w:bookmarkStart w:id="35" w:name="_Toc230613822"/>
+      <w:r>
+        <w:t>Quality gates</w:t>
+      </w:r>
+      <w:bookmarkEnd w:id="35"/>
     </w:p>
     <w:p>
       <w:pPr>
         <w:pStyle w:val="BulletList1"/>
       </w:pPr>
       <w:r>
-        <w:t xml:space="preserve">Built-in optimizations: </w:t>
+        <w:rPr>
+          <w:b/>
+        </w:rPr>
+        <w:t>Vitest</w:t>
+      </w:r>
+      <w:r>
+        <w:t xml:space="preserve"> for unit/component tests with V8 coverage thresholds (</w:t>
       </w:r>
       <w:r>
         <w:rPr>
           <w:rFonts w:ascii="Consolas" w:hAnsi="Consolas"/>
         </w:rPr>
-        <w:t>next/image</w:t>
+        <w:t>lines/functions ≥ 90 %</w:t>
       </w:r>
       <w:r>
         <w:t xml:space="preserve">, </w:t>
@@ -13788,746 +14467,48 @@
         <w:rPr>
           <w:rFonts w:ascii="Consolas" w:hAnsi="Consolas"/>
         </w:rPr>
-        <w:t>optimizePackageImports</w:t>
-      </w:r>
-      <w:r>
-        <w:t xml:space="preserve">, dynamic imports, route-level </w:t>
+        <w:t>branches ≥ 85 %</w:t>
+      </w:r>
+      <w:r>
+        <w:t>).</w:t>
+      </w:r>
+    </w:p>
+    <w:p>
+      <w:pPr>
+        <w:pStyle w:val="BulletList1"/>
+      </w:pPr>
+      <w:r>
+        <w:rPr>
+          <w:b/>
+        </w:rPr>
+        <w:t>ESLint</w:t>
+      </w:r>
+      <w:r>
+        <w:t xml:space="preserve"> (</w:t>
       </w:r>
       <w:r>
         <w:rPr>
           <w:rFonts w:ascii="Consolas" w:hAnsi="Consolas"/>
         </w:rPr>
-        <w:t>loading.tsx</w:t>
-      </w:r>
-      <w:r>
-        <w:t>, server-rendered metadata, sitemap and manifest.</w:t>
-      </w:r>
-    </w:p>
-    <w:p>
-      <w:pPr>
-        <w:pStyle w:val="Heading2"/>
-      </w:pPr>
-      <w:bookmarkStart w:id="30" w:name="_Toc230613816"/>
-      <w:r>
-        <w:t>Backend (Route Handlers)</w:t>
-      </w:r>
-      <w:bookmarkEnd w:id="30"/>
+        <w:t>eslint-config-next</w:t>
+      </w:r>
+      <w:r>
+        <w:t>, TypeScript rules) enforced in CI.</w:t>
+      </w:r>
     </w:p>
     <w:p>
       <w:pPr>
         <w:pStyle w:val="BulletList1"/>
       </w:pPr>
       <w:r>
-        <w:t>GET /api/products/search — rate-limited catalog search; Elastic Cloud when configured, in-memory fallback; returns source ("elasticsearch" | "memory"), tookMs and Cache-Control headers.</w:t>
-      </w:r>
-    </w:p>
-    <w:p>
-      <w:pPr>
-        <w:pStyle w:val="BulletList2"/>
-      </w:pPr>
-      <w:r>
-        <w:rPr>
-          <w:rFonts w:ascii="Consolas" w:hAnsi="Consolas"/>
-        </w:rPr>
-        <w:t>POST /api/checkout</w:t>
-      </w:r>
-      <w:r>
-        <w:t xml:space="preserve"> — creates a Stripe Checkout Session (with optional coupon and free-shipping rules).</w:t>
-      </w:r>
-    </w:p>
-    <w:p>
-      <w:pPr>
-        <w:pStyle w:val="BulletList2"/>
-      </w:pPr>
-      <w:r>
-        <w:rPr>
-          <w:rFonts w:ascii="Consolas" w:hAnsi="Consolas"/>
-        </w:rPr>
-        <w:t>POST /api/webhooks/stripe</w:t>
-      </w:r>
-      <w:r>
-        <w:t xml:space="preserve"> — verifies signatures and persists paid orders.</w:t>
-      </w:r>
-    </w:p>
-    <w:p>
-      <w:pPr>
-        <w:pStyle w:val="BulletList2"/>
-      </w:pPr>
-      <w:r>
-        <w:t>POST /api/auth/signup — user registration with rate limiting; triggers sendWelcomeEmail().</w:t>
-      </w:r>
-    </w:p>
-    <w:p>
-      <w:pPr>
-        <w:pStyle w:val="BulletList2"/>
-      </w:pPr>
-      <w:r>
-        <w:rPr>
-          <w:rFonts w:ascii="Consolas" w:hAnsi="Consolas"/>
-        </w:rPr>
-        <w:t>POST /api/orders/sync</w:t>
-      </w:r>
-      <w:r>
-        <w:t xml:space="preserve"> — manual reconciliation when webhooks are not yet configured.</w:t>
-      </w:r>
-    </w:p>
-    <w:p>
-      <w:pPr>
-        <w:pStyle w:val="BulletList2"/>
-      </w:pPr>
-      <w:r>
-        <w:rPr>
-          <w:rFonts w:ascii="Consolas" w:hAnsi="Consolas"/>
-        </w:rPr>
-        <w:t>GET /api/orders</w:t>
-      </w:r>
-      <w:r>
-        <w:t xml:space="preserve"> and </w:t>
-      </w:r>
-      <w:r>
-        <w:rPr>
-          <w:rFonts w:ascii="Consolas" w:hAnsi="Consolas"/>
-        </w:rPr>
-        <w:t>GET /api/orders/[id]</w:t>
-      </w:r>
-      <w:r>
-        <w:t xml:space="preserve">, </w:t>
-      </w:r>
-      <w:r>
-        <w:rPr>
-          <w:rFonts w:ascii="Consolas" w:hAnsi="Consolas"/>
-        </w:rPr>
-        <w:t>POST /api/orders/[id]/cancel</w:t>
-      </w:r>
-      <w:r>
-        <w:t xml:space="preserve"> — authenticated order operations.</w:t>
-      </w:r>
-    </w:p>
-    <w:p>
-      <w:pPr>
-        <w:pStyle w:val="BulletList2"/>
-      </w:pPr>
-      <w:r>
-        <w:rPr>
-          <w:rFonts w:ascii="Consolas" w:hAnsi="Consolas"/>
-        </w:rPr>
-        <w:t>GET /api/products/search</w:t>
-      </w:r>
-      <w:r>
-        <w:t xml:space="preserve"> — rate-limited catalog search with cache headers.</w:t>
-      </w:r>
-    </w:p>
-    <w:p>
-      <w:pPr>
-        <w:pStyle w:val="BulletList2"/>
-      </w:pPr>
-      <w:r>
-        <w:rPr>
-          <w:rFonts w:ascii="Consolas" w:hAnsi="Consolas"/>
-        </w:rPr>
-        <w:t>POST /api/coupons/validate</w:t>
-      </w:r>
-      <w:r>
-        <w:t xml:space="preserve"> — server validation for promo codes.</w:t>
-      </w:r>
-    </w:p>
-    <w:p>
-      <w:pPr>
-        <w:pStyle w:val="BulletList2"/>
-      </w:pPr>
-      <w:r>
-        <w:rPr>
-          <w:rFonts w:ascii="Consolas" w:hAnsi="Consolas"/>
-        </w:rPr>
-        <w:t>GET/POST /api/auth/[...nextauth]</w:t>
-      </w:r>
-      <w:r>
-        <w:t xml:space="preserve"> — NextAuth v5 endpoints.</w:t>
-      </w:r>
-    </w:p>
-    <w:p>
-      <w:pPr>
-        <w:pStyle w:val="BulletList1"/>
-      </w:pPr>
-      <w:r>
         <w:rPr>
           <w:b/>
         </w:rPr>
-        <w:t>Zod</w:t>
-      </w:r>
-      <w:r>
-        <w:t xml:space="preserve"> validates every request payload; </w:t>
-      </w:r>
-      <w:r>
-        <w:rPr>
-          <w:b/>
-        </w:rPr>
-        <w:t>rate limiting</w:t>
-      </w:r>
-      <w:r>
-        <w:t xml:space="preserve"> protects search and checkout.</w:t>
-      </w:r>
-    </w:p>
-    <w:p>
-      <w:pPr>
-        <w:pStyle w:val="Heading2"/>
-      </w:pPr>
-      <w:bookmarkStart w:id="31" w:name="_Toc230613817"/>
-      <w:r>
-        <w:t>Authentication</w:t>
-      </w:r>
-      <w:bookmarkEnd w:id="31"/>
-    </w:p>
-    <w:p>
-      <w:pPr>
-        <w:pStyle w:val="BulletList1"/>
-      </w:pPr>
-      <w:r>
-        <w:rPr>
-          <w:b/>
-        </w:rPr>
-        <w:t>NextAuth v5</w:t>
-      </w:r>
-      <w:r>
-        <w:t xml:space="preserve"> with </w:t>
-      </w:r>
-      <w:r>
-        <w:rPr>
-          <w:b/>
-        </w:rPr>
-        <w:t>Credentials</w:t>
-      </w:r>
-      <w:r>
-        <w:t xml:space="preserve"> (bcrypt-hashed demo user) and optional </w:t>
-      </w:r>
-      <w:r>
-        <w:rPr>
-          <w:b/>
-        </w:rPr>
-        <w:t>OAuth</w:t>
-      </w:r>
-      <w:r>
-        <w:t xml:space="preserve"> providers (Google, GitHub, Facebook, Apple). JWT session strategy, 7-day TTL.</w:t>
-      </w:r>
-    </w:p>
-    <w:p>
-      <w:pPr>
-        <w:pStyle w:val="BulletList1"/>
-      </w:pPr>
-      <w:r>
-        <w:rPr>
-          <w:rFonts w:ascii="Consolas" w:hAnsi="Consolas"/>
-        </w:rPr>
-        <w:t>middleware.ts</w:t>
-      </w:r>
-      <w:r>
-        <w:t xml:space="preserve"> enforces the </w:t>
-      </w:r>
-      <w:r>
-        <w:rPr>
-          <w:rFonts w:ascii="Consolas" w:hAnsi="Consolas"/>
-        </w:rPr>
-        <w:t>/account</w:t>
-      </w:r>
-      <w:r>
-        <w:t xml:space="preserve"> route group.</w:t>
-      </w:r>
-    </w:p>
-    <w:p>
-      <w:pPr>
-        <w:pStyle w:val="Heading2"/>
-      </w:pPr>
-      <w:bookmarkStart w:id="32" w:name="_Toc230613818"/>
-      <w:r>
-        <w:t>Payments</w:t>
-      </w:r>
-      <w:bookmarkEnd w:id="32"/>
-    </w:p>
-    <w:p>
-      <w:pPr>
-        <w:pStyle w:val="BulletList1"/>
-      </w:pPr>
-      <w:r>
-        <w:rPr>
-          <w:b/>
-        </w:rPr>
-        <w:t>Stripe Checkout (hosted)</w:t>
-      </w:r>
-      <w:r>
-        <w:t xml:space="preserve"> with shipping options for US / CA / GB.</w:t>
-      </w:r>
-    </w:p>
-    <w:p>
-      <w:pPr>
-        <w:pStyle w:val="BulletList1"/>
-      </w:pPr>
-      <w:r>
-        <w:t xml:space="preserve">Promotion codes mirrored into Stripe via </w:t>
-      </w:r>
-      <w:r>
-        <w:rPr>
-          <w:rFonts w:ascii="Consolas" w:hAnsi="Consolas"/>
-        </w:rPr>
-        <w:t>stripe.coupons.create()</w:t>
-      </w:r>
-      <w:r>
-        <w:t xml:space="preserve"> per session.</w:t>
-      </w:r>
-    </w:p>
-    <w:p>
-      <w:pPr>
-        <w:pStyle w:val="BulletList1"/>
-      </w:pPr>
-      <w:r>
-        <w:rPr>
-          <w:b/>
-        </w:rPr>
-        <w:t>Signed webhooks</w:t>
-      </w:r>
-      <w:r>
-        <w:t xml:space="preserve"> at </w:t>
-      </w:r>
-      <w:r>
-        <w:rPr>
-          <w:rFonts w:ascii="Consolas" w:hAnsi="Consolas"/>
-        </w:rPr>
-        <w:t>/api/webhooks/stripe</w:t>
-      </w:r>
-      <w:r>
-        <w:t xml:space="preserve"> create orders idempotently from </w:t>
-      </w:r>
-      <w:r>
-        <w:rPr>
-          <w:rFonts w:ascii="Consolas" w:hAnsi="Consolas"/>
-        </w:rPr>
-        <w:t>checkout.session.completed</w:t>
-      </w:r>
-      <w:r>
-        <w:t>.</w:t>
-      </w:r>
-    </w:p>
-    <w:p>
-      <w:pPr>
-        <w:pStyle w:val="Heading2"/>
-      </w:pPr>
-      <w:bookmarkStart w:id="33" w:name="_Toc230613819"/>
-      <w:r>
-        <w:lastRenderedPageBreak/>
-        <w:t>Data layer (current → recommended)</w:t>
-      </w:r>
-      <w:bookmarkEnd w:id="33"/>
-    </w:p>
-    <w:p>
-      <w:pPr>
-        <w:pStyle w:val="BulletList1"/>
-      </w:pPr>
-      <w:r>
-        <w:rPr>
-          <w:b/>
-        </w:rPr>
-        <w:t>Current:</w:t>
-      </w:r>
-      <w:r>
-        <w:t xml:space="preserve"> in-memory cache with JSON persistence (</w:t>
-      </w:r>
-      <w:r>
-        <w:rPr>
-          <w:rFonts w:ascii="Consolas" w:hAnsi="Consolas"/>
-        </w:rPr>
-        <w:t>data/orders.json</w:t>
-      </w:r>
-      <w:r>
-        <w:t>). Suitable for demo and CI.</w:t>
-      </w:r>
-    </w:p>
-    <w:p>
-      <w:pPr>
-        <w:pStyle w:val="BulletList1"/>
-      </w:pPr>
-      <w:r>
-        <w:rPr>
-          <w:b/>
-        </w:rPr>
-        <w:t>Recommended next step:</w:t>
-      </w:r>
-      <w:r>
-        <w:t xml:space="preserve"> </w:t>
-      </w:r>
-      <w:r>
-        <w:rPr>
-          <w:b/>
-        </w:rPr>
-        <w:t>PostgreSQL</w:t>
-      </w:r>
-      <w:r>
-        <w:t xml:space="preserve"> via </w:t>
-      </w:r>
-      <w:r>
-        <w:rPr>
-          <w:b/>
-        </w:rPr>
-        <w:t>Prisma</w:t>
-      </w:r>
-      <w:r>
-        <w:t xml:space="preserve"> (or </w:t>
-      </w:r>
-      <w:r>
-        <w:rPr>
-          <w:b/>
-        </w:rPr>
-        <w:t>Drizzle</w:t>
-      </w:r>
-      <w:r>
-        <w:t>) for products, users and orders. Mirror coupons to Stripe Promotion Codes.</w:t>
-      </w:r>
-    </w:p>
-    <w:p>
-      <w:pPr>
-        <w:pStyle w:val="Heading2"/>
-      </w:pPr>
-      <w:r>
-        <w:t>Transactional notifications (Resend)</w:t>
-      </w:r>
-    </w:p>
-    <w:p>
-      <w:pPr>
-        <w:pStyle w:val="BulletList1"/>
-      </w:pPr>
-      <w:r>
-        <w:t>Fire-and-forget delivery — email failures are logged but do not block API responses. Production requires a YCompany-verified sending domain in Resend.</w:t>
-      </w:r>
-    </w:p>
-    <w:p>
-      <w:pPr>
-        <w:pStyle w:val="BulletList1"/>
-      </w:pPr>
-      <w:r>
-        <w:t>Triggers: welcome on POST /api/auth/signup; order confirmation on checkout.session.completed webhook and POST /api/orders/sync (idempotent — new orders only); cancellation on POST /api/orders/[id]/cancel.</w:t>
-      </w:r>
-    </w:p>
-    <w:p>
-      <w:pPr>
-        <w:pStyle w:val="BulletList1"/>
-      </w:pPr>
-      <w:r>
-        <w:t>Templates in src/lib/email/templates.ts with HTML shell, escaped user content, order line items and CTA links.</w:t>
-      </w:r>
-    </w:p>
-    <w:p>
-      <w:pPr>
-        <w:pStyle w:val="BulletList1"/>
-      </w:pPr>
-      <w:r>
-        <w:t>Resend REST adapter in src/lib/email/send.ts — posts to https://api.resend.com/emails when RESEND_API_KEY is set; EMAIL_FROM defaults to YCompany &lt;onboarding@resend.dev&gt; for development.</w:t>
-      </w:r>
-    </w:p>
-    <w:p>
-      <w:pPr>
-        <w:pStyle w:val="Heading2"/>
-      </w:pPr>
-      <w:bookmarkStart w:id="34" w:name="_Toc230613820"/>
-      <w:r>
-        <w:t>Observability</w:t>
-      </w:r>
-      <w:bookmarkEnd w:id="34"/>
-    </w:p>
-    <w:p>
-      <w:pPr>
-        <w:pStyle w:val="BulletList1"/>
-      </w:pPr>
-      <w:r>
-        <w:rPr>
-          <w:b/>
-        </w:rPr>
-        <w:t>Sentry</w:t>
-      </w:r>
-      <w:r>
-        <w:t xml:space="preserve"> for errors, traces and session replay (client and server).</w:t>
-      </w:r>
-    </w:p>
-    <w:p>
-      <w:pPr>
-        <w:pStyle w:val="BulletList1"/>
-      </w:pPr>
-      <w:r>
-        <w:rPr>
-          <w:b/>
-        </w:rPr>
-        <w:t>Google Analytics 4</w:t>
-      </w:r>
-      <w:r>
-        <w:t xml:space="preserve"> for funnel and commerce analytics (</w:t>
-      </w:r>
-      <w:r>
-        <w:rPr>
-          <w:rFonts w:ascii="Consolas" w:hAnsi="Consolas"/>
-        </w:rPr>
-        <w:t>add_to_cart</w:t>
-      </w:r>
-      <w:r>
-        <w:t xml:space="preserve">, </w:t>
-      </w:r>
-      <w:r>
-        <w:rPr>
-          <w:rFonts w:ascii="Consolas" w:hAnsi="Consolas"/>
-        </w:rPr>
-        <w:t>begin_checkout</w:t>
-      </w:r>
-      <w:r>
-        <w:t xml:space="preserve">, </w:t>
-      </w:r>
-      <w:r>
-        <w:rPr>
-          <w:rFonts w:ascii="Consolas" w:hAnsi="Consolas"/>
-        </w:rPr>
-        <w:t>purchase</w:t>
-      </w:r>
-      <w:r>
-        <w:t xml:space="preserve">, </w:t>
-      </w:r>
-      <w:r>
-        <w:rPr>
-          <w:rFonts w:ascii="Consolas" w:hAnsi="Consolas"/>
-        </w:rPr>
-        <w:t>search</w:t>
-      </w:r>
-      <w:r>
-        <w:t xml:space="preserve">, </w:t>
-      </w:r>
-      <w:r>
-        <w:rPr>
-          <w:rFonts w:ascii="Consolas" w:hAnsi="Consolas"/>
-        </w:rPr>
-        <w:t>apply_coupon</w:t>
-      </w:r>
-      <w:r>
-        <w:t>, etc.).</w:t>
-      </w:r>
-    </w:p>
-    <w:p>
-      <w:pPr>
-        <w:pStyle w:val="BulletList1"/>
-      </w:pPr>
-      <w:r>
-        <w:rPr>
-          <w:b/>
-        </w:rPr>
-        <w:t>New Relic</w:t>
-      </w:r>
-      <w:r>
-        <w:t xml:space="preserve"> APM agent for server-side performance metrics.</w:t>
-      </w:r>
-    </w:p>
-    <w:p>
-      <w:pPr>
-        <w:pStyle w:val="Heading2"/>
-      </w:pPr>
-      <w:bookmarkStart w:id="35" w:name="_Toc230613821"/>
-      <w:r>
-        <w:t>Deployment</w:t>
-      </w:r>
-      <w:bookmarkEnd w:id="35"/>
-    </w:p>
-    <w:p>
-      <w:pPr>
-        <w:pStyle w:val="BulletList1"/>
-      </w:pPr>
-      <w:r>
-        <w:rPr>
-          <w:b/>
-        </w:rPr>
-        <w:t>Vercel</w:t>
-      </w:r>
-      <w:r>
-        <w:t xml:space="preserve"> as the primary target (</w:t>
-      </w:r>
-      <w:r>
-        <w:rPr>
-          <w:rFonts w:ascii="Consolas" w:hAnsi="Consolas"/>
-        </w:rPr>
-        <w:t>vercel.json</w:t>
-      </w:r>
-      <w:r>
-        <w:t xml:space="preserve">, </w:t>
-      </w:r>
-      <w:r>
-        <w:rPr>
-          <w:rFonts w:ascii="Consolas" w:hAnsi="Consolas"/>
-        </w:rPr>
-        <w:t>iad1</w:t>
-      </w:r>
-      <w:r>
-        <w:t xml:space="preserve"> region, security headers).</w:t>
-      </w:r>
-    </w:p>
-    <w:p>
-      <w:pPr>
-        <w:pStyle w:val="BulletList1"/>
-      </w:pPr>
-      <w:r>
-        <w:rPr>
-          <w:b/>
-        </w:rPr>
-        <w:t>Docker</w:t>
-      </w:r>
-      <w:r>
-        <w:t xml:space="preserve"> (</w:t>
-      </w:r>
-      <w:r>
-        <w:rPr>
-          <w:rFonts w:ascii="Consolas" w:hAnsi="Consolas"/>
-        </w:rPr>
-        <w:t>node:22-alpine</w:t>
-      </w:r>
-      <w:r>
-        <w:t>, standalone Next.js output) for portable runtimes.</w:t>
-      </w:r>
-    </w:p>
-    <w:p>
-      <w:pPr>
-        <w:pStyle w:val="BulletList1"/>
-      </w:pPr>
-      <w:r>
-        <w:rPr>
-          <w:b/>
-        </w:rPr>
-        <w:t>Kubernetes</w:t>
-      </w:r>
-      <w:r>
-        <w:t xml:space="preserve"> manifests (</w:t>
-      </w:r>
-      <w:r>
-        <w:rPr>
-          <w:rFonts w:ascii="Consolas" w:hAnsi="Consolas"/>
-        </w:rPr>
-        <w:t>Deployment</w:t>
-      </w:r>
-      <w:r>
-        <w:t xml:space="preserve"> with </w:t>
-      </w:r>
-      <w:r>
-        <w:rPr>
-          <w:rFonts w:ascii="Consolas" w:hAnsi="Consolas"/>
-        </w:rPr>
-        <w:t>replicas: 2</w:t>
-      </w:r>
-      <w:r>
-        <w:t xml:space="preserve">, </w:t>
-      </w:r>
-      <w:r>
-        <w:rPr>
-          <w:rFonts w:ascii="Consolas" w:hAnsi="Consolas"/>
-        </w:rPr>
-        <w:t>Service</w:t>
-      </w:r>
-      <w:r>
-        <w:t xml:space="preserve">, </w:t>
-      </w:r>
-      <w:r>
-        <w:rPr>
-          <w:rFonts w:ascii="Consolas" w:hAnsi="Consolas"/>
-        </w:rPr>
-        <w:t>ConfigMap</w:t>
-      </w:r>
-      <w:r>
-        <w:t xml:space="preserve">, </w:t>
-      </w:r>
-      <w:r>
-        <w:rPr>
-          <w:rFonts w:ascii="Consolas" w:hAnsi="Consolas"/>
-        </w:rPr>
-        <w:t>Secret</w:t>
-      </w:r>
-      <w:r>
-        <w:t>, readiness / liveness probes) for enterprise hosting.</w:t>
-      </w:r>
-    </w:p>
-    <w:p>
-      <w:pPr>
-        <w:pStyle w:val="Heading2"/>
-      </w:pPr>
-      <w:bookmarkStart w:id="36" w:name="_Toc230613822"/>
-      <w:r>
-        <w:t>Quality gates</w:t>
-      </w:r>
-      <w:bookmarkEnd w:id="36"/>
-    </w:p>
-    <w:p>
-      <w:pPr>
-        <w:pStyle w:val="BulletList1"/>
-      </w:pPr>
-      <w:r>
-        <w:rPr>
-          <w:b/>
-        </w:rPr>
-        <w:t>Vitest</w:t>
-      </w:r>
-      <w:r>
-        <w:t xml:space="preserve"> for unit/component tests with V8 coverage thresholds (</w:t>
-      </w:r>
-      <w:r>
-        <w:rPr>
-          <w:rFonts w:ascii="Consolas" w:hAnsi="Consolas"/>
-        </w:rPr>
-        <w:t>lines/functions ≥ 90 %</w:t>
-      </w:r>
-      <w:r>
-        <w:t xml:space="preserve">, </w:t>
-      </w:r>
-      <w:r>
-        <w:rPr>
-          <w:rFonts w:ascii="Consolas" w:hAnsi="Consolas"/>
-        </w:rPr>
-        <w:t>branches ≥ 85 %</w:t>
-      </w:r>
-      <w:r>
-        <w:t>).</w:t>
-      </w:r>
-    </w:p>
-    <w:p>
-      <w:pPr>
-        <w:pStyle w:val="BulletList1"/>
-      </w:pPr>
-      <w:r>
-        <w:rPr>
-          <w:b/>
-        </w:rPr>
-        <w:t>ESLint</w:t>
-      </w:r>
-      <w:r>
-        <w:t xml:space="preserve"> (</w:t>
-      </w:r>
-      <w:r>
-        <w:rPr>
-          <w:rFonts w:ascii="Consolas" w:hAnsi="Consolas"/>
-        </w:rPr>
-        <w:t>eslint-config-next</w:t>
-      </w:r>
-      <w:r>
-        <w:t>, TypeScript rules) enforced in CI.</w:t>
-      </w:r>
-    </w:p>
-    <w:p>
-      <w:pPr>
-        <w:pStyle w:val="BulletList1"/>
-      </w:pPr>
-      <w:r>
-        <w:rPr>
-          <w:b/>
-        </w:rPr>
         <w:t>TypeScript strict</w:t>
       </w:r>
       <w:r>
         <w:t xml:space="preserve"> mode across the repository.</w:t>
       </w:r>
-    </w:p>
-    <w:p>
-      <w:pPr>
-        <w:pStyle w:val="BodyText"/>
-        <w:pBdr>
-          <w:bottom w:val="single" w:sz="6" w:space="1" w:color="CCCCCC"/>
-        </w:pBdr>
-      </w:pPr>
     </w:p>
     <w:p>
       <w:pPr>
@@ -14537,21 +14518,21 @@
         <w:lastRenderedPageBreak/>
         <w:t xml:space="preserve"> </w:t>
       </w:r>
-      <w:bookmarkStart w:id="37" w:name="_Toc230613823"/>
+      <w:bookmarkStart w:id="36" w:name="_Toc230613823"/>
       <w:r>
         <w:t>Architecture and Workflows</w:t>
       </w:r>
+      <w:bookmarkEnd w:id="36"/>
+    </w:p>
+    <w:p>
+      <w:pPr>
+        <w:pStyle w:val="Heading2"/>
+      </w:pPr>
+      <w:bookmarkStart w:id="37" w:name="_Toc230613824"/>
+      <w:r>
+        <w:t>System Architecture (high level)</w:t>
+      </w:r>
       <w:bookmarkEnd w:id="37"/>
-    </w:p>
-    <w:p>
-      <w:pPr>
-        <w:pStyle w:val="Heading2"/>
-      </w:pPr>
-      <w:bookmarkStart w:id="38" w:name="_Toc230613824"/>
-      <w:r>
-        <w:t>System Architecture (high level)</w:t>
-      </w:r>
-      <w:bookmarkEnd w:id="38"/>
     </w:p>
     <w:p>
       <w:pPr>
@@ -14559,8 +14540,11 @@
         <w:jc w:val="center"/>
       </w:pPr>
       <w:r>
+        <w:rPr>
+          <w:noProof/>
+        </w:rPr>
         <w:drawing>
-          <wp:inline distT="0" distB="0" distL="0" distR="0">
+          <wp:inline distT="0" distB="0" distL="0" distR="0" wp14:anchorId="47C34D62" wp14:editId="2A7C7A80">
             <wp:extent cx="6126480" cy="4782442"/>
             <wp:effectExtent l="0" t="0" r="0" b="0"/>
             <wp:docPr id="9101" name="system_architecture"/>
@@ -14575,7 +14559,7 @@
                     <pic:cNvPicPr/>
                   </pic:nvPicPr>
                   <pic:blipFill>
-                    <a:blip r:embed="rIdImg4"/>
+                    <a:blip r:embed="rId15"/>
                     <a:stretch>
                       <a:fillRect/>
                     </a:stretch>
@@ -14605,7 +14589,7 @@
       <w:pPr>
         <w:pStyle w:val="Heading2"/>
       </w:pPr>
-      <w:bookmarkStart w:id="39" w:name="_Toc230613825"/>
+      <w:bookmarkStart w:id="38" w:name="_Toc230613825"/>
       <w:r>
         <w:t>Module Map (</w:t>
       </w:r>
@@ -14626,7 +14610,7 @@
       <w:r>
         <w:t>)</w:t>
       </w:r>
-      <w:bookmarkEnd w:id="39"/>
+      <w:bookmarkEnd w:id="38"/>
     </w:p>
     <w:p>
       <w:pPr>
@@ -14650,8 +14634,12 @@
         <w:jc w:val="center"/>
       </w:pPr>
       <w:r>
+        <w:rPr>
+          <w:noProof/>
+        </w:rPr>
+        <w:lastRenderedPageBreak/>
         <w:drawing>
-          <wp:inline distT="0" distB="0" distL="0" distR="0">
+          <wp:inline distT="0" distB="0" distL="0" distR="0" wp14:anchorId="0474486F" wp14:editId="7C0B8C2F">
             <wp:extent cx="6126480" cy="7865495"/>
             <wp:effectExtent l="0" t="0" r="0" b="0"/>
             <wp:docPr id="9102" name="module_map"/>
@@ -14666,7 +14654,7 @@
                     <pic:cNvPicPr/>
                   </pic:nvPicPr>
                   <pic:blipFill>
-                    <a:blip r:embed="rIdImg5"/>
+                    <a:blip r:embed="rId16"/>
                     <a:stretch>
                       <a:fillRect/>
                     </a:stretch>
@@ -14697,13 +14685,14 @@
         <w:pStyle w:val="Heading2"/>
       </w:pPr>
       <w:r>
+        <w:lastRenderedPageBreak/>
         <w:t xml:space="preserve"> </w:t>
       </w:r>
-      <w:bookmarkStart w:id="40" w:name="_Toc230613826"/>
+      <w:bookmarkStart w:id="39" w:name="_Toc230613826"/>
       <w:r>
         <w:t>Checkout Workflow (end-to-end)</w:t>
       </w:r>
-      <w:bookmarkEnd w:id="40"/>
+      <w:bookmarkEnd w:id="39"/>
     </w:p>
     <w:p>
       <w:pPr>
@@ -14711,8 +14700,11 @@
         <w:jc w:val="center"/>
       </w:pPr>
       <w:r>
+        <w:rPr>
+          <w:noProof/>
+        </w:rPr>
         <w:drawing>
-          <wp:inline distT="0" distB="0" distL="0" distR="0">
+          <wp:inline distT="0" distB="0" distL="0" distR="0" wp14:anchorId="620DDA50" wp14:editId="487D16D7">
             <wp:extent cx="3890084" cy="8412480"/>
             <wp:effectExtent l="0" t="0" r="0" b="0"/>
             <wp:docPr id="9103" name="checkout_workflow"/>
@@ -14727,7 +14719,7 @@
                     <pic:cNvPicPr/>
                   </pic:nvPicPr>
                   <pic:blipFill>
-                    <a:blip r:embed="rIdImg6"/>
+                    <a:blip r:embed="rId17"/>
                     <a:stretch>
                       <a:fillRect/>
                     </a:stretch>
@@ -14757,11 +14749,11 @@
       <w:pPr>
         <w:pStyle w:val="Heading2"/>
       </w:pPr>
-      <w:bookmarkStart w:id="41" w:name="_Toc230613827"/>
+      <w:bookmarkStart w:id="40" w:name="_Toc230613827"/>
       <w:r>
         <w:t>Authentication Workflow</w:t>
       </w:r>
-      <w:bookmarkEnd w:id="41"/>
+      <w:bookmarkEnd w:id="40"/>
     </w:p>
     <w:p>
       <w:pPr>
@@ -14769,8 +14761,11 @@
         <w:jc w:val="center"/>
       </w:pPr>
       <w:r>
+        <w:rPr>
+          <w:noProof/>
+        </w:rPr>
         <w:drawing>
-          <wp:inline distT="0" distB="0" distL="0" distR="0">
+          <wp:inline distT="0" distB="0" distL="0" distR="0" wp14:anchorId="01E1FF8A" wp14:editId="561504E8">
             <wp:extent cx="6126480" cy="7471007"/>
             <wp:effectExtent l="0" t="0" r="0" b="0"/>
             <wp:docPr id="9104" name="auth_workflow"/>
@@ -14785,7 +14780,7 @@
                     <pic:cNvPicPr/>
                   </pic:nvPicPr>
                   <pic:blipFill>
-                    <a:blip r:embed="rIdImg7"/>
+                    <a:blip r:embed="rId18"/>
                     <a:stretch>
                       <a:fillRect/>
                     </a:stretch>
@@ -14815,11 +14810,12 @@
       <w:pPr>
         <w:pStyle w:val="Heading2"/>
       </w:pPr>
-      <w:bookmarkStart w:id="42" w:name="_Toc230613828"/>
-      <w:r>
+      <w:bookmarkStart w:id="41" w:name="_Toc230613828"/>
+      <w:r>
+        <w:lastRenderedPageBreak/>
         <w:t>Search Workflow</w:t>
       </w:r>
-      <w:bookmarkEnd w:id="42"/>
+      <w:bookmarkEnd w:id="41"/>
     </w:p>
     <w:p>
       <w:pPr>
@@ -14867,8 +14863,12 @@
         <w:jc w:val="center"/>
       </w:pPr>
       <w:r>
+        <w:rPr>
+          <w:noProof/>
+        </w:rPr>
+        <w:lastRenderedPageBreak/>
         <w:drawing>
-          <wp:inline distT="0" distB="0" distL="0" distR="0">
+          <wp:inline distT="0" distB="0" distL="0" distR="0" wp14:anchorId="7F6A25D3" wp14:editId="263A15ED">
             <wp:extent cx="4554238" cy="8412480"/>
             <wp:effectExtent l="0" t="0" r="0" b="0"/>
             <wp:docPr id="9105" name="search_workflow"/>
@@ -14883,7 +14883,7 @@
                     <pic:cNvPicPr/>
                   </pic:nvPicPr>
                   <pic:blipFill>
-                    <a:blip r:embed="rIdImg8"/>
+                    <a:blip r:embed="rId19"/>
                     <a:stretch>
                       <a:fillRect/>
                     </a:stretch>
@@ -14914,6 +14914,7 @@
         <w:pStyle w:val="Heading2"/>
       </w:pPr>
       <w:r>
+        <w:lastRenderedPageBreak/>
         <w:t>Transactional Notifications Workflow (Resend)</w:t>
       </w:r>
     </w:p>
@@ -14953,11 +14954,11 @@
       <w:pPr>
         <w:pStyle w:val="Heading2"/>
       </w:pPr>
-      <w:bookmarkStart w:id="43" w:name="_Toc230613829"/>
+      <w:bookmarkStart w:id="42" w:name="_Toc230613829"/>
       <w:r>
         <w:t>Order Lifecycle</w:t>
       </w:r>
-      <w:bookmarkEnd w:id="43"/>
+      <w:bookmarkEnd w:id="42"/>
     </w:p>
     <w:p>
       <w:pPr>
@@ -14965,8 +14966,11 @@
         <w:jc w:val="center"/>
       </w:pPr>
       <w:r>
+        <w:rPr>
+          <w:noProof/>
+        </w:rPr>
         <w:drawing>
-          <wp:inline distT="0" distB="0" distL="0" distR="0">
+          <wp:inline distT="0" distB="0" distL="0" distR="0" wp14:anchorId="1D67EBC2" wp14:editId="36CC2FF8">
             <wp:extent cx="6126480" cy="839688"/>
             <wp:effectExtent l="0" t="0" r="0" b="0"/>
             <wp:docPr id="9106" name="order_lifecycle"/>
@@ -14981,7 +14985,7 @@
                     <pic:cNvPicPr/>
                   </pic:nvPicPr>
                   <pic:blipFill>
-                    <a:blip r:embed="rIdImg9"/>
+                    <a:blip r:embed="rId20"/>
                     <a:stretch>
                       <a:fillRect/>
                     </a:stretch>
@@ -15011,11 +15015,11 @@
       <w:pPr>
         <w:pStyle w:val="Heading2"/>
       </w:pPr>
-      <w:bookmarkStart w:id="44" w:name="_Toc230613830"/>
+      <w:bookmarkStart w:id="43" w:name="_Toc230613830"/>
       <w:r>
         <w:t>Deployment Topology</w:t>
       </w:r>
-      <w:bookmarkEnd w:id="44"/>
+      <w:bookmarkEnd w:id="43"/>
     </w:p>
     <w:p>
       <w:pPr>
@@ -15023,8 +15027,11 @@
         <w:jc w:val="center"/>
       </w:pPr>
       <w:r>
+        <w:rPr>
+          <w:noProof/>
+        </w:rPr>
         <w:drawing>
-          <wp:inline distT="0" distB="0" distL="0" distR="0">
+          <wp:inline distT="0" distB="0" distL="0" distR="0" wp14:anchorId="5259034D" wp14:editId="3BE08261">
             <wp:extent cx="6126480" cy="4242201"/>
             <wp:effectExtent l="0" t="0" r="0" b="0"/>
             <wp:docPr id="9107" name="deployment_topology"/>
@@ -15039,7 +15046,7 @@
                     <pic:cNvPicPr/>
                   </pic:nvPicPr>
                   <pic:blipFill>
-                    <a:blip r:embed="rIdImg10"/>
+                    <a:blip r:embed="rId21"/>
                     <a:stretch>
                       <a:fillRect/>
                     </a:stretch>
@@ -15062,41 +15069,80 @@
     </w:p>
     <w:p>
       <w:pPr>
-        <w:pStyle w:val="BodyText"/>
-      </w:pPr>
-    </w:p>
-    <w:p>
-      <w:pPr>
-        <w:pStyle w:val="BodyText"/>
-        <w:pBdr>
-          <w:bottom w:val="single" w:sz="6" w:space="1" w:color="CCCCCC"/>
-        </w:pBdr>
-      </w:pPr>
-    </w:p>
-    <w:p>
-      <w:pPr>
         <w:pStyle w:val="Heading1"/>
       </w:pPr>
       <w:r>
         <w:lastRenderedPageBreak/>
         <w:t xml:space="preserve"> </w:t>
       </w:r>
-      <w:bookmarkStart w:id="45" w:name="_Toc230613831"/>
+      <w:bookmarkStart w:id="44" w:name="_Toc230613831"/>
       <w:r>
         <w:t>Continuous Support and Maintenance</w:t>
       </w:r>
+      <w:bookmarkEnd w:id="44"/>
+    </w:p>
+    <w:p>
+      <w:pPr>
+        <w:pStyle w:val="Heading2"/>
+      </w:pPr>
+      <w:r>
+        <w:t xml:space="preserve"> </w:t>
+      </w:r>
+      <w:bookmarkStart w:id="45" w:name="_Toc230613832"/>
+      <w:r>
+        <w:t>Support Structure</w:t>
+      </w:r>
       <w:bookmarkEnd w:id="45"/>
     </w:p>
     <w:p>
       <w:pPr>
+        <w:pStyle w:val="BulletList1"/>
+      </w:pPr>
+      <w:r>
+        <w:rPr>
+          <w:b/>
+        </w:rPr>
+        <w:t>Help-desk support</w:t>
+      </w:r>
+      <w:r>
+        <w:t xml:space="preserve"> — dedicated queue for customer issues during business hours.</w:t>
+      </w:r>
+    </w:p>
+    <w:p>
+      <w:pPr>
+        <w:pStyle w:val="BulletList1"/>
+      </w:pPr>
+      <w:r>
+        <w:rPr>
+          <w:b/>
+        </w:rPr>
+        <w:t>Technical support</w:t>
+      </w:r>
+      <w:r>
+        <w:t xml:space="preserve"> — engineering on-call for production incidents, surfaced through Sentry alerts and New Relic dashboards.</w:t>
+      </w:r>
+    </w:p>
+    <w:p>
+      <w:pPr>
+        <w:pStyle w:val="BulletList1"/>
+      </w:pPr>
+      <w:r>
+        <w:rPr>
+          <w:b/>
+        </w:rPr>
+        <w:t>Escalation procedures</w:t>
+      </w:r>
+      <w:r>
+        <w:t xml:space="preserve"> — P1 (site outage) → on-call lead within 15 min; P2 → next business day; P3 → backlog.</w:t>
+      </w:r>
+    </w:p>
+    <w:p>
+      <w:pPr>
         <w:pStyle w:val="Heading2"/>
       </w:pPr>
-      <w:r>
-        <w:t xml:space="preserve"> </w:t>
-      </w:r>
-      <w:bookmarkStart w:id="46" w:name="_Toc230613832"/>
-      <w:r>
-        <w:t>Support Structure</w:t>
+      <w:bookmarkStart w:id="46" w:name="_Toc230613833"/>
+      <w:r>
+        <w:t>Maintenance Activities</w:t>
       </w:r>
       <w:bookmarkEnd w:id="46"/>
     </w:p>
@@ -15108,10 +15154,10 @@
         <w:rPr>
           <w:b/>
         </w:rPr>
-        <w:t>Help-desk support</w:t>
-      </w:r>
-      <w:r>
-        <w:t xml:space="preserve"> — dedicated queue for customer issues during business hours.</w:t>
+        <w:t>Regular updates</w:t>
+      </w:r>
+      <w:r>
+        <w:t xml:space="preserve"> — monthly dependency review (Next.js, React, NextAuth, Stripe SDK, MUI); patch releases applied within the sprint.</w:t>
       </w:r>
     </w:p>
     <w:p>
@@ -15122,10 +15168,10 @@
         <w:rPr>
           <w:b/>
         </w:rPr>
-        <w:t>Technical support</w:t>
-      </w:r>
-      <w:r>
-        <w:t xml:space="preserve"> — engineering on-call for production incidents, surfaced through Sentry alerts and New Relic dashboards.</w:t>
+        <w:t>Bug fixes</w:t>
+      </w:r>
+      <w:r>
+        <w:t xml:space="preserve"> — tracked in JIRA, fixed via PRs that include Vitest coverage and Sentry release association.</w:t>
       </w:r>
     </w:p>
     <w:p>
@@ -15136,19 +15182,56 @@
         <w:rPr>
           <w:b/>
         </w:rPr>
-        <w:t>Escalation procedures</w:t>
-      </w:r>
-      <w:r>
-        <w:t xml:space="preserve"> — P1 (site outage) → on-call lead within 15 min; P2 → next business day; P3 → backlog.</w:t>
+        <w:t>Performance monitoring</w:t>
+      </w:r>
+      <w:r>
+        <w:t xml:space="preserve"> — Vercel Analytics, New Relic dashboards and GA4 funnels reviewed weekly.</w:t>
+      </w:r>
+    </w:p>
+    <w:p>
+      <w:pPr>
+        <w:pStyle w:val="BulletList1"/>
+      </w:pPr>
+      <w:r>
+        <w:rPr>
+          <w:b/>
+        </w:rPr>
+        <w:t>Backup and recovery</w:t>
+      </w:r>
+      <w:r>
+        <w:t xml:space="preserve"> — once PostgreSQL is introduced, nightly automated snapshots with 7-day retention.</w:t>
+      </w:r>
+    </w:p>
+    <w:p>
+      <w:pPr>
+        <w:pStyle w:val="BulletList1"/>
+      </w:pPr>
+      <w:r>
+        <w:rPr>
+          <w:b/>
+        </w:rPr>
+        <w:t>Security patches</w:t>
+      </w:r>
+      <w:r>
+        <w:t xml:space="preserve"> — GitHub Dependabot and weekly </w:t>
+      </w:r>
+      <w:r>
+        <w:rPr>
+          <w:rFonts w:ascii="Consolas" w:hAnsi="Consolas"/>
+        </w:rPr>
+        <w:t>npm audit</w:t>
+      </w:r>
+      <w:r>
+        <w:t>; security headers reviewed each release.</w:t>
       </w:r>
     </w:p>
     <w:p>
       <w:pPr>
         <w:pStyle w:val="Heading2"/>
       </w:pPr>
-      <w:bookmarkStart w:id="47" w:name="_Toc230613833"/>
-      <w:r>
-        <w:t>Maintenance Activities</w:t>
+      <w:bookmarkStart w:id="47" w:name="_Toc230613834"/>
+      <w:r>
+        <w:t>User Training and Documentation</w:t>
       </w:r>
       <w:bookmarkEnd w:id="47"/>
     </w:p>
@@ -15160,10 +15243,10 @@
         <w:rPr>
           <w:b/>
         </w:rPr>
-        <w:t>Regular updates</w:t>
-      </w:r>
-      <w:r>
-        <w:t xml:space="preserve"> — monthly dependency review (Next.js, React, NextAuth, Stripe SDK, MUI); patch releases applied within the sprint.</w:t>
+        <w:t>User training</w:t>
+      </w:r>
+      <w:r>
+        <w:t xml:space="preserve"> — onboarding guide for retail staff using the cancellation and order views; refreshed each release.</w:t>
       </w:r>
     </w:p>
     <w:p>
@@ -15174,11 +15257,48 @@
         <w:rPr>
           <w:b/>
         </w:rPr>
-        <w:t>Bug fixes</w:t>
-      </w:r>
-      <w:r>
-        <w:t xml:space="preserve"> — tracked in JIRA, fixed via PRs that include Vitest coverage and Sentry release association.</w:t>
-      </w:r>
+        <w:t>Technical documentation</w:t>
+      </w:r>
+      <w:r>
+        <w:t xml:space="preserve"> — </w:t>
+      </w:r>
+      <w:r>
+        <w:rPr>
+          <w:rFonts w:ascii="Consolas" w:hAnsi="Consolas"/>
+        </w:rPr>
+        <w:t>README.md</w:t>
+      </w:r>
+      <w:r>
+        <w:t xml:space="preserve">, </w:t>
+      </w:r>
+      <w:r>
+        <w:rPr>
+          <w:rFonts w:ascii="Consolas" w:hAnsi="Consolas"/>
+        </w:rPr>
+        <w:t>PLAN.md</w:t>
+      </w:r>
+      <w:r>
+        <w:t xml:space="preserve">, </w:t>
+      </w:r>
+      <w:r>
+        <w:rPr>
+          <w:rFonts w:ascii="Consolas" w:hAnsi="Consolas"/>
+        </w:rPr>
+        <w:t>docs/DEPLOY-VERCEL.md</w:t>
+      </w:r>
+      <w:r>
+        <w:t>, this DAR, and inline JSDoc.</w:t>
+      </w:r>
+    </w:p>
+    <w:p>
+      <w:pPr>
+        <w:pStyle w:val="Heading2"/>
+      </w:pPr>
+      <w:bookmarkStart w:id="48" w:name="_Toc230613835"/>
+      <w:r>
+        <w:t>Feedback and Improvement</w:t>
+      </w:r>
+      <w:bookmarkEnd w:id="48"/>
     </w:p>
     <w:p>
       <w:pPr>
@@ -15188,10 +15308,10 @@
         <w:rPr>
           <w:b/>
         </w:rPr>
-        <w:t>Performance monitoring</w:t>
-      </w:r>
-      <w:r>
-        <w:t xml:space="preserve"> — Vercel Analytics, New Relic dashboards and GA4 funnels reviewed weekly.</w:t>
+        <w:t>User feedback</w:t>
+      </w:r>
+      <w:r>
+        <w:t xml:space="preserve"> — collected via the support form and GA4 events; reviewed in monthly product reviews.</w:t>
       </w:r>
     </w:p>
     <w:p>
@@ -15202,147 +15322,21 @@
         <w:rPr>
           <w:b/>
         </w:rPr>
-        <w:t>Backup and recovery</w:t>
-      </w:r>
-      <w:r>
-        <w:t xml:space="preserve"> — once PostgreSQL is introduced, nightly automated snapshots with 7-day retention.</w:t>
-      </w:r>
-    </w:p>
-    <w:p>
-      <w:pPr>
-        <w:pStyle w:val="BulletList1"/>
-      </w:pPr>
-      <w:r>
-        <w:rPr>
-          <w:b/>
-        </w:rPr>
-        <w:t>Security patches</w:t>
-      </w:r>
-      <w:r>
-        <w:t xml:space="preserve"> — GitHub Dependabot and weekly </w:t>
-      </w:r>
-      <w:r>
-        <w:rPr>
-          <w:rFonts w:ascii="Consolas" w:hAnsi="Consolas"/>
-        </w:rPr>
-        <w:t>npm audit</w:t>
-      </w:r>
-      <w:r>
-        <w:t>; security headers reviewed each release.</w:t>
+        <w:t>Continuous improvement</w:t>
+      </w:r>
+      <w:r>
+        <w:t xml:space="preserve"> — every sprint allocates capacity for performance budgets, A11y audits and tech-debt items.</w:t>
       </w:r>
     </w:p>
     <w:p>
       <w:pPr>
         <w:pStyle w:val="Heading2"/>
       </w:pPr>
-      <w:bookmarkStart w:id="48" w:name="_Toc230613834"/>
-      <w:r>
-        <w:t>User Training and Documentation</w:t>
-      </w:r>
-      <w:bookmarkEnd w:id="48"/>
-    </w:p>
-    <w:p>
-      <w:pPr>
-        <w:pStyle w:val="BulletList1"/>
-      </w:pPr>
-      <w:r>
-        <w:rPr>
-          <w:b/>
-        </w:rPr>
-        <w:t>User training</w:t>
-      </w:r>
-      <w:r>
-        <w:t xml:space="preserve"> — onboarding guide for retail staff using the cancellation and order views; refreshed each release.</w:t>
-      </w:r>
-    </w:p>
-    <w:p>
-      <w:pPr>
-        <w:pStyle w:val="BulletList1"/>
-      </w:pPr>
-      <w:r>
-        <w:rPr>
-          <w:b/>
-        </w:rPr>
-        <w:t>Technical documentation</w:t>
-      </w:r>
-      <w:r>
-        <w:t xml:space="preserve"> — </w:t>
-      </w:r>
-      <w:r>
-        <w:rPr>
-          <w:rFonts w:ascii="Consolas" w:hAnsi="Consolas"/>
-        </w:rPr>
-        <w:t>README.md</w:t>
-      </w:r>
-      <w:r>
-        <w:t xml:space="preserve">, </w:t>
-      </w:r>
-      <w:r>
-        <w:rPr>
-          <w:rFonts w:ascii="Consolas" w:hAnsi="Consolas"/>
-        </w:rPr>
-        <w:t>PLAN.md</w:t>
-      </w:r>
-      <w:r>
-        <w:t xml:space="preserve">, </w:t>
-      </w:r>
-      <w:r>
-        <w:rPr>
-          <w:rFonts w:ascii="Consolas" w:hAnsi="Consolas"/>
-        </w:rPr>
-        <w:t>docs/DEPLOY-VERCEL.md</w:t>
-      </w:r>
-      <w:r>
-        <w:t>, this DAR, and inline JSDoc.</w:t>
-      </w:r>
-    </w:p>
-    <w:p>
-      <w:pPr>
-        <w:pStyle w:val="Heading2"/>
-      </w:pPr>
-      <w:bookmarkStart w:id="49" w:name="_Toc230613835"/>
-      <w:r>
-        <w:t>Feedback and Improvement</w:t>
+      <w:bookmarkStart w:id="49" w:name="_Toc230613836"/>
+      <w:r>
+        <w:t>Service Level Agreements (SLAs)</w:t>
       </w:r>
       <w:bookmarkEnd w:id="49"/>
-    </w:p>
-    <w:p>
-      <w:pPr>
-        <w:pStyle w:val="BulletList1"/>
-      </w:pPr>
-      <w:r>
-        <w:rPr>
-          <w:b/>
-        </w:rPr>
-        <w:t>User feedback</w:t>
-      </w:r>
-      <w:r>
-        <w:t xml:space="preserve"> — collected via the support form and GA4 events; reviewed in monthly product reviews.</w:t>
-      </w:r>
-    </w:p>
-    <w:p>
-      <w:pPr>
-        <w:pStyle w:val="BulletList1"/>
-      </w:pPr>
-      <w:r>
-        <w:rPr>
-          <w:b/>
-        </w:rPr>
-        <w:t>Continuous improvement</w:t>
-      </w:r>
-      <w:r>
-        <w:t xml:space="preserve"> — every sprint allocates capacity for performance budgets, A11y audits and tech-debt items.</w:t>
-      </w:r>
-    </w:p>
-    <w:p>
-      <w:pPr>
-        <w:pStyle w:val="Heading2"/>
-      </w:pPr>
-      <w:bookmarkStart w:id="50" w:name="_Toc230613836"/>
-      <w:r>
-        <w:t>Service Level Agreements (SLAs)</w:t>
-      </w:r>
-      <w:bookmarkEnd w:id="50"/>
     </w:p>
     <w:tbl>
       <w:tblPr>
@@ -15785,20 +15779,132 @@
       <w:pPr>
         <w:pStyle w:val="Heading1"/>
       </w:pPr>
-      <w:bookmarkStart w:id="51" w:name="_Toc230613837"/>
+      <w:bookmarkStart w:id="50" w:name="_Toc230613837"/>
       <w:r>
         <w:lastRenderedPageBreak/>
         <w:t>Risks</w:t>
       </w:r>
+      <w:bookmarkEnd w:id="50"/>
+    </w:p>
+    <w:p>
+      <w:pPr>
+        <w:pStyle w:val="Heading2"/>
+      </w:pPr>
+      <w:bookmarkStart w:id="51" w:name="_Toc230613838"/>
+      <w:r>
+        <w:t>Technical Risks</w:t>
+      </w:r>
       <w:bookmarkEnd w:id="51"/>
     </w:p>
     <w:p>
       <w:pPr>
+        <w:pStyle w:val="BulletList1"/>
+      </w:pPr>
+      <w:r>
+        <w:rPr>
+          <w:b/>
+        </w:rPr>
+        <w:t>Integration challenges</w:t>
+      </w:r>
+      <w:r>
+        <w:t xml:space="preserve"> — Stripe / NextAuth provider misconfiguration.</w:t>
+      </w:r>
+    </w:p>
+    <w:p>
+      <w:pPr>
+        <w:pStyle w:val="BulletList2"/>
+      </w:pPr>
+      <w:r>
+        <w:t xml:space="preserve">_Mitigation:_ environment validation in </w:t>
+      </w:r>
+      <w:r>
+        <w:rPr>
+          <w:rFonts w:ascii="Consolas" w:hAnsi="Consolas"/>
+        </w:rPr>
+        <w:t>src/lib/env.ts</w:t>
+      </w:r>
+      <w:r>
+        <w:t>, integration tests in CI, graceful "no-op" behaviour when credentials are absent.</w:t>
+      </w:r>
+    </w:p>
+    <w:p>
+      <w:pPr>
+        <w:pStyle w:val="BulletList1"/>
+      </w:pPr>
+      <w:r>
+        <w:rPr>
+          <w:b/>
+        </w:rPr>
+        <w:t>System performance</w:t>
+      </w:r>
+      <w:r>
+        <w:t xml:space="preserve"> — server-rendered pages slow under spikes.</w:t>
+      </w:r>
+    </w:p>
+    <w:p>
+      <w:pPr>
+        <w:pStyle w:val="BulletList2"/>
+      </w:pPr>
+      <w:r>
+        <w:t xml:space="preserve">_Mitigation:_ MUI package import optimization, </w:t>
+      </w:r>
+      <w:r>
+        <w:rPr>
+          <w:rFonts w:ascii="Consolas" w:hAnsi="Consolas"/>
+        </w:rPr>
+        <w:t>next/image</w:t>
+      </w:r>
+      <w:r>
+        <w:t xml:space="preserve">, route-level </w:t>
+      </w:r>
+      <w:r>
+        <w:rPr>
+          <w:rFonts w:ascii="Consolas" w:hAnsi="Consolas"/>
+        </w:rPr>
+        <w:t>loading.tsx</w:t>
+      </w:r>
+      <w:r>
+        <w:t>, search response caching (</w:t>
+      </w:r>
+      <w:r>
+        <w:rPr>
+          <w:rFonts w:ascii="Consolas" w:hAnsi="Consolas"/>
+        </w:rPr>
+        <w:t>Cache-Control: max-age=30, SWR=60</w:t>
+      </w:r>
+      <w:r>
+        <w:t>), Vercel autoscaling and Kubernetes HPA.</w:t>
+      </w:r>
+    </w:p>
+    <w:p>
+      <w:pPr>
+        <w:pStyle w:val="BulletList1"/>
+      </w:pPr>
+      <w:r>
+        <w:rPr>
+          <w:b/>
+        </w:rPr>
+        <w:t>Security vulnerabilities</w:t>
+      </w:r>
+      <w:r>
+        <w:t xml:space="preserve"> — third-party CVEs, prompt injection on inputs.</w:t>
+      </w:r>
+    </w:p>
+    <w:p>
+      <w:pPr>
+        <w:pStyle w:val="BulletList2"/>
+      </w:pPr>
+      <w:r>
+        <w:t>_Mitigation:_ Zod validation on every input, signed Stripe webhooks, security headers, in-memory rate limiter (planned upgrade to Upstash Redis), Dependabot.</w:t>
+      </w:r>
+    </w:p>
+    <w:p>
+      <w:pPr>
         <w:pStyle w:val="Heading2"/>
       </w:pPr>
-      <w:bookmarkStart w:id="52" w:name="_Toc230613838"/>
-      <w:r>
-        <w:t>Technical Risks</w:t>
+      <w:bookmarkStart w:id="52" w:name="_Toc230613839"/>
+      <w:r>
+        <w:t>Project Management Risks</w:t>
       </w:r>
       <w:bookmarkEnd w:id="52"/>
     </w:p>
@@ -15810,27 +15916,10 @@
         <w:rPr>
           <w:b/>
         </w:rPr>
-        <w:t>Integration challenges</w:t>
-      </w:r>
-      <w:r>
-        <w:t xml:space="preserve"> — Stripe / NextAuth provider misconfiguration.</w:t>
-      </w:r>
-    </w:p>
-    <w:p>
-      <w:pPr>
-        <w:pStyle w:val="BulletList2"/>
-      </w:pPr>
-      <w:r>
-        <w:t xml:space="preserve">_Mitigation:_ environment validation in </w:t>
-      </w:r>
-      <w:r>
-        <w:rPr>
-          <w:rFonts w:ascii="Consolas" w:hAnsi="Consolas"/>
-        </w:rPr>
-        <w:t>src/lib/env.ts</w:t>
-      </w:r>
-      <w:r>
-        <w:t>, integration tests in CI, graceful "no-op" behaviour when credentials are absent.</w:t>
+        <w:t>Scope creep</w:t>
+      </w:r>
+      <w:r>
+        <w:t xml:space="preserve"> — change-control via JIRA backlog grooming and pull-request templates.</w:t>
       </w:r>
     </w:p>
     <w:p>
@@ -15841,45 +15930,10 @@
         <w:rPr>
           <w:b/>
         </w:rPr>
-        <w:t>System performance</w:t>
-      </w:r>
-      <w:r>
-        <w:t xml:space="preserve"> — server-rendered pages slow under spikes.</w:t>
-      </w:r>
-    </w:p>
-    <w:p>
-      <w:pPr>
-        <w:pStyle w:val="BulletList2"/>
-      </w:pPr>
-      <w:r>
-        <w:t xml:space="preserve">_Mitigation:_ MUI package import optimization, </w:t>
-      </w:r>
-      <w:r>
-        <w:rPr>
-          <w:rFonts w:ascii="Consolas" w:hAnsi="Consolas"/>
-        </w:rPr>
-        <w:t>next/image</w:t>
-      </w:r>
-      <w:r>
-        <w:t xml:space="preserve">, route-level </w:t>
-      </w:r>
-      <w:r>
-        <w:rPr>
-          <w:rFonts w:ascii="Consolas" w:hAnsi="Consolas"/>
-        </w:rPr>
-        <w:t>loading.tsx</w:t>
-      </w:r>
-      <w:r>
-        <w:t>, search response caching (</w:t>
-      </w:r>
-      <w:r>
-        <w:rPr>
-          <w:rFonts w:ascii="Consolas" w:hAnsi="Consolas"/>
-        </w:rPr>
-        <w:t>Cache-Control: max-age=30, SWR=60</w:t>
-      </w:r>
-      <w:r>
-        <w:t>), Vercel autoscaling and Kubernetes HPA.</w:t>
+        <w:t>Resource availability</w:t>
+      </w:r>
+      <w:r>
+        <w:t xml:space="preserve"> — paired ownership of critical modules (auth, payments).</w:t>
       </w:r>
     </w:p>
     <w:p>
@@ -15890,27 +15944,19 @@
         <w:rPr>
           <w:b/>
         </w:rPr>
-        <w:t>Security vulnerabilities</w:t>
-      </w:r>
-      <w:r>
-        <w:t xml:space="preserve"> — third-party CVEs, prompt injection on inputs.</w:t>
-      </w:r>
-    </w:p>
-    <w:p>
-      <w:pPr>
-        <w:pStyle w:val="BulletList2"/>
-      </w:pPr>
-      <w:r>
-        <w:t>_Mitigation:_ Zod validation on every input, signed Stripe webhooks, security headers, in-memory rate limiter (planned upgrade to Upstash Redis), Dependabot.</w:t>
+        <w:t>Timeline delays</w:t>
+      </w:r>
+      <w:r>
+        <w:t xml:space="preserve"> — release trains with explicit "ready for QA" criteria.</w:t>
       </w:r>
     </w:p>
     <w:p>
       <w:pPr>
         <w:pStyle w:val="Heading2"/>
       </w:pPr>
-      <w:bookmarkStart w:id="53" w:name="_Toc230613839"/>
-      <w:r>
-        <w:t>Project Management Risks</w:t>
+      <w:bookmarkStart w:id="53" w:name="_Toc230613840"/>
+      <w:r>
+        <w:t>Business Risks</w:t>
       </w:r>
       <w:bookmarkEnd w:id="53"/>
     </w:p>
@@ -15922,10 +15968,10 @@
         <w:rPr>
           <w:b/>
         </w:rPr>
-        <w:t>Scope creep</w:t>
-      </w:r>
-      <w:r>
-        <w:t xml:space="preserve"> — change-control via JIRA backlog grooming and pull-request templates.</w:t>
+        <w:t>User adoption</w:t>
+      </w:r>
+      <w:r>
+        <w:t xml:space="preserve"> — A/B testing on key surfaces, GA4 funnel review.</w:t>
       </w:r>
     </w:p>
     <w:p>
@@ -15936,10 +15982,10 @@
         <w:rPr>
           <w:b/>
         </w:rPr>
-        <w:t>Resource availability</w:t>
-      </w:r>
-      <w:r>
-        <w:t xml:space="preserve"> — paired ownership of critical modules (auth, payments).</w:t>
+        <w:t>Cost overruns</w:t>
+      </w:r>
+      <w:r>
+        <w:t xml:space="preserve"> — Vercel usage alerts and per-environment budgets.</w:t>
       </w:r>
     </w:p>
     <w:p>
@@ -15950,73 +15996,21 @@
         <w:rPr>
           <w:b/>
         </w:rPr>
-        <w:t>Timeline delays</w:t>
-      </w:r>
-      <w:r>
-        <w:t xml:space="preserve"> — release trains with explicit "ready for QA" criteria.</w:t>
+        <w:t>Regulatory compliance</w:t>
+      </w:r>
+      <w:r>
+        <w:t xml:space="preserve"> — GDPR / CCPA cookie banner and data export endpoints planned ahead of EU launch.</w:t>
       </w:r>
     </w:p>
     <w:p>
       <w:pPr>
         <w:pStyle w:val="Heading2"/>
       </w:pPr>
-      <w:bookmarkStart w:id="54" w:name="_Toc230613840"/>
-      <w:r>
-        <w:t>Business Risks</w:t>
+      <w:bookmarkStart w:id="54" w:name="_Toc230613841"/>
+      <w:r>
+        <w:t>Operational Risks</w:t>
       </w:r>
       <w:bookmarkEnd w:id="54"/>
-    </w:p>
-    <w:p>
-      <w:pPr>
-        <w:pStyle w:val="BulletList1"/>
-      </w:pPr>
-      <w:r>
-        <w:rPr>
-          <w:b/>
-        </w:rPr>
-        <w:t>User adoption</w:t>
-      </w:r>
-      <w:r>
-        <w:t xml:space="preserve"> — A/B testing on key surfaces, GA4 funnel review.</w:t>
-      </w:r>
-    </w:p>
-    <w:p>
-      <w:pPr>
-        <w:pStyle w:val="BulletList1"/>
-      </w:pPr>
-      <w:r>
-        <w:rPr>
-          <w:b/>
-        </w:rPr>
-        <w:t>Cost overruns</w:t>
-      </w:r>
-      <w:r>
-        <w:t xml:space="preserve"> — Vercel usage alerts and per-environment budgets.</w:t>
-      </w:r>
-    </w:p>
-    <w:p>
-      <w:pPr>
-        <w:pStyle w:val="BulletList1"/>
-      </w:pPr>
-      <w:r>
-        <w:rPr>
-          <w:b/>
-        </w:rPr>
-        <w:t>Regulatory compliance</w:t>
-      </w:r>
-      <w:r>
-        <w:t xml:space="preserve"> — GDPR / CCPA cookie banner and data export endpoints planned ahead of EU launch.</w:t>
-      </w:r>
-    </w:p>
-    <w:p>
-      <w:pPr>
-        <w:pStyle w:val="Heading2"/>
-      </w:pPr>
-      <w:bookmarkStart w:id="55" w:name="_Toc230613841"/>
-      <w:r>
-        <w:t>Operational Risks</w:t>
-      </w:r>
-      <w:bookmarkEnd w:id="55"/>
     </w:p>
     <w:p>
       <w:pPr>
@@ -16076,19 +16070,221 @@
         <w:lastRenderedPageBreak/>
         <w:t xml:space="preserve"> </w:t>
       </w:r>
-      <w:bookmarkStart w:id="56" w:name="_Toc230613842"/>
+      <w:bookmarkStart w:id="55" w:name="_Toc230613842"/>
       <w:r>
         <w:t>Appendix</w:t>
       </w:r>
+      <w:bookmarkEnd w:id="55"/>
+    </w:p>
+    <w:p>
+      <w:pPr>
+        <w:pStyle w:val="AppendixHeading1"/>
+      </w:pPr>
+      <w:bookmarkStart w:id="56" w:name="_Toc230613843"/>
+      <w:r>
+        <w:t>Glossary of Terms</w:t>
+      </w:r>
       <w:bookmarkEnd w:id="56"/>
     </w:p>
     <w:p>
       <w:pPr>
+        <w:pStyle w:val="BulletList1"/>
+      </w:pPr>
+      <w:r>
+        <w:rPr>
+          <w:b/>
+        </w:rPr>
+        <w:t>RIMSS</w:t>
+      </w:r>
+      <w:r>
+        <w:t xml:space="preserve"> — Retail Inventory Management Software System; the YCompany storefront with inventory awareness.</w:t>
+      </w:r>
+    </w:p>
+    <w:p>
+      <w:pPr>
+        <w:pStyle w:val="BulletList1"/>
+      </w:pPr>
+      <w:r>
+        <w:rPr>
+          <w:b/>
+        </w:rPr>
+        <w:t>RSC</w:t>
+      </w:r>
+      <w:r>
+        <w:t xml:space="preserve"> — React Server Components; rendered on the server, no JavaScript shipped for the component itself.</w:t>
+      </w:r>
+    </w:p>
+    <w:p>
+      <w:pPr>
+        <w:pStyle w:val="BulletList1"/>
+      </w:pPr>
+      <w:r>
+        <w:rPr>
+          <w:b/>
+        </w:rPr>
+        <w:t>App Router</w:t>
+      </w:r>
+      <w:r>
+        <w:t xml:space="preserve"> — Next.js 13+ routing model under </w:t>
+      </w:r>
+      <w:r>
+        <w:rPr>
+          <w:rFonts w:ascii="Consolas" w:hAnsi="Consolas"/>
+        </w:rPr>
+        <w:t>src/app/</w:t>
+      </w:r>
+      <w:r>
+        <w:t xml:space="preserve">, replaces the legacy </w:t>
+      </w:r>
+      <w:r>
+        <w:rPr>
+          <w:rFonts w:ascii="Consolas" w:hAnsi="Consolas"/>
+        </w:rPr>
+        <w:t>pages/</w:t>
+      </w:r>
+      <w:r>
+        <w:t xml:space="preserve"> router.</w:t>
+      </w:r>
+    </w:p>
+    <w:p>
+      <w:pPr>
+        <w:pStyle w:val="BulletList1"/>
+      </w:pPr>
+      <w:r>
+        <w:rPr>
+          <w:b/>
+        </w:rPr>
+        <w:t>Route Handler</w:t>
+      </w:r>
+      <w:r>
+        <w:t xml:space="preserve"> — </w:t>
+      </w:r>
+      <w:r>
+        <w:rPr>
+          <w:rFonts w:ascii="Consolas" w:hAnsi="Consolas"/>
+        </w:rPr>
+        <w:t>route.ts</w:t>
+      </w:r>
+      <w:r>
+        <w:t xml:space="preserve"> file exporting HTTP methods (</w:t>
+      </w:r>
+      <w:r>
+        <w:rPr>
+          <w:rFonts w:ascii="Consolas" w:hAnsi="Consolas"/>
+        </w:rPr>
+        <w:t>GET</w:t>
+      </w:r>
+      <w:r>
+        <w:t xml:space="preserve">, </w:t>
+      </w:r>
+      <w:r>
+        <w:rPr>
+          <w:rFonts w:ascii="Consolas" w:hAnsi="Consolas"/>
+        </w:rPr>
+        <w:t>POST</w:t>
+      </w:r>
+      <w:r>
+        <w:t xml:space="preserve">, …) inside </w:t>
+      </w:r>
+      <w:r>
+        <w:rPr>
+          <w:rFonts w:ascii="Consolas" w:hAnsi="Consolas"/>
+        </w:rPr>
+        <w:t>src/app/api/</w:t>
+      </w:r>
+      <w:r>
+        <w:t>.</w:t>
+      </w:r>
+    </w:p>
+    <w:p>
+      <w:pPr>
+        <w:pStyle w:val="BulletList1"/>
+      </w:pPr>
+      <w:r>
+        <w:rPr>
+          <w:b/>
+        </w:rPr>
+        <w:t>JWT</w:t>
+      </w:r>
+      <w:r>
+        <w:t xml:space="preserve"> — JSON Web Token; the session strategy used by NextAuth v5.</w:t>
+      </w:r>
+    </w:p>
+    <w:p>
+      <w:pPr>
+        <w:pStyle w:val="BulletList1"/>
+      </w:pPr>
+      <w:r>
+        <w:rPr>
+          <w:b/>
+        </w:rPr>
+        <w:t>OAuth</w:t>
+      </w:r>
+      <w:r>
+        <w:t xml:space="preserve"> — Open Authorization; protocol used by the Google / GitHub / Facebook / Apple providers.</w:t>
+      </w:r>
+    </w:p>
+    <w:p>
+      <w:pPr>
+        <w:pStyle w:val="BulletList1"/>
+      </w:pPr>
+      <w:r>
+        <w:rPr>
+          <w:b/>
+        </w:rPr>
+        <w:t>Stripe Checkout</w:t>
+      </w:r>
+      <w:r>
+        <w:t xml:space="preserve"> — Stripe-hosted, PCI-scoped payment page consumed via Checkout Sessions.</w:t>
+      </w:r>
+    </w:p>
+    <w:p>
+      <w:pPr>
+        <w:pStyle w:val="BulletList1"/>
+      </w:pPr>
+      <w:r>
+        <w:rPr>
+          <w:b/>
+        </w:rPr>
+        <w:t>Webhook</w:t>
+      </w:r>
+      <w:r>
+        <w:t xml:space="preserve"> — Signed asynchronous HTTP callback (</w:t>
+      </w:r>
+      <w:r>
+        <w:rPr>
+          <w:rFonts w:ascii="Consolas" w:hAnsi="Consolas"/>
+        </w:rPr>
+        <w:t>/api/webhooks/stripe</w:t>
+      </w:r>
+      <w:r>
+        <w:t>) that creates the order on payment.</w:t>
+      </w:r>
+    </w:p>
+    <w:p>
+      <w:pPr>
+        <w:pStyle w:val="BulletList1"/>
+      </w:pPr>
+      <w:r>
+        <w:rPr>
+          <w:b/>
+        </w:rPr>
+        <w:t>SLA</w:t>
+      </w:r>
+      <w:r>
+        <w:t xml:space="preserve"> — Service Level Agreement (see §7.5).</w:t>
+      </w:r>
+    </w:p>
+    <w:p>
+      <w:pPr>
         <w:pStyle w:val="AppendixHeading1"/>
       </w:pPr>
-      <w:bookmarkStart w:id="57" w:name="_Toc230613843"/>
-      <w:r>
-        <w:t>Glossary of Terms</w:t>
+      <w:r>
+        <w:t xml:space="preserve"> </w:t>
+      </w:r>
+      <w:bookmarkStart w:id="57" w:name="_Toc230613844"/>
+      <w:r>
+        <w:t>Relevant Documents</w:t>
       </w:r>
       <w:bookmarkEnd w:id="57"/>
     </w:p>
@@ -16098,12 +16294,12 @@
       </w:pPr>
       <w:r>
         <w:rPr>
-          <w:b/>
-        </w:rPr>
-        <w:t>RIMSS</w:t>
-      </w:r>
-      <w:r>
-        <w:t xml:space="preserve"> — Retail Inventory Management Software System; the YCompany storefront with inventory awareness.</w:t>
+          <w:rFonts w:ascii="Consolas" w:hAnsi="Consolas"/>
+        </w:rPr>
+        <w:t>README.md</w:t>
+      </w:r>
+      <w:r>
+        <w:t xml:space="preserve"> — setup, scripts, observability, deploy summary.</w:t>
       </w:r>
     </w:p>
     <w:p>
@@ -16112,12 +16308,12 @@
       </w:pPr>
       <w:r>
         <w:rPr>
-          <w:b/>
-        </w:rPr>
-        <w:t>RSC</w:t>
-      </w:r>
-      <w:r>
-        <w:t xml:space="preserve"> — React Server Components; rendered on the server, no JavaScript shipped for the component itself.</w:t>
+          <w:rFonts w:ascii="Consolas" w:hAnsi="Consolas"/>
+        </w:rPr>
+        <w:t>PLAN.md</w:t>
+      </w:r>
+      <w:r>
+        <w:t xml:space="preserve"> — phased roadmap, problem-to-solution mapping, next steps.</w:t>
       </w:r>
     </w:p>
     <w:p>
@@ -16126,30 +16322,62 @@
       </w:pPr>
       <w:r>
         <w:rPr>
-          <w:b/>
-        </w:rPr>
-        <w:t>App Router</w:t>
-      </w:r>
-      <w:r>
-        <w:t xml:space="preserve"> — Next.js 13+ routing model under </w:t>
-      </w:r>
-      <w:r>
-        <w:rPr>
           <w:rFonts w:ascii="Consolas" w:hAnsi="Consolas"/>
         </w:rPr>
-        <w:t>src/app/</w:t>
-      </w:r>
-      <w:r>
-        <w:t xml:space="preserve">, replaces the legacy </w:t>
-      </w:r>
+        <w:t>docs/DEPLOY-VERCEL.md</w:t>
+      </w:r>
+      <w:r>
+        <w:t xml:space="preserve"> — step-by-step Vercel deployment guide.</w:t>
+      </w:r>
+    </w:p>
+    <w:p>
+      <w:pPr>
+        <w:pStyle w:val="BulletList1"/>
+      </w:pPr>
       <w:r>
         <w:rPr>
           <w:rFonts w:ascii="Consolas" w:hAnsi="Consolas"/>
         </w:rPr>
-        <w:t>pages/</w:t>
-      </w:r>
-      <w:r>
-        <w:t xml:space="preserve"> router.</w:t>
+        <w:t>k8s/*.yaml</w:t>
+      </w:r>
+      <w:r>
+        <w:t xml:space="preserve"> — Kubernetes manifests (</w:t>
+      </w:r>
+      <w:r>
+        <w:rPr>
+          <w:rFonts w:ascii="Consolas" w:hAnsi="Consolas"/>
+        </w:rPr>
+        <w:t>Deployment</w:t>
+      </w:r>
+      <w:r>
+        <w:t xml:space="preserve">, </w:t>
+      </w:r>
+      <w:r>
+        <w:rPr>
+          <w:rFonts w:ascii="Consolas" w:hAnsi="Consolas"/>
+        </w:rPr>
+        <w:t>Service</w:t>
+      </w:r>
+      <w:r>
+        <w:t xml:space="preserve">, </w:t>
+      </w:r>
+      <w:r>
+        <w:rPr>
+          <w:rFonts w:ascii="Consolas" w:hAnsi="Consolas"/>
+        </w:rPr>
+        <w:t>ConfigMap</w:t>
+      </w:r>
+      <w:r>
+        <w:t xml:space="preserve">, </w:t>
+      </w:r>
+      <w:r>
+        <w:rPr>
+          <w:rFonts w:ascii="Consolas" w:hAnsi="Consolas"/>
+        </w:rPr>
+        <w:t>Secret</w:t>
+      </w:r>
+      <w:r>
+        <w:t>).</w:t>
       </w:r>
     </w:p>
     <w:p>
@@ -16158,271 +16386,37 @@
       </w:pPr>
       <w:r>
         <w:rPr>
-          <w:b/>
-        </w:rPr>
-        <w:t>Route Handler</w:t>
-      </w:r>
-      <w:r>
-        <w:t xml:space="preserve"> — </w:t>
-      </w:r>
-      <w:r>
-        <w:rPr>
           <w:rFonts w:ascii="Consolas" w:hAnsi="Consolas"/>
         </w:rPr>
-        <w:t>route.ts</w:t>
-      </w:r>
-      <w:r>
-        <w:t xml:space="preserve"> file exporting HTTP methods (</w:t>
-      </w:r>
+        <w:t>Dockerfile</w:t>
+      </w:r>
+      <w:r>
+        <w:t xml:space="preserve"> — multi-stage build for the standalone Next.js runtime.</w:t>
+      </w:r>
+    </w:p>
+    <w:p>
+      <w:pPr>
+        <w:pStyle w:val="BulletList1"/>
+      </w:pPr>
       <w:r>
         <w:rPr>
           <w:rFonts w:ascii="Consolas" w:hAnsi="Consolas"/>
         </w:rPr>
-        <w:t>GET</w:t>
-      </w:r>
-      <w:r>
-        <w:t xml:space="preserve">, </w:t>
-      </w:r>
-      <w:r>
-        <w:rPr>
-          <w:rFonts w:ascii="Consolas" w:hAnsi="Consolas"/>
-        </w:rPr>
-        <w:t>POST</w:t>
-      </w:r>
-      <w:r>
-        <w:t xml:space="preserve">, …) inside </w:t>
-      </w:r>
-      <w:r>
-        <w:rPr>
-          <w:rFonts w:ascii="Consolas" w:hAnsi="Consolas"/>
-        </w:rPr>
-        <w:t>src/app/api/</w:t>
-      </w:r>
-      <w:r>
-        <w:t>.</w:t>
-      </w:r>
-    </w:p>
-    <w:p>
-      <w:pPr>
-        <w:pStyle w:val="BulletList1"/>
-      </w:pPr>
-      <w:r>
-        <w:rPr>
-          <w:b/>
-        </w:rPr>
-        <w:t>JWT</w:t>
-      </w:r>
-      <w:r>
-        <w:t xml:space="preserve"> — JSON Web Token; the session strategy used by NextAuth v5.</w:t>
-      </w:r>
-    </w:p>
-    <w:p>
-      <w:pPr>
-        <w:pStyle w:val="BulletList1"/>
-      </w:pPr>
-      <w:r>
-        <w:rPr>
-          <w:b/>
-        </w:rPr>
-        <w:t>OAuth</w:t>
-      </w:r>
-      <w:r>
-        <w:t xml:space="preserve"> — Open Authorization; protocol used by the Google / GitHub / Facebook / Apple providers.</w:t>
-      </w:r>
-    </w:p>
-    <w:p>
-      <w:pPr>
-        <w:pStyle w:val="BulletList1"/>
-      </w:pPr>
-      <w:r>
-        <w:rPr>
-          <w:b/>
-        </w:rPr>
-        <w:t>Stripe Checkout</w:t>
-      </w:r>
-      <w:r>
-        <w:t xml:space="preserve"> — Stripe-hosted, PCI-scoped payment page consumed via Checkout Sessions.</w:t>
-      </w:r>
-    </w:p>
-    <w:p>
-      <w:pPr>
-        <w:pStyle w:val="BulletList1"/>
-      </w:pPr>
-      <w:r>
-        <w:rPr>
-          <w:b/>
-        </w:rPr>
-        <w:t>Webhook</w:t>
-      </w:r>
-      <w:r>
-        <w:t xml:space="preserve"> — Signed asynchronous HTTP callback (</w:t>
-      </w:r>
-      <w:r>
-        <w:rPr>
-          <w:rFonts w:ascii="Consolas" w:hAnsi="Consolas"/>
-        </w:rPr>
-        <w:t>/api/webhooks/stripe</w:t>
-      </w:r>
-      <w:r>
-        <w:t>) that creates the order on payment.</w:t>
-      </w:r>
-    </w:p>
-    <w:p>
-      <w:pPr>
-        <w:pStyle w:val="BulletList1"/>
-      </w:pPr>
-      <w:r>
-        <w:rPr>
-          <w:b/>
-        </w:rPr>
-        <w:t>SLA</w:t>
-      </w:r>
-      <w:r>
-        <w:t xml:space="preserve"> — Service Level Agreement (see §7.5).</w:t>
+        <w:t>vitest.config.ts</w:t>
+      </w:r>
+      <w:r>
+        <w:t xml:space="preserve"> — test runner and coverage thresholds.</w:t>
       </w:r>
     </w:p>
     <w:p>
       <w:pPr>
         <w:pStyle w:val="AppendixHeading1"/>
       </w:pPr>
-      <w:r>
-        <w:t xml:space="preserve"> </w:t>
-      </w:r>
-      <w:bookmarkStart w:id="58" w:name="_Toc230613844"/>
-      <w:r>
-        <w:t>Relevant Documents</w:t>
+      <w:bookmarkStart w:id="58" w:name="_Toc230613845"/>
+      <w:r>
+        <w:t>Diagrams and Charts</w:t>
       </w:r>
       <w:bookmarkEnd w:id="58"/>
-    </w:p>
-    <w:p>
-      <w:pPr>
-        <w:pStyle w:val="BulletList1"/>
-      </w:pPr>
-      <w:r>
-        <w:rPr>
-          <w:rFonts w:ascii="Consolas" w:hAnsi="Consolas"/>
-        </w:rPr>
-        <w:t>README.md</w:t>
-      </w:r>
-      <w:r>
-        <w:t xml:space="preserve"> — setup, scripts, observability, deploy summary.</w:t>
-      </w:r>
-    </w:p>
-    <w:p>
-      <w:pPr>
-        <w:pStyle w:val="BulletList1"/>
-      </w:pPr>
-      <w:r>
-        <w:rPr>
-          <w:rFonts w:ascii="Consolas" w:hAnsi="Consolas"/>
-        </w:rPr>
-        <w:t>PLAN.md</w:t>
-      </w:r>
-      <w:r>
-        <w:t xml:space="preserve"> — phased roadmap, problem-to-solution mapping, next steps.</w:t>
-      </w:r>
-    </w:p>
-    <w:p>
-      <w:pPr>
-        <w:pStyle w:val="BulletList1"/>
-      </w:pPr>
-      <w:r>
-        <w:rPr>
-          <w:rFonts w:ascii="Consolas" w:hAnsi="Consolas"/>
-        </w:rPr>
-        <w:t>docs/DEPLOY-VERCEL.md</w:t>
-      </w:r>
-      <w:r>
-        <w:t xml:space="preserve"> — step-by-step Vercel deployment guide.</w:t>
-      </w:r>
-    </w:p>
-    <w:p>
-      <w:pPr>
-        <w:pStyle w:val="BulletList1"/>
-      </w:pPr>
-      <w:r>
-        <w:rPr>
-          <w:rFonts w:ascii="Consolas" w:hAnsi="Consolas"/>
-        </w:rPr>
-        <w:t>k8s/*.yaml</w:t>
-      </w:r>
-      <w:r>
-        <w:t xml:space="preserve"> — Kubernetes manifests (</w:t>
-      </w:r>
-      <w:r>
-        <w:rPr>
-          <w:rFonts w:ascii="Consolas" w:hAnsi="Consolas"/>
-        </w:rPr>
-        <w:t>Deployment</w:t>
-      </w:r>
-      <w:r>
-        <w:t xml:space="preserve">, </w:t>
-      </w:r>
-      <w:r>
-        <w:rPr>
-          <w:rFonts w:ascii="Consolas" w:hAnsi="Consolas"/>
-        </w:rPr>
-        <w:t>Service</w:t>
-      </w:r>
-      <w:r>
-        <w:t xml:space="preserve">, </w:t>
-      </w:r>
-      <w:r>
-        <w:rPr>
-          <w:rFonts w:ascii="Consolas" w:hAnsi="Consolas"/>
-        </w:rPr>
-        <w:t>ConfigMap</w:t>
-      </w:r>
-      <w:r>
-        <w:t xml:space="preserve">, </w:t>
-      </w:r>
-      <w:r>
-        <w:rPr>
-          <w:rFonts w:ascii="Consolas" w:hAnsi="Consolas"/>
-        </w:rPr>
-        <w:t>Secret</w:t>
-      </w:r>
-      <w:r>
-        <w:t>).</w:t>
-      </w:r>
-    </w:p>
-    <w:p>
-      <w:pPr>
-        <w:pStyle w:val="BulletList1"/>
-      </w:pPr>
-      <w:r>
-        <w:rPr>
-          <w:rFonts w:ascii="Consolas" w:hAnsi="Consolas"/>
-        </w:rPr>
-        <w:t>Dockerfile</w:t>
-      </w:r>
-      <w:r>
-        <w:t xml:space="preserve"> — multi-stage build for the standalone Next.js runtime.</w:t>
-      </w:r>
-    </w:p>
-    <w:p>
-      <w:pPr>
-        <w:pStyle w:val="BulletList1"/>
-      </w:pPr>
-      <w:r>
-        <w:rPr>
-          <w:rFonts w:ascii="Consolas" w:hAnsi="Consolas"/>
-        </w:rPr>
-        <w:t>vitest.config.ts</w:t>
-      </w:r>
-      <w:r>
-        <w:t xml:space="preserve"> — test runner and coverage thresholds.</w:t>
-      </w:r>
-    </w:p>
-    <w:p>
-      <w:pPr>
-        <w:pStyle w:val="AppendixHeading1"/>
-      </w:pPr>
-      <w:bookmarkStart w:id="59" w:name="_Toc230613845"/>
-      <w:r>
-        <w:t>Diagrams and Charts</w:t>
-      </w:r>
-      <w:bookmarkEnd w:id="59"/>
     </w:p>
     <w:tbl>
       <w:tblPr>
@@ -16770,28 +16764,6 @@
           </w:p>
         </w:tc>
       </w:tr>
-      <w:tr>
-        <w:tc>
-          <w:tcPr>
-            <w:tcW w:type="dxa" w:w="4873"/>
-          </w:tcPr>
-          <w:p>
-            <w:r>
-              <w:t>Transactional Notifications</w:t>
-            </w:r>
-          </w:p>
-        </w:tc>
-        <w:tc>
-          <w:tcPr>
-            <w:tcW w:type="dxa" w:w="4873"/>
-          </w:tcPr>
-          <w:p>
-            <w:r>
-              <w:t>§6.5.1 (Resend workflow)</w:t>
-            </w:r>
-          </w:p>
-        </w:tc>
-      </w:tr>
     </w:tbl>
     <w:p>
       <w:pPr>
@@ -16806,10 +16778,37 @@
         <w:lastRenderedPageBreak/>
         <w:t xml:space="preserve"> </w:t>
       </w:r>
-      <w:bookmarkStart w:id="60" w:name="_Toc230613846"/>
+      <w:bookmarkStart w:id="59" w:name="_Toc230613846"/>
       <w:r>
         <w:t>Contact Information</w:t>
       </w:r>
+      <w:bookmarkEnd w:id="59"/>
+    </w:p>
+    <w:p>
+      <w:pPr>
+        <w:pStyle w:val="BulletList1"/>
+      </w:pPr>
+      <w:r>
+        <w:rPr>
+          <w:b/>
+        </w:rPr>
+        <w:t>Lead Developer:</w:t>
+      </w:r>
+      <w:r>
+        <w:t xml:space="preserve"> Pawan Gupta — pawan.gupta@nagarro.com — +91 98112 83937</w:t>
+      </w:r>
+    </w:p>
+    <w:p>
+      <w:pPr>
+        <w:pStyle w:val="AppendixHeading1"/>
+      </w:pPr>
+      <w:r>
+        <w:t xml:space="preserve"> </w:t>
+      </w:r>
+      <w:bookmarkStart w:id="60" w:name="_Toc230613847"/>
+      <w:r>
+        <w:t>Additional Resources</w:t>
+      </w:r>
       <w:bookmarkEnd w:id="60"/>
     </w:p>
     <w:p>
@@ -16820,24 +16819,11 @@
         <w:rPr>
           <w:b/>
         </w:rPr>
-        <w:t>Lead Developer:</w:t>
-      </w:r>
-      <w:r>
-        <w:t xml:space="preserve"> Pawan Gupta — pawan.gupta@nagarro.com — +91 98112 83937</w:t>
-      </w:r>
-    </w:p>
-    <w:p>
-      <w:pPr>
-        <w:pStyle w:val="AppendixHeading1"/>
-      </w:pPr>
-      <w:r>
-        <w:t xml:space="preserve"> </w:t>
-      </w:r>
-      <w:bookmarkStart w:id="61" w:name="_Toc230613847"/>
-      <w:r>
-        <w:t>Additional Resources</w:t>
-      </w:r>
-      <w:bookmarkEnd w:id="61"/>
+        <w:t>Training materials</w:t>
+      </w:r>
+      <w:r>
+        <w:t xml:space="preserve"> — internal onboarding deck and Loom walk-throughs of the checkout flow.</w:t>
+      </w:r>
     </w:p>
     <w:p>
       <w:pPr>
@@ -16847,10 +16833,28 @@
         <w:rPr>
           <w:b/>
         </w:rPr>
-        <w:t>Training materials</w:t>
-      </w:r>
-      <w:r>
-        <w:t xml:space="preserve"> — internal onboarding deck and Loom walk-throughs of the checkout flow.</w:t>
+        <w:t>FAQs</w:t>
+      </w:r>
+      <w:r>
+        <w:t xml:space="preserve"> — collated in </w:t>
+      </w:r>
+      <w:r>
+        <w:rPr>
+          <w:rFonts w:ascii="Consolas" w:hAnsi="Consolas"/>
+        </w:rPr>
+        <w:t>README.md</w:t>
+      </w:r>
+      <w:r>
+        <w:t xml:space="preserve"> and </w:t>
+      </w:r>
+      <w:r>
+        <w:rPr>
+          <w:rFonts w:ascii="Consolas" w:hAnsi="Consolas"/>
+        </w:rPr>
+        <w:t>docs/DEPLOY-VERCEL.md</w:t>
+      </w:r>
+      <w:r>
+        <w:t xml:space="preserve"> troubleshooting tables.</w:t>
       </w:r>
     </w:p>
     <w:p>
@@ -16861,38 +16865,6 @@
         <w:rPr>
           <w:b/>
         </w:rPr>
-        <w:t>FAQs</w:t>
-      </w:r>
-      <w:r>
-        <w:t xml:space="preserve"> — collated in </w:t>
-      </w:r>
-      <w:r>
-        <w:rPr>
-          <w:rFonts w:ascii="Consolas" w:hAnsi="Consolas"/>
-        </w:rPr>
-        <w:t>README.md</w:t>
-      </w:r>
-      <w:r>
-        <w:t xml:space="preserve"> and </w:t>
-      </w:r>
-      <w:r>
-        <w:rPr>
-          <w:rFonts w:ascii="Consolas" w:hAnsi="Consolas"/>
-        </w:rPr>
-        <w:t>docs/DEPLOY-VERCEL.md</w:t>
-      </w:r>
-      <w:r>
-        <w:t xml:space="preserve"> troubleshooting tables.</w:t>
-      </w:r>
-    </w:p>
-    <w:p>
-      <w:pPr>
-        <w:pStyle w:val="BulletList1"/>
-      </w:pPr>
-      <w:r>
-        <w:rPr>
-          <w:b/>
-        </w:rPr>
         <w:t>Support documentation</w:t>
       </w:r>
       <w:r>
@@ -16908,7 +16880,9 @@
       </w:r>
     </w:p>
     <w:sectPr>
-      <w:footerReference w:type="default" r:id="rId15"/>
+      <w:footerReference w:type="even" r:id="rId22"/>
+      <w:footerReference w:type="default" r:id="rId23"/>
+      <w:footerReference w:type="first" r:id="rId24"/>
       <w:pgSz w:w="11906" w:h="16838"/>
       <w:pgMar w:top="1440" w:right="1080" w:bottom="1440" w:left="1080" w:header="708" w:footer="708" w:gutter="0"/>
       <w:pgNumType w:start="0"/>
@@ -16929,7 +16903,7 @@
 </file>
 
 <file path=word/endnotes.xml><?xml version="1.0" encoding="utf-8"?>
-<w:endnotes xmlns:wpc="http://schemas.microsoft.com/office/word/2010/wordprocessingCanvas" xmlns:cx="http://schemas.microsoft.com/office/drawing/2014/chartex" xmlns:cx1="http://schemas.microsoft.com/office/drawing/2015/9/8/chartex" xmlns:cx2="http://schemas.microsoft.com/office/drawing/2015/10/21/chartex" xmlns:cx3="http://schemas.microsoft.com/office/drawing/2016/5/9/chartex" xmlns:cx4="http://schemas.microsoft.com/office/drawing/2016/5/10/chartex" xmlns:cx5="http://schemas.microsoft.com/office/drawing/2016/5/11/chartex" xmlns:cx6="http://schemas.microsoft.com/office/drawing/2016/5/12/chartex" xmlns:cx7="http://schemas.microsoft.com/office/drawing/2016/5/13/chartex" xmlns:cx8="http://schemas.microsoft.com/office/drawing/2016/5/14/chartex" xmlns:mc="http://schemas.openxmlformats.org/markup-compatibility/2006" xmlns:aink="http://schemas.microsoft.com/office/drawing/2016/ink" xmlns:am3d="http://schemas.microsoft.com/office/drawing/2017/model3d" xmlns:o="urn:schemas-microsoft-com:office:office" xmlns:oel="http://schemas.microsoft.com/office/2019/extlst" xmlns:r="http://schemas.openxmlformats.org/officeDocument/2006/relationships" xmlns:m="http://schemas.openxmlformats.org/officeDocument/2006/math" xmlns:v="urn:schemas-microsoft-com:vml" xmlns:wp14="http://schemas.microsoft.com/office/word/2010/wordprocessingDrawing" xmlns:wp="http://schemas.openxmlformats.org/drawingml/2006/wordprocessingDrawing" xmlns:w10="urn:schemas-microsoft-com:office:word" xmlns:w="http://schemas.openxmlformats.org/wordprocessingml/2006/main" xmlns:w14="http://schemas.microsoft.com/office/word/2010/wordml" xmlns:w15="http://schemas.microsoft.com/office/word/2012/wordml" xmlns:w16cex="http://schemas.microsoft.com/office/word/2018/wordml/cex" xmlns:w16cid="http://schemas.microsoft.com/office/word/2016/wordml/cid" xmlns:w16="http://schemas.microsoft.com/office/word/2018/wordml" xmlns:w16du="http://schemas.microsoft.com/office/word/2023/wordml/word16du" xmlns:w16sdtdh="http://schemas.microsoft.com/office/word/2020/wordml/sdtdatahash" xmlns:w16sdtfl="http://schemas.microsoft.com/office/word/2024/wordml/sdtformatlock" xmlns:w16se="http://schemas.microsoft.com/office/word/2015/wordml/symex" xmlns:wpg="http://schemas.microsoft.com/office/word/2010/wordprocessingGroup" xmlns:wpi="http://schemas.microsoft.com/office/word/2010/wordprocessingInk" xmlns:wne="http://schemas.microsoft.com/office/word/2006/wordml" xmlns:wps="http://schemas.microsoft.com/office/word/2010/wordprocessingShape" mc:Ignorable="w14 w15 w16se w16cid w16 w16cex w16sdtdh w16sdtfl w16du wp14">
+<w:endnotes xmlns:wpc="http://schemas.microsoft.com/office/word/2010/wordprocessingCanvas" xmlns:cx="http://schemas.microsoft.com/office/drawing/2014/chartex" xmlns:cx1="http://schemas.microsoft.com/office/drawing/2015/9/8/chartex" xmlns:cx2="http://schemas.microsoft.com/office/drawing/2015/10/21/chartex" xmlns:cx3="http://schemas.microsoft.com/office/drawing/2016/5/9/chartex" xmlns:cx4="http://schemas.microsoft.com/office/drawing/2016/5/10/chartex" xmlns:cx5="http://schemas.microsoft.com/office/drawing/2016/5/11/chartex" xmlns:cx6="http://schemas.microsoft.com/office/drawing/2016/5/12/chartex" xmlns:cx7="http://schemas.microsoft.com/office/drawing/2016/5/13/chartex" xmlns:cx8="http://schemas.microsoft.com/office/drawing/2016/5/14/chartex" xmlns:mc="http://schemas.openxmlformats.org/markup-compatibility/2006" xmlns:m="http://schemas.openxmlformats.org/officeDocument/2006/math" xmlns:aink="http://schemas.microsoft.com/office/drawing/2016/ink" xmlns:am3d="http://schemas.microsoft.com/office/drawing/2017/model3d" xmlns:oel="http://schemas.microsoft.com/office/2019/extlst" xmlns:r="http://schemas.openxmlformats.org/officeDocument/2006/relationships" xmlns:wp14="http://schemas.microsoft.com/office/word/2010/wordprocessingDrawing" xmlns:wp="http://schemas.openxmlformats.org/drawingml/2006/wordprocessingDrawing" xmlns:wpg="http://schemas.microsoft.com/office/word/2010/wordprocessingGroup" xmlns:wpi="http://schemas.microsoft.com/office/word/2010/wordprocessingInk" xmlns:wps="http://schemas.microsoft.com/office/word/2010/wordprocessingShape" xmlns:o="urn:schemas-microsoft-com:office:office" xmlns:v="urn:schemas-microsoft-com:vml" xmlns:w10="urn:schemas-microsoft-com:office:word" xmlns:w="http://schemas.openxmlformats.org/wordprocessingml/2006/main" xmlns:w14="http://schemas.microsoft.com/office/word/2010/wordml" xmlns:w15="http://schemas.microsoft.com/office/word/2012/wordml" xmlns:w16cex="http://schemas.microsoft.com/office/word/2018/wordml/cex" xmlns:w16cid="http://schemas.microsoft.com/office/word/2016/wordml/cid" xmlns:w16="http://schemas.microsoft.com/office/word/2018/wordml" xmlns:w16sdtdh="http://schemas.microsoft.com/office/word/2020/wordml/sdtdatahash" xmlns:w16sdtfl="http://schemas.microsoft.com/office/word/2024/wordml/sdtformatlock" xmlns:w16se="http://schemas.microsoft.com/office/word/2015/wordml/symex" xmlns:w16du="http://schemas.microsoft.com/office/word/2023/wordml/word16du" xmlns:wne="http://schemas.microsoft.com/office/word/2006/wordml" mc:Ignorable="w14 w15 w16se w16cid w16 w16cex w16sdtdh w16sdtfl w16du wp14">
   <w:endnote w:type="separator" w:id="-1">
     <w:p>
       <w:pPr>
@@ -16954,11 +16928,264 @@
 </file>
 
 <file path=word/footer1.xml><?xml version="1.0" encoding="utf-8"?>
-<w:ftr xmlns:wpc="http://schemas.microsoft.com/office/word/2010/wordprocessingCanvas" xmlns:cx="http://schemas.microsoft.com/office/drawing/2014/chartex" xmlns:cx1="http://schemas.microsoft.com/office/drawing/2015/9/8/chartex" xmlns:cx2="http://schemas.microsoft.com/office/drawing/2015/10/21/chartex" xmlns:cx3="http://schemas.microsoft.com/office/drawing/2016/5/9/chartex" xmlns:cx4="http://schemas.microsoft.com/office/drawing/2016/5/10/chartex" xmlns:cx5="http://schemas.microsoft.com/office/drawing/2016/5/11/chartex" xmlns:cx6="http://schemas.microsoft.com/office/drawing/2016/5/12/chartex" xmlns:cx7="http://schemas.microsoft.com/office/drawing/2016/5/13/chartex" xmlns:cx8="http://schemas.microsoft.com/office/drawing/2016/5/14/chartex" xmlns:mc="http://schemas.openxmlformats.org/markup-compatibility/2006" xmlns:aink="http://schemas.microsoft.com/office/drawing/2016/ink" xmlns:am3d="http://schemas.microsoft.com/office/drawing/2017/model3d" xmlns:o="urn:schemas-microsoft-com:office:office" xmlns:oel="http://schemas.microsoft.com/office/2019/extlst" xmlns:r="http://schemas.openxmlformats.org/officeDocument/2006/relationships" xmlns:m="http://schemas.openxmlformats.org/officeDocument/2006/math" xmlns:v="urn:schemas-microsoft-com:vml" xmlns:wp14="http://schemas.microsoft.com/office/word/2010/wordprocessingDrawing" xmlns:wp="http://schemas.openxmlformats.org/drawingml/2006/wordprocessingDrawing" xmlns:w10="urn:schemas-microsoft-com:office:word" xmlns:w="http://schemas.openxmlformats.org/wordprocessingml/2006/main" xmlns:w14="http://schemas.microsoft.com/office/word/2010/wordml" xmlns:w15="http://schemas.microsoft.com/office/word/2012/wordml" xmlns:w16cex="http://schemas.microsoft.com/office/word/2018/wordml/cex" xmlns:w16cid="http://schemas.microsoft.com/office/word/2016/wordml/cid" xmlns:w16="http://schemas.microsoft.com/office/word/2018/wordml" xmlns:w16du="http://schemas.microsoft.com/office/word/2023/wordml/word16du" xmlns:w16sdtdh="http://schemas.microsoft.com/office/word/2020/wordml/sdtdatahash" xmlns:w16sdtfl="http://schemas.microsoft.com/office/word/2024/wordml/sdtformatlock" xmlns:w16se="http://schemas.microsoft.com/office/word/2015/wordml/symex" xmlns:wpg="http://schemas.microsoft.com/office/word/2010/wordprocessingGroup" xmlns:wpi="http://schemas.microsoft.com/office/word/2010/wordprocessingInk" xmlns:wne="http://schemas.microsoft.com/office/word/2006/wordml" xmlns:wps="http://schemas.microsoft.com/office/word/2010/wordprocessingShape" mc:Ignorable="w14 w15 w16se w16cid w16 w16cex w16sdtdh w16sdtfl w16du wp14">
+<w:ftr xmlns:wpc="http://schemas.microsoft.com/office/word/2010/wordprocessingCanvas" xmlns:cx="http://schemas.microsoft.com/office/drawing/2014/chartex" xmlns:cx1="http://schemas.microsoft.com/office/drawing/2015/9/8/chartex" xmlns:cx2="http://schemas.microsoft.com/office/drawing/2015/10/21/chartex" xmlns:cx3="http://schemas.microsoft.com/office/drawing/2016/5/9/chartex" xmlns:cx4="http://schemas.microsoft.com/office/drawing/2016/5/10/chartex" xmlns:cx5="http://schemas.microsoft.com/office/drawing/2016/5/11/chartex" xmlns:cx6="http://schemas.microsoft.com/office/drawing/2016/5/12/chartex" xmlns:cx7="http://schemas.microsoft.com/office/drawing/2016/5/13/chartex" xmlns:cx8="http://schemas.microsoft.com/office/drawing/2016/5/14/chartex" xmlns:mc="http://schemas.openxmlformats.org/markup-compatibility/2006" xmlns:m="http://schemas.openxmlformats.org/officeDocument/2006/math" xmlns:aink="http://schemas.microsoft.com/office/drawing/2016/ink" xmlns:am3d="http://schemas.microsoft.com/office/drawing/2017/model3d" xmlns:oel="http://schemas.microsoft.com/office/2019/extlst" xmlns:r="http://schemas.openxmlformats.org/officeDocument/2006/relationships" xmlns:wp14="http://schemas.microsoft.com/office/word/2010/wordprocessingDrawing" xmlns:wp="http://schemas.openxmlformats.org/drawingml/2006/wordprocessingDrawing" xmlns:wpg="http://schemas.microsoft.com/office/word/2010/wordprocessingGroup" xmlns:wpi="http://schemas.microsoft.com/office/word/2010/wordprocessingInk" xmlns:wps="http://schemas.microsoft.com/office/word/2010/wordprocessingShape" xmlns:o="urn:schemas-microsoft-com:office:office" xmlns:v="urn:schemas-microsoft-com:vml" xmlns:w10="urn:schemas-microsoft-com:office:word" xmlns:w="http://schemas.openxmlformats.org/wordprocessingml/2006/main" xmlns:w14="http://schemas.microsoft.com/office/word/2010/wordml" xmlns:w15="http://schemas.microsoft.com/office/word/2012/wordml" xmlns:w16cex="http://schemas.microsoft.com/office/word/2018/wordml/cex" xmlns:w16cid="http://schemas.microsoft.com/office/word/2016/wordml/cid" xmlns:w16="http://schemas.microsoft.com/office/word/2018/wordml" xmlns:w16sdtdh="http://schemas.microsoft.com/office/word/2020/wordml/sdtdatahash" xmlns:w16sdtfl="http://schemas.microsoft.com/office/word/2024/wordml/sdtformatlock" xmlns:w16se="http://schemas.microsoft.com/office/word/2015/wordml/symex" xmlns:w16du="http://schemas.microsoft.com/office/word/2023/wordml/word16du" xmlns:wne="http://schemas.microsoft.com/office/word/2006/wordml" mc:Ignorable="w14 w15 w16se w16cid w16 w16cex w16sdtdh w16sdtfl w16du wp14">
   <w:p>
     <w:pPr>
       <w:pStyle w:val="Footer"/>
     </w:pPr>
+    <w:r>
+      <w:rPr>
+        <w:noProof/>
+      </w:rPr>
+      <mc:AlternateContent>
+        <mc:Choice Requires="wps">
+          <w:drawing>
+            <wp:anchor distT="0" distB="0" distL="0" distR="0" simplePos="0" relativeHeight="251663360" behindDoc="0" locked="0" layoutInCell="1" allowOverlap="1" wp14:anchorId="485AD586" wp14:editId="7AE7D04C">
+              <wp:simplePos x="635" y="635"/>
+              <wp:positionH relativeFrom="page">
+                <wp:align>left</wp:align>
+              </wp:positionH>
+              <wp:positionV relativeFrom="page">
+                <wp:align>bottom</wp:align>
+              </wp:positionV>
+              <wp:extent cx="723900" cy="300990"/>
+              <wp:effectExtent l="0" t="0" r="0" b="0"/>
+              <wp:wrapNone/>
+              <wp:docPr id="913246629" name="Text Box 31" descr="Confidential">
+                <a:extLst xmlns:a="http://schemas.openxmlformats.org/drawingml/2006/main">
+                  <a:ext uri="{5AE41FA2-C0FF-4470-9BD4-5FADCA87CBE2}">
+                    <aclsh:classification xmlns:aclsh="http://schemas.microsoft.com/office/drawing/2020/classificationShape" classificationOutcomeType="ftr"/>
+                  </a:ext>
+                </a:extLst>
+              </wp:docPr>
+              <wp:cNvGraphicFramePr/>
+              <a:graphic xmlns:a="http://schemas.openxmlformats.org/drawingml/2006/main">
+                <a:graphicData uri="http://schemas.microsoft.com/office/word/2010/wordprocessingShape">
+                  <wps:wsp>
+                    <wps:cNvSpPr txBox="1"/>
+                    <wps:spPr>
+                      <a:xfrm>
+                        <a:off x="0" y="0"/>
+                        <a:ext cx="723900" cy="300990"/>
+                      </a:xfrm>
+                      <a:prstGeom prst="rect">
+                        <a:avLst/>
+                      </a:prstGeom>
+                      <a:noFill/>
+                      <a:ln>
+                        <a:noFill/>
+                      </a:ln>
+                    </wps:spPr>
+                    <wps:txbx>
+                      <w:txbxContent>
+                        <w:p>
+                          <w:pPr>
+                            <w:spacing w:after="0"/>
+                            <w:rPr>
+                              <w:rFonts w:ascii="Arial" w:eastAsia="Arial" w:hAnsi="Arial" w:cs="Arial"/>
+                              <w:noProof/>
+                              <w:color w:val="DAD4CE"/>
+                              <w:sz w:val="14"/>
+                              <w:szCs w:val="14"/>
+                            </w:rPr>
+                          </w:pPr>
+                          <w:r>
+                            <w:rPr>
+                              <w:rFonts w:ascii="Arial" w:eastAsia="Arial" w:hAnsi="Arial" w:cs="Arial"/>
+                              <w:noProof/>
+                              <w:color w:val="DAD4CE"/>
+                              <w:sz w:val="14"/>
+                              <w:szCs w:val="14"/>
+                            </w:rPr>
+                            <w:t>Confidential</w:t>
+                          </w:r>
+                        </w:p>
+                      </w:txbxContent>
+                    </wps:txbx>
+                    <wps:bodyPr rot="0" spcFirstLastPara="0" vertOverflow="overflow" horzOverflow="overflow" vert="horz" wrap="none" lIns="254000" tIns="0" rIns="0" bIns="190500" numCol="1" spcCol="0" rtlCol="0" fromWordArt="0" anchor="b" anchorCtr="0" forceAA="0" compatLnSpc="1">
+                      <a:prstTxWarp prst="textNoShape">
+                        <a:avLst/>
+                      </a:prstTxWarp>
+                      <a:spAutoFit/>
+                    </wps:bodyPr>
+                  </wps:wsp>
+                </a:graphicData>
+              </a:graphic>
+            </wp:anchor>
+          </w:drawing>
+        </mc:Choice>
+        <mc:Fallback>
+          <w:pict>
+            <v:shapetype w14:anchorId="485AD586" id="_x0000_t202" coordsize="21600,21600" o:spt="202" path="m,l,21600r21600,l21600,xe">
+              <v:stroke joinstyle="miter"/>
+              <v:path gradientshapeok="t" o:connecttype="rect"/>
+            </v:shapetype>
+            <v:shape id="Text Box 31" o:spid="_x0000_s1030" type="#_x0000_t202" alt="Confidential" style="position:absolute;margin-left:0;margin-top:0;width:57pt;height:23.7pt;z-index:251663360;visibility:visible;mso-wrap-style:none;mso-wrap-distance-left:0;mso-wrap-distance-top:0;mso-wrap-distance-right:0;mso-wrap-distance-bottom:0;mso-position-horizontal:left;mso-position-horizontal-relative:page;mso-position-vertical:bottom;mso-position-vertical-relative:page;v-text-anchor:bottom" o:gfxdata="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" filled="f" stroked="f">
+              <v:fill o:detectmouseclick="t"/>
+              <v:textbox style="mso-fit-shape-to-text:t" inset="20pt,0,0,15pt">
+                <w:txbxContent>
+                  <w:p>
+                    <w:pPr>
+                      <w:spacing w:after="0"/>
+                      <w:rPr>
+                        <w:rFonts w:ascii="Arial" w:eastAsia="Arial" w:hAnsi="Arial" w:cs="Arial"/>
+                        <w:noProof/>
+                        <w:color w:val="DAD4CE"/>
+                        <w:sz w:val="14"/>
+                        <w:szCs w:val="14"/>
+                      </w:rPr>
+                    </w:pPr>
+                    <w:r>
+                      <w:rPr>
+                        <w:rFonts w:ascii="Arial" w:eastAsia="Arial" w:hAnsi="Arial" w:cs="Arial"/>
+                        <w:noProof/>
+                        <w:color w:val="DAD4CE"/>
+                        <w:sz w:val="14"/>
+                        <w:szCs w:val="14"/>
+                      </w:rPr>
+                      <w:t>Confidential</w:t>
+                    </w:r>
+                  </w:p>
+                </w:txbxContent>
+              </v:textbox>
+              <w10:wrap anchorx="page" anchory="page"/>
+            </v:shape>
+          </w:pict>
+        </mc:Fallback>
+      </mc:AlternateContent>
+    </w:r>
+  </w:p>
+</w:ftr>
+</file>
+
+<file path=word/footer2.xml><?xml version="1.0" encoding="utf-8"?>
+<w:ftr xmlns:wpc="http://schemas.microsoft.com/office/word/2010/wordprocessingCanvas" xmlns:cx="http://schemas.microsoft.com/office/drawing/2014/chartex" xmlns:cx1="http://schemas.microsoft.com/office/drawing/2015/9/8/chartex" xmlns:cx2="http://schemas.microsoft.com/office/drawing/2015/10/21/chartex" xmlns:cx3="http://schemas.microsoft.com/office/drawing/2016/5/9/chartex" xmlns:cx4="http://schemas.microsoft.com/office/drawing/2016/5/10/chartex" xmlns:cx5="http://schemas.microsoft.com/office/drawing/2016/5/11/chartex" xmlns:cx6="http://schemas.microsoft.com/office/drawing/2016/5/12/chartex" xmlns:cx7="http://schemas.microsoft.com/office/drawing/2016/5/13/chartex" xmlns:cx8="http://schemas.microsoft.com/office/drawing/2016/5/14/chartex" xmlns:mc="http://schemas.openxmlformats.org/markup-compatibility/2006" xmlns:m="http://schemas.openxmlformats.org/officeDocument/2006/math" xmlns:aink="http://schemas.microsoft.com/office/drawing/2016/ink" xmlns:am3d="http://schemas.microsoft.com/office/drawing/2017/model3d" xmlns:oel="http://schemas.microsoft.com/office/2019/extlst" xmlns:r="http://schemas.openxmlformats.org/officeDocument/2006/relationships" xmlns:wp14="http://schemas.microsoft.com/office/word/2010/wordprocessingDrawing" xmlns:wp="http://schemas.openxmlformats.org/drawingml/2006/wordprocessingDrawing" xmlns:wpg="http://schemas.microsoft.com/office/word/2010/wordprocessingGroup" xmlns:wpi="http://schemas.microsoft.com/office/word/2010/wordprocessingInk" xmlns:wps="http://schemas.microsoft.com/office/word/2010/wordprocessingShape" xmlns:o="urn:schemas-microsoft-com:office:office" xmlns:v="urn:schemas-microsoft-com:vml" xmlns:w10="urn:schemas-microsoft-com:office:word" xmlns:w="http://schemas.openxmlformats.org/wordprocessingml/2006/main" xmlns:w14="http://schemas.microsoft.com/office/word/2010/wordml" xmlns:w15="http://schemas.microsoft.com/office/word/2012/wordml" xmlns:w16cex="http://schemas.microsoft.com/office/word/2018/wordml/cex" xmlns:w16cid="http://schemas.microsoft.com/office/word/2016/wordml/cid" xmlns:w16="http://schemas.microsoft.com/office/word/2018/wordml" xmlns:w16sdtdh="http://schemas.microsoft.com/office/word/2020/wordml/sdtdatahash" xmlns:w16sdtfl="http://schemas.microsoft.com/office/word/2024/wordml/sdtformatlock" xmlns:w16se="http://schemas.microsoft.com/office/word/2015/wordml/symex" xmlns:w16du="http://schemas.microsoft.com/office/word/2023/wordml/word16du" xmlns:wne="http://schemas.microsoft.com/office/word/2006/wordml" mc:Ignorable="w14 w15 w16se w16cid w16 w16cex w16sdtdh w16sdtfl w16du wp14">
+  <w:p>
+    <w:pPr>
+      <w:pStyle w:val="Footer"/>
+    </w:pPr>
+    <w:r>
+      <w:rPr>
+        <w:noProof/>
+        <w:lang w:eastAsia="en-IN"/>
+      </w:rPr>
+      <mc:AlternateContent>
+        <mc:Choice Requires="wps">
+          <w:drawing>
+            <wp:anchor distT="0" distB="0" distL="0" distR="0" simplePos="0" relativeHeight="251664384" behindDoc="0" locked="0" layoutInCell="1" allowOverlap="1" wp14:anchorId="2C69E96D" wp14:editId="45CEBCF6">
+              <wp:simplePos x="0" y="0"/>
+              <wp:positionH relativeFrom="page">
+                <wp:align>left</wp:align>
+              </wp:positionH>
+              <wp:positionV relativeFrom="page">
+                <wp:align>bottom</wp:align>
+              </wp:positionV>
+              <wp:extent cx="723900" cy="300990"/>
+              <wp:effectExtent l="0" t="0" r="0" b="0"/>
+              <wp:wrapNone/>
+              <wp:docPr id="198759402" name="Text Box 32" descr="Confidential">
+                <a:extLst xmlns:a="http://schemas.openxmlformats.org/drawingml/2006/main">
+                  <a:ext uri="{5AE41FA2-C0FF-4470-9BD4-5FADCA87CBE2}">
+                    <aclsh:classification xmlns:aclsh="http://schemas.microsoft.com/office/drawing/2020/classificationShape" classificationOutcomeType="ftr"/>
+                  </a:ext>
+                </a:extLst>
+              </wp:docPr>
+              <wp:cNvGraphicFramePr/>
+              <a:graphic xmlns:a="http://schemas.openxmlformats.org/drawingml/2006/main">
+                <a:graphicData uri="http://schemas.microsoft.com/office/word/2010/wordprocessingShape">
+                  <wps:wsp>
+                    <wps:cNvSpPr txBox="1"/>
+                    <wps:spPr>
+                      <a:xfrm>
+                        <a:off x="0" y="0"/>
+                        <a:ext cx="723900" cy="300990"/>
+                      </a:xfrm>
+                      <a:prstGeom prst="rect">
+                        <a:avLst/>
+                      </a:prstGeom>
+                      <a:noFill/>
+                      <a:ln>
+                        <a:noFill/>
+                      </a:ln>
+                    </wps:spPr>
+                    <wps:txbx>
+                      <w:txbxContent>
+                        <w:p>
+                          <w:pPr>
+                            <w:spacing w:after="0"/>
+                            <w:rPr>
+                              <w:rFonts w:ascii="Arial" w:eastAsia="Arial" w:hAnsi="Arial" w:cs="Arial"/>
+                              <w:noProof/>
+                              <w:color w:val="DAD4CE"/>
+                              <w:sz w:val="14"/>
+                              <w:szCs w:val="14"/>
+                            </w:rPr>
+                          </w:pPr>
+                          <w:r>
+                            <w:rPr>
+                              <w:rFonts w:ascii="Arial" w:eastAsia="Arial" w:hAnsi="Arial" w:cs="Arial"/>
+                              <w:noProof/>
+                              <w:color w:val="DAD4CE"/>
+                              <w:sz w:val="14"/>
+                              <w:szCs w:val="14"/>
+                            </w:rPr>
+                            <w:t>Confidential</w:t>
+                          </w:r>
+                        </w:p>
+                      </w:txbxContent>
+                    </wps:txbx>
+                    <wps:bodyPr rot="0" spcFirstLastPara="0" vertOverflow="overflow" horzOverflow="overflow" vert="horz" wrap="none" lIns="254000" tIns="0" rIns="0" bIns="190500" numCol="1" spcCol="0" rtlCol="0" fromWordArt="0" anchor="b" anchorCtr="0" forceAA="0" compatLnSpc="1">
+                      <a:prstTxWarp prst="textNoShape">
+                        <a:avLst/>
+                      </a:prstTxWarp>
+                      <a:spAutoFit/>
+                    </wps:bodyPr>
+                  </wps:wsp>
+                </a:graphicData>
+              </a:graphic>
+            </wp:anchor>
+          </w:drawing>
+        </mc:Choice>
+        <mc:Fallback>
+          <w:pict>
+            <v:shapetype w14:anchorId="2C69E96D" id="_x0000_t202" coordsize="21600,21600" o:spt="202" path="m,l,21600r21600,l21600,xe">
+              <v:stroke joinstyle="miter"/>
+              <v:path gradientshapeok="t" o:connecttype="rect"/>
+            </v:shapetype>
+            <v:shape id="Text Box 32" o:spid="_x0000_s1031" type="#_x0000_t202" alt="Confidential" style="position:absolute;margin-left:0;margin-top:0;width:57pt;height:23.7pt;z-index:251664384;visibility:visible;mso-wrap-style:none;mso-wrap-distance-left:0;mso-wrap-distance-top:0;mso-wrap-distance-right:0;mso-wrap-distance-bottom:0;mso-position-horizontal:left;mso-position-horizontal-relative:page;mso-position-vertical:bottom;mso-position-vertical-relative:page;v-text-anchor:bottom" o:gfxdata="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" filled="f" stroked="f">
+              <v:fill o:detectmouseclick="t"/>
+              <v:textbox style="mso-fit-shape-to-text:t" inset="20pt,0,0,15pt">
+                <w:txbxContent>
+                  <w:p>
+                    <w:pPr>
+                      <w:spacing w:after="0"/>
+                      <w:rPr>
+                        <w:rFonts w:ascii="Arial" w:eastAsia="Arial" w:hAnsi="Arial" w:cs="Arial"/>
+                        <w:noProof/>
+                        <w:color w:val="DAD4CE"/>
+                        <w:sz w:val="14"/>
+                        <w:szCs w:val="14"/>
+                      </w:rPr>
+                    </w:pPr>
+                    <w:r>
+                      <w:rPr>
+                        <w:rFonts w:ascii="Arial" w:eastAsia="Arial" w:hAnsi="Arial" w:cs="Arial"/>
+                        <w:noProof/>
+                        <w:color w:val="DAD4CE"/>
+                        <w:sz w:val="14"/>
+                        <w:szCs w:val="14"/>
+                      </w:rPr>
+                      <w:t>Confidential</w:t>
+                    </w:r>
+                  </w:p>
+                </w:txbxContent>
+              </v:textbox>
+              <w10:wrap anchorx="page" anchory="page"/>
+            </v:shape>
+          </w:pict>
+        </mc:Fallback>
+      </mc:AlternateContent>
+    </w:r>
     <w:r>
       <w:rPr>
         <w:noProof/>
@@ -17030,6 +17257,8 @@
     </w:r>
     <w:r>
       <w:tab/>
+    </w:r>
+    <w:r>
       <w:t>Version 1.0</w:t>
     </w:r>
     <w:r>
@@ -17039,8 +17268,139 @@
 </w:ftr>
 </file>
 
+<file path=word/footer3.xml><?xml version="1.0" encoding="utf-8"?>
+<w:ftr xmlns:wpc="http://schemas.microsoft.com/office/word/2010/wordprocessingCanvas" xmlns:cx="http://schemas.microsoft.com/office/drawing/2014/chartex" xmlns:cx1="http://schemas.microsoft.com/office/drawing/2015/9/8/chartex" xmlns:cx2="http://schemas.microsoft.com/office/drawing/2015/10/21/chartex" xmlns:cx3="http://schemas.microsoft.com/office/drawing/2016/5/9/chartex" xmlns:cx4="http://schemas.microsoft.com/office/drawing/2016/5/10/chartex" xmlns:cx5="http://schemas.microsoft.com/office/drawing/2016/5/11/chartex" xmlns:cx6="http://schemas.microsoft.com/office/drawing/2016/5/12/chartex" xmlns:cx7="http://schemas.microsoft.com/office/drawing/2016/5/13/chartex" xmlns:cx8="http://schemas.microsoft.com/office/drawing/2016/5/14/chartex" xmlns:mc="http://schemas.openxmlformats.org/markup-compatibility/2006" xmlns:m="http://schemas.openxmlformats.org/officeDocument/2006/math" xmlns:aink="http://schemas.microsoft.com/office/drawing/2016/ink" xmlns:am3d="http://schemas.microsoft.com/office/drawing/2017/model3d" xmlns:oel="http://schemas.microsoft.com/office/2019/extlst" xmlns:r="http://schemas.openxmlformats.org/officeDocument/2006/relationships" xmlns:wp14="http://schemas.microsoft.com/office/word/2010/wordprocessingDrawing" xmlns:wp="http://schemas.openxmlformats.org/drawingml/2006/wordprocessingDrawing" xmlns:wpg="http://schemas.microsoft.com/office/word/2010/wordprocessingGroup" xmlns:wpi="http://schemas.microsoft.com/office/word/2010/wordprocessingInk" xmlns:wps="http://schemas.microsoft.com/office/word/2010/wordprocessingShape" xmlns:o="urn:schemas-microsoft-com:office:office" xmlns:v="urn:schemas-microsoft-com:vml" xmlns:w10="urn:schemas-microsoft-com:office:word" xmlns:w="http://schemas.openxmlformats.org/wordprocessingml/2006/main" xmlns:w14="http://schemas.microsoft.com/office/word/2010/wordml" xmlns:w15="http://schemas.microsoft.com/office/word/2012/wordml" xmlns:w16cex="http://schemas.microsoft.com/office/word/2018/wordml/cex" xmlns:w16cid="http://schemas.microsoft.com/office/word/2016/wordml/cid" xmlns:w16="http://schemas.microsoft.com/office/word/2018/wordml" xmlns:w16sdtdh="http://schemas.microsoft.com/office/word/2020/wordml/sdtdatahash" xmlns:w16sdtfl="http://schemas.microsoft.com/office/word/2024/wordml/sdtformatlock" xmlns:w16se="http://schemas.microsoft.com/office/word/2015/wordml/symex" xmlns:w16du="http://schemas.microsoft.com/office/word/2023/wordml/word16du" xmlns:wne="http://schemas.microsoft.com/office/word/2006/wordml" mc:Ignorable="w14 w15 w16se w16cid w16 w16cex w16sdtdh w16sdtfl w16du wp14">
+  <w:p>
+    <w:pPr>
+      <w:pStyle w:val="Footer"/>
+    </w:pPr>
+    <w:r>
+      <w:rPr>
+        <w:noProof/>
+      </w:rPr>
+      <mc:AlternateContent>
+        <mc:Choice Requires="wps">
+          <w:drawing>
+            <wp:anchor distT="0" distB="0" distL="0" distR="0" simplePos="0" relativeHeight="251662336" behindDoc="0" locked="0" layoutInCell="1" allowOverlap="1" wp14:anchorId="6D84619F" wp14:editId="036E32DB">
+              <wp:simplePos x="635" y="635"/>
+              <wp:positionH relativeFrom="page">
+                <wp:align>left</wp:align>
+              </wp:positionH>
+              <wp:positionV relativeFrom="page">
+                <wp:align>bottom</wp:align>
+              </wp:positionV>
+              <wp:extent cx="723900" cy="300990"/>
+              <wp:effectExtent l="0" t="0" r="0" b="0"/>
+              <wp:wrapNone/>
+              <wp:docPr id="57531321" name="Text Box 30" descr="Confidential">
+                <a:extLst xmlns:a="http://schemas.openxmlformats.org/drawingml/2006/main">
+                  <a:ext uri="{5AE41FA2-C0FF-4470-9BD4-5FADCA87CBE2}">
+                    <aclsh:classification xmlns:aclsh="http://schemas.microsoft.com/office/drawing/2020/classificationShape" classificationOutcomeType="ftr"/>
+                  </a:ext>
+                </a:extLst>
+              </wp:docPr>
+              <wp:cNvGraphicFramePr/>
+              <a:graphic xmlns:a="http://schemas.openxmlformats.org/drawingml/2006/main">
+                <a:graphicData uri="http://schemas.microsoft.com/office/word/2010/wordprocessingShape">
+                  <wps:wsp>
+                    <wps:cNvSpPr txBox="1"/>
+                    <wps:spPr>
+                      <a:xfrm>
+                        <a:off x="0" y="0"/>
+                        <a:ext cx="723900" cy="300990"/>
+                      </a:xfrm>
+                      <a:prstGeom prst="rect">
+                        <a:avLst/>
+                      </a:prstGeom>
+                      <a:noFill/>
+                      <a:ln>
+                        <a:noFill/>
+                      </a:ln>
+                    </wps:spPr>
+                    <wps:txbx>
+                      <w:txbxContent>
+                        <w:p>
+                          <w:pPr>
+                            <w:spacing w:after="0"/>
+                            <w:rPr>
+                              <w:rFonts w:ascii="Arial" w:eastAsia="Arial" w:hAnsi="Arial" w:cs="Arial"/>
+                              <w:noProof/>
+                              <w:color w:val="DAD4CE"/>
+                              <w:sz w:val="14"/>
+                              <w:szCs w:val="14"/>
+                            </w:rPr>
+                          </w:pPr>
+                          <w:r>
+                            <w:rPr>
+                              <w:rFonts w:ascii="Arial" w:eastAsia="Arial" w:hAnsi="Arial" w:cs="Arial"/>
+                              <w:noProof/>
+                              <w:color w:val="DAD4CE"/>
+                              <w:sz w:val="14"/>
+                              <w:szCs w:val="14"/>
+                            </w:rPr>
+                            <w:t>Confidential</w:t>
+                          </w:r>
+                        </w:p>
+                      </w:txbxContent>
+                    </wps:txbx>
+                    <wps:bodyPr rot="0" spcFirstLastPara="0" vertOverflow="overflow" horzOverflow="overflow" vert="horz" wrap="none" lIns="254000" tIns="0" rIns="0" bIns="190500" numCol="1" spcCol="0" rtlCol="0" fromWordArt="0" anchor="b" anchorCtr="0" forceAA="0" compatLnSpc="1">
+                      <a:prstTxWarp prst="textNoShape">
+                        <a:avLst/>
+                      </a:prstTxWarp>
+                      <a:spAutoFit/>
+                    </wps:bodyPr>
+                  </wps:wsp>
+                </a:graphicData>
+              </a:graphic>
+            </wp:anchor>
+          </w:drawing>
+        </mc:Choice>
+        <mc:Fallback>
+          <w:pict>
+            <v:shapetype w14:anchorId="6D84619F" id="_x0000_t202" coordsize="21600,21600" o:spt="202" path="m,l,21600r21600,l21600,xe">
+              <v:stroke joinstyle="miter"/>
+              <v:path gradientshapeok="t" o:connecttype="rect"/>
+            </v:shapetype>
+            <v:shape id="Text Box 30" o:spid="_x0000_s1032" type="#_x0000_t202" alt="Confidential" style="position:absolute;margin-left:0;margin-top:0;width:57pt;height:23.7pt;z-index:251662336;visibility:visible;mso-wrap-style:none;mso-wrap-distance-left:0;mso-wrap-distance-top:0;mso-wrap-distance-right:0;mso-wrap-distance-bottom:0;mso-position-horizontal:left;mso-position-horizontal-relative:page;mso-position-vertical:bottom;mso-position-vertical-relative:page;v-text-anchor:bottom" o:gfxdata="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" filled="f" stroked="f">
+              <v:fill o:detectmouseclick="t"/>
+              <v:textbox style="mso-fit-shape-to-text:t" inset="20pt,0,0,15pt">
+                <w:txbxContent>
+                  <w:p>
+                    <w:pPr>
+                      <w:spacing w:after="0"/>
+                      <w:rPr>
+                        <w:rFonts w:ascii="Arial" w:eastAsia="Arial" w:hAnsi="Arial" w:cs="Arial"/>
+                        <w:noProof/>
+                        <w:color w:val="DAD4CE"/>
+                        <w:sz w:val="14"/>
+                        <w:szCs w:val="14"/>
+                      </w:rPr>
+                    </w:pPr>
+                    <w:r>
+                      <w:rPr>
+                        <w:rFonts w:ascii="Arial" w:eastAsia="Arial" w:hAnsi="Arial" w:cs="Arial"/>
+                        <w:noProof/>
+                        <w:color w:val="DAD4CE"/>
+                        <w:sz w:val="14"/>
+                        <w:szCs w:val="14"/>
+                      </w:rPr>
+                      <w:t>Confidential</w:t>
+                    </w:r>
+                  </w:p>
+                </w:txbxContent>
+              </v:textbox>
+              <w10:wrap anchorx="page" anchory="page"/>
+            </v:shape>
+          </w:pict>
+        </mc:Fallback>
+      </mc:AlternateContent>
+    </w:r>
+  </w:p>
+</w:ftr>
+</file>
+
 <file path=word/footnotes.xml><?xml version="1.0" encoding="utf-8"?>
-<w:footnotes xmlns:wpc="http://schemas.microsoft.com/office/word/2010/wordprocessingCanvas" xmlns:cx="http://schemas.microsoft.com/office/drawing/2014/chartex" xmlns:cx1="http://schemas.microsoft.com/office/drawing/2015/9/8/chartex" xmlns:cx2="http://schemas.microsoft.com/office/drawing/2015/10/21/chartex" xmlns:cx3="http://schemas.microsoft.com/office/drawing/2016/5/9/chartex" xmlns:cx4="http://schemas.microsoft.com/office/drawing/2016/5/10/chartex" xmlns:cx5="http://schemas.microsoft.com/office/drawing/2016/5/11/chartex" xmlns:cx6="http://schemas.microsoft.com/office/drawing/2016/5/12/chartex" xmlns:cx7="http://schemas.microsoft.com/office/drawing/2016/5/13/chartex" xmlns:cx8="http://schemas.microsoft.com/office/drawing/2016/5/14/chartex" xmlns:mc="http://schemas.openxmlformats.org/markup-compatibility/2006" xmlns:aink="http://schemas.microsoft.com/office/drawing/2016/ink" xmlns:am3d="http://schemas.microsoft.com/office/drawing/2017/model3d" xmlns:o="urn:schemas-microsoft-com:office:office" xmlns:oel="http://schemas.microsoft.com/office/2019/extlst" xmlns:r="http://schemas.openxmlformats.org/officeDocument/2006/relationships" xmlns:m="http://schemas.openxmlformats.org/officeDocument/2006/math" xmlns:v="urn:schemas-microsoft-com:vml" xmlns:wp14="http://schemas.microsoft.com/office/word/2010/wordprocessingDrawing" xmlns:wp="http://schemas.openxmlformats.org/drawingml/2006/wordprocessingDrawing" xmlns:w10="urn:schemas-microsoft-com:office:word" xmlns:w="http://schemas.openxmlformats.org/wordprocessingml/2006/main" xmlns:w14="http://schemas.microsoft.com/office/word/2010/wordml" xmlns:w15="http://schemas.microsoft.com/office/word/2012/wordml" xmlns:w16cex="http://schemas.microsoft.com/office/word/2018/wordml/cex" xmlns:w16cid="http://schemas.microsoft.com/office/word/2016/wordml/cid" xmlns:w16="http://schemas.microsoft.com/office/word/2018/wordml" xmlns:w16du="http://schemas.microsoft.com/office/word/2023/wordml/word16du" xmlns:w16sdtdh="http://schemas.microsoft.com/office/word/2020/wordml/sdtdatahash" xmlns:w16sdtfl="http://schemas.microsoft.com/office/word/2024/wordml/sdtformatlock" xmlns:w16se="http://schemas.microsoft.com/office/word/2015/wordml/symex" xmlns:wpg="http://schemas.microsoft.com/office/word/2010/wordprocessingGroup" xmlns:wpi="http://schemas.microsoft.com/office/word/2010/wordprocessingInk" xmlns:wne="http://schemas.microsoft.com/office/word/2006/wordml" xmlns:wps="http://schemas.microsoft.com/office/word/2010/wordprocessingShape" mc:Ignorable="w14 w15 w16se w16cid w16 w16cex w16sdtdh w16sdtfl w16du wp14">
+<w:footnotes xmlns:wpc="http://schemas.microsoft.com/office/word/2010/wordprocessingCanvas" xmlns:cx="http://schemas.microsoft.com/office/drawing/2014/chartex" xmlns:cx1="http://schemas.microsoft.com/office/drawing/2015/9/8/chartex" xmlns:cx2="http://schemas.microsoft.com/office/drawing/2015/10/21/chartex" xmlns:cx3="http://schemas.microsoft.com/office/drawing/2016/5/9/chartex" xmlns:cx4="http://schemas.microsoft.com/office/drawing/2016/5/10/chartex" xmlns:cx5="http://schemas.microsoft.com/office/drawing/2016/5/11/chartex" xmlns:cx6="http://schemas.microsoft.com/office/drawing/2016/5/12/chartex" xmlns:cx7="http://schemas.microsoft.com/office/drawing/2016/5/13/chartex" xmlns:cx8="http://schemas.microsoft.com/office/drawing/2016/5/14/chartex" xmlns:mc="http://schemas.openxmlformats.org/markup-compatibility/2006" xmlns:m="http://schemas.openxmlformats.org/officeDocument/2006/math" xmlns:aink="http://schemas.microsoft.com/office/drawing/2016/ink" xmlns:am3d="http://schemas.microsoft.com/office/drawing/2017/model3d" xmlns:oel="http://schemas.microsoft.com/office/2019/extlst" xmlns:r="http://schemas.openxmlformats.org/officeDocument/2006/relationships" xmlns:wp14="http://schemas.microsoft.com/office/word/2010/wordprocessingDrawing" xmlns:wp="http://schemas.openxmlformats.org/drawingml/2006/wordprocessingDrawing" xmlns:wpg="http://schemas.microsoft.com/office/word/2010/wordprocessingGroup" xmlns:wpi="http://schemas.microsoft.com/office/word/2010/wordprocessingInk" xmlns:wps="http://schemas.microsoft.com/office/word/2010/wordprocessingShape" xmlns:o="urn:schemas-microsoft-com:office:office" xmlns:v="urn:schemas-microsoft-com:vml" xmlns:w10="urn:schemas-microsoft-com:office:word" xmlns:w="http://schemas.openxmlformats.org/wordprocessingml/2006/main" xmlns:w14="http://schemas.microsoft.com/office/word/2010/wordml" xmlns:w15="http://schemas.microsoft.com/office/word/2012/wordml" xmlns:w16cex="http://schemas.microsoft.com/office/word/2018/wordml/cex" xmlns:w16cid="http://schemas.microsoft.com/office/word/2016/wordml/cid" xmlns:w16="http://schemas.microsoft.com/office/word/2018/wordml" xmlns:w16sdtdh="http://schemas.microsoft.com/office/word/2020/wordml/sdtdatahash" xmlns:w16sdtfl="http://schemas.microsoft.com/office/word/2024/wordml/sdtformatlock" xmlns:w16se="http://schemas.microsoft.com/office/word/2015/wordml/symex" xmlns:w16du="http://schemas.microsoft.com/office/word/2023/wordml/word16du" xmlns:wne="http://schemas.microsoft.com/office/word/2006/wordml" mc:Ignorable="w14 w15 w16se w16cid w16 w16cex w16sdtdh w16sdtfl w16du wp14">
   <w:footnote w:type="separator" w:id="-1">
     <w:p>
       <w:pPr>
@@ -17065,7 +17425,7 @@
 </file>
 
 <file path=word/numbering.xml><?xml version="1.0" encoding="utf-8"?>
-<w:numbering xmlns:wpc="http://schemas.microsoft.com/office/word/2010/wordprocessingCanvas" xmlns:cx="http://schemas.microsoft.com/office/drawing/2014/chartex" xmlns:cx1="http://schemas.microsoft.com/office/drawing/2015/9/8/chartex" xmlns:cx2="http://schemas.microsoft.com/office/drawing/2015/10/21/chartex" xmlns:cx3="http://schemas.microsoft.com/office/drawing/2016/5/9/chartex" xmlns:cx4="http://schemas.microsoft.com/office/drawing/2016/5/10/chartex" xmlns:cx5="http://schemas.microsoft.com/office/drawing/2016/5/11/chartex" xmlns:cx6="http://schemas.microsoft.com/office/drawing/2016/5/12/chartex" xmlns:cx7="http://schemas.microsoft.com/office/drawing/2016/5/13/chartex" xmlns:cx8="http://schemas.microsoft.com/office/drawing/2016/5/14/chartex" xmlns:mc="http://schemas.openxmlformats.org/markup-compatibility/2006" xmlns:aink="http://schemas.microsoft.com/office/drawing/2016/ink" xmlns:am3d="http://schemas.microsoft.com/office/drawing/2017/model3d" xmlns:o="urn:schemas-microsoft-com:office:office" xmlns:oel="http://schemas.microsoft.com/office/2019/extlst" xmlns:r="http://schemas.openxmlformats.org/officeDocument/2006/relationships" xmlns:m="http://schemas.openxmlformats.org/officeDocument/2006/math" xmlns:v="urn:schemas-microsoft-com:vml" xmlns:wp14="http://schemas.microsoft.com/office/word/2010/wordprocessingDrawing" xmlns:wp="http://schemas.openxmlformats.org/drawingml/2006/wordprocessingDrawing" xmlns:w10="urn:schemas-microsoft-com:office:word" xmlns:w="http://schemas.openxmlformats.org/wordprocessingml/2006/main" xmlns:w14="http://schemas.microsoft.com/office/word/2010/wordml" xmlns:w15="http://schemas.microsoft.com/office/word/2012/wordml" xmlns:w16cex="http://schemas.microsoft.com/office/word/2018/wordml/cex" xmlns:w16cid="http://schemas.microsoft.com/office/word/2016/wordml/cid" xmlns:w16="http://schemas.microsoft.com/office/word/2018/wordml" xmlns:w16du="http://schemas.microsoft.com/office/word/2023/wordml/word16du" xmlns:w16sdtdh="http://schemas.microsoft.com/office/word/2020/wordml/sdtdatahash" xmlns:w16sdtfl="http://schemas.microsoft.com/office/word/2024/wordml/sdtformatlock" xmlns:w16se="http://schemas.microsoft.com/office/word/2015/wordml/symex" xmlns:wpg="http://schemas.microsoft.com/office/word/2010/wordprocessingGroup" xmlns:wpi="http://schemas.microsoft.com/office/word/2010/wordprocessingInk" xmlns:wne="http://schemas.microsoft.com/office/word/2006/wordml" xmlns:wps="http://schemas.microsoft.com/office/word/2010/wordprocessingShape" mc:Ignorable="w14 w15 w16se w16cid w16 w16cex w16sdtdh w16sdtfl w16du wp14">
+<w:numbering xmlns:wpc="http://schemas.microsoft.com/office/word/2010/wordprocessingCanvas" xmlns:cx="http://schemas.microsoft.com/office/drawing/2014/chartex" xmlns:cx1="http://schemas.microsoft.com/office/drawing/2015/9/8/chartex" xmlns:cx2="http://schemas.microsoft.com/office/drawing/2015/10/21/chartex" xmlns:cx3="http://schemas.microsoft.com/office/drawing/2016/5/9/chartex" xmlns:cx4="http://schemas.microsoft.com/office/drawing/2016/5/10/chartex" xmlns:cx5="http://schemas.microsoft.com/office/drawing/2016/5/11/chartex" xmlns:cx6="http://schemas.microsoft.com/office/drawing/2016/5/12/chartex" xmlns:cx7="http://schemas.microsoft.com/office/drawing/2016/5/13/chartex" xmlns:cx8="http://schemas.microsoft.com/office/drawing/2016/5/14/chartex" xmlns:mc="http://schemas.openxmlformats.org/markup-compatibility/2006" xmlns:m="http://schemas.openxmlformats.org/officeDocument/2006/math" xmlns:aink="http://schemas.microsoft.com/office/drawing/2016/ink" xmlns:am3d="http://schemas.microsoft.com/office/drawing/2017/model3d" xmlns:oel="http://schemas.microsoft.com/office/2019/extlst" xmlns:r="http://schemas.openxmlformats.org/officeDocument/2006/relationships" xmlns:wp14="http://schemas.microsoft.com/office/word/2010/wordprocessingDrawing" xmlns:wp="http://schemas.openxmlformats.org/drawingml/2006/wordprocessingDrawing" xmlns:wpg="http://schemas.microsoft.com/office/word/2010/wordprocessingGroup" xmlns:wpi="http://schemas.microsoft.com/office/word/2010/wordprocessingInk" xmlns:wps="http://schemas.microsoft.com/office/word/2010/wordprocessingShape" xmlns:o="urn:schemas-microsoft-com:office:office" xmlns:v="urn:schemas-microsoft-com:vml" xmlns:w10="urn:schemas-microsoft-com:office:word" xmlns:w="http://schemas.openxmlformats.org/wordprocessingml/2006/main" xmlns:w14="http://schemas.microsoft.com/office/word/2010/wordml" xmlns:w15="http://schemas.microsoft.com/office/word/2012/wordml" xmlns:w16cex="http://schemas.microsoft.com/office/word/2018/wordml/cex" xmlns:w16cid="http://schemas.microsoft.com/office/word/2016/wordml/cid" xmlns:w16="http://schemas.microsoft.com/office/word/2018/wordml" xmlns:w16sdtdh="http://schemas.microsoft.com/office/word/2020/wordml/sdtdatahash" xmlns:w16sdtfl="http://schemas.microsoft.com/office/word/2024/wordml/sdtformatlock" xmlns:w16se="http://schemas.microsoft.com/office/word/2015/wordml/symex" xmlns:w16du="http://schemas.microsoft.com/office/word/2023/wordml/word16du" xmlns:wne="http://schemas.microsoft.com/office/word/2006/wordml" mc:Ignorable="w14 w15 w16se w16cid w16 w16cex w16sdtdh w16sdtfl w16du wp14">
   <w:abstractNum w:abstractNumId="0" w15:restartNumberingAfterBreak="0">
     <w:nsid w:val="0B893674"/>
     <w:multiLevelType w:val="hybridMultilevel"/>
@@ -19023,7 +19383,7 @@
 </file>
 
 <file path=word/styles.xml><?xml version="1.0" encoding="utf-8"?>
-<w:styles xmlns:mc="http://schemas.openxmlformats.org/markup-compatibility/2006" xmlns:r="http://schemas.openxmlformats.org/officeDocument/2006/relationships" xmlns:w="http://schemas.openxmlformats.org/wordprocessingml/2006/main" xmlns:w14="http://schemas.microsoft.com/office/word/2010/wordml" xmlns:w15="http://schemas.microsoft.com/office/word/2012/wordml" xmlns:w16cex="http://schemas.microsoft.com/office/word/2018/wordml/cex" xmlns:w16cid="http://schemas.microsoft.com/office/word/2016/wordml/cid" xmlns:w16="http://schemas.microsoft.com/office/word/2018/wordml" xmlns:w16du="http://schemas.microsoft.com/office/word/2023/wordml/word16du" xmlns:w16sdtdh="http://schemas.microsoft.com/office/word/2020/wordml/sdtdatahash" xmlns:w16sdtfl="http://schemas.microsoft.com/office/word/2024/wordml/sdtformatlock" xmlns:w16se="http://schemas.microsoft.com/office/word/2015/wordml/symex" mc:Ignorable="w14 w15 w16se w16cid w16 w16cex w16sdtdh w16sdtfl w16du">
+<w:styles xmlns:mc="http://schemas.openxmlformats.org/markup-compatibility/2006" xmlns:r="http://schemas.openxmlformats.org/officeDocument/2006/relationships" xmlns:w="http://schemas.openxmlformats.org/wordprocessingml/2006/main" xmlns:w14="http://schemas.microsoft.com/office/word/2010/wordml" xmlns:w15="http://schemas.microsoft.com/office/word/2012/wordml" xmlns:w16cex="http://schemas.microsoft.com/office/word/2018/wordml/cex" xmlns:w16cid="http://schemas.microsoft.com/office/word/2016/wordml/cid" xmlns:w16="http://schemas.microsoft.com/office/word/2018/wordml" xmlns:w16sdtdh="http://schemas.microsoft.com/office/word/2020/wordml/sdtdatahash" xmlns:w16sdtfl="http://schemas.microsoft.com/office/word/2024/wordml/sdtformatlock" xmlns:w16se="http://schemas.microsoft.com/office/word/2015/wordml/symex" xmlns:w16du="http://schemas.microsoft.com/office/word/2023/wordml/word16du" mc:Ignorable="w14 w15 w16se w16cid w16 w16cex w16sdtdh w16sdtfl w16du">
   <w:docDefaults>
     <w:rPrDefault>
       <w:rPr>
@@ -21005,6 +21365,41 @@
 </file>
 
 <file path=customXml/item2.xml><?xml version="1.0" encoding="utf-8"?>
+<?mso-contentType ?>
+<FormTemplates xmlns="http://schemas.microsoft.com/sharepoint/v3/contenttype/forms">
+  <Display>DocumentLibraryForm</Display>
+  <Edit>DocumentLibraryForm</Edit>
+  <New>DocumentLibraryForm</New>
+</FormTemplates>
+</file>
+
+<file path=customXml/item3.xml><?xml version="1.0" encoding="utf-8"?>
+<p:properties xmlns:p="http://schemas.microsoft.com/office/2006/metadata/properties" xmlns:xsi="http://www.w3.org/2001/XMLSchema-instance" xmlns:pc="http://schemas.microsoft.com/office/infopath/2007/PartnerControls">
+  <documentManagement>
+    <TaxKeywordTaxHTField xmlns="a1360130-ace9-4116-92dd-ec756f4e397b">
+      <Terms xmlns="http://schemas.microsoft.com/office/infopath/2007/PartnerControls"/>
+    </TaxKeywordTaxHTField>
+    <People xmlns="a1360130-ace9-4116-92dd-ec756f4e397b">
+      <UserInfo>
+        <DisplayName/>
+        <AccountId xsi:nil="true"/>
+        <AccountType/>
+      </UserInfo>
+    </People>
+    <TaxCatchAll xmlns="a1360130-ace9-4116-92dd-ec756f4e397b" xsi:nil="true"/>
+    <DocumentVersion xmlns="a1360130-ace9-4116-92dd-ec756f4e397b" xsi:nil="true"/>
+    <SVNLocation xmlns="a1360130-ace9-4116-92dd-ec756f4e397b" xsi:nil="true"/>
+    <DocDescription xmlns="a1360130-ace9-4116-92dd-ec756f4e397b">This is a template to make any guideline document.</DocDescription>
+    <Links xmlns="a1360130-ace9-4116-92dd-ec756f4e397b" xsi:nil="true"/>
+  </documentManagement>
+</p:properties>
+</file>
+
+<file path=customXml/item4.xml><?xml version="1.0" encoding="utf-8"?>
+<b:Sources xmlns:b="http://schemas.openxmlformats.org/officeDocument/2006/bibliography" xmlns="http://schemas.openxmlformats.org/officeDocument/2006/bibliography" SelectedStyle="\APASixthEditionOfficeOnline.xsl" StyleName="APA" Version="6"/>
+</file>
+
+<file path=customXml/item5.xml><?xml version="1.0" encoding="utf-8"?>
 <ct:contentTypeSchema xmlns:ct="http://schemas.microsoft.com/office/2006/metadata/contentType" xmlns:ma="http://schemas.microsoft.com/office/2006/metadata/properties/metaAttributes" ct:_="" ma:_="" ma:contentTypeName="AnS Document" ma:contentTypeID="0x01010042D37EA284E13942B467171D07EA769900DF6D81BBF89D0D4DA19794E72F57D948" ma:contentTypeVersion="23" ma:contentTypeDescription="" ma:contentTypeScope="" ma:versionID="448174d0ae1bb437da5ff966083ace19">
   <xsd:schema xmlns:xsd="http://www.w3.org/2001/XMLSchema" xmlns:xs="http://www.w3.org/2001/XMLSchema" xmlns:p="http://schemas.microsoft.com/office/2006/metadata/properties" xmlns:ns2="a1360130-ace9-4116-92dd-ec756f4e397b" xmlns:ns3="97082568-3af7-4690-b0aa-7486844aca3d" targetNamespace="http://schemas.microsoft.com/office/2006/metadata/properties" ma:root="true" ma:fieldsID="e9553e7ac6e85bd9611b80370fb0fa33" ns2:_="" ns3:_="">
     <xsd:import namespace="a1360130-ace9-4116-92dd-ec756f4e397b"/>
@@ -21253,41 +21648,6 @@
 </ct:contentTypeSchema>
 </file>
 
-<file path=customXml/item3.xml><?xml version="1.0" encoding="utf-8"?>
-<b:Sources xmlns:b="http://schemas.openxmlformats.org/officeDocument/2006/bibliography" xmlns="http://schemas.openxmlformats.org/officeDocument/2006/bibliography" SelectedStyle="\APASixthEditionOfficeOnline.xsl" StyleName="APA" Version="6"/>
-</file>
-
-<file path=customXml/item4.xml><?xml version="1.0" encoding="utf-8"?>
-<p:properties xmlns:p="http://schemas.microsoft.com/office/2006/metadata/properties" xmlns:xsi="http://www.w3.org/2001/XMLSchema-instance" xmlns:pc="http://schemas.microsoft.com/office/infopath/2007/PartnerControls">
-  <documentManagement>
-    <TaxKeywordTaxHTField xmlns="a1360130-ace9-4116-92dd-ec756f4e397b">
-      <Terms xmlns="http://schemas.microsoft.com/office/infopath/2007/PartnerControls"/>
-    </TaxKeywordTaxHTField>
-    <People xmlns="a1360130-ace9-4116-92dd-ec756f4e397b">
-      <UserInfo>
-        <DisplayName/>
-        <AccountId xsi:nil="true"/>
-        <AccountType/>
-      </UserInfo>
-    </People>
-    <TaxCatchAll xmlns="a1360130-ace9-4116-92dd-ec756f4e397b" xsi:nil="true"/>
-    <DocumentVersion xmlns="a1360130-ace9-4116-92dd-ec756f4e397b" xsi:nil="true"/>
-    <SVNLocation xmlns="a1360130-ace9-4116-92dd-ec756f4e397b" xsi:nil="true"/>
-    <DocDescription xmlns="a1360130-ace9-4116-92dd-ec756f4e397b">This is a template to make any guideline document.</DocDescription>
-    <Links xmlns="a1360130-ace9-4116-92dd-ec756f4e397b" xsi:nil="true"/>
-  </documentManagement>
-</p:properties>
-</file>
-
-<file path=customXml/item5.xml><?xml version="1.0" encoding="utf-8"?>
-<?mso-contentType ?>
-<FormTemplates xmlns="http://schemas.microsoft.com/sharepoint/v3/contenttype/forms">
-  <Display>DocumentLibraryForm</Display>
-  <Edit>DocumentLibraryForm</Edit>
-  <New>DocumentLibraryForm</New>
-</FormTemplates>
-</file>
-
 <file path=customXml/itemProps1.xml><?xml version="1.0" encoding="utf-8"?>
 <ds:datastoreItem xmlns:ds="http://schemas.openxmlformats.org/officeDocument/2006/customXml" ds:itemID="{55AF091B-3C7A-41E3-B477-F2FDAA23CFDA}">
   <ds:schemaRefs>
@@ -21297,6 +21657,32 @@
 </file>
 
 <file path=customXml/itemProps2.xml><?xml version="1.0" encoding="utf-8"?>
+<ds:datastoreItem xmlns:ds="http://schemas.openxmlformats.org/officeDocument/2006/customXml" ds:itemID="{F2EE158D-337E-49F3-BF9C-D65D35C2895E}">
+  <ds:schemaRefs>
+    <ds:schemaRef ds:uri="http://schemas.microsoft.com/sharepoint/v3/contenttype/forms"/>
+  </ds:schemaRefs>
+</ds:datastoreItem>
+</file>
+
+<file path=customXml/itemProps3.xml><?xml version="1.0" encoding="utf-8"?>
+<ds:datastoreItem xmlns:ds="http://schemas.openxmlformats.org/officeDocument/2006/customXml" ds:itemID="{757284E0-4AA4-4AEC-A191-C25FB86FCC54}">
+  <ds:schemaRefs>
+    <ds:schemaRef ds:uri="http://schemas.microsoft.com/office/2006/metadata/properties"/>
+    <ds:schemaRef ds:uri="http://schemas.microsoft.com/office/infopath/2007/PartnerControls"/>
+    <ds:schemaRef ds:uri="a1360130-ace9-4116-92dd-ec756f4e397b"/>
+  </ds:schemaRefs>
+</ds:datastoreItem>
+</file>
+
+<file path=customXml/itemProps4.xml><?xml version="1.0" encoding="utf-8"?>
+<ds:datastoreItem xmlns:ds="http://schemas.openxmlformats.org/officeDocument/2006/customXml" ds:itemID="{F9B99AA9-6A3B-47C1-A5FE-A5F2640B56E3}">
+  <ds:schemaRefs>
+    <ds:schemaRef ds:uri="http://schemas.openxmlformats.org/officeDocument/2006/bibliography"/>
+  </ds:schemaRefs>
+</ds:datastoreItem>
+</file>
+
+<file path=customXml/itemProps5.xml><?xml version="1.0" encoding="utf-8"?>
 <ds:datastoreItem xmlns:ds="http://schemas.openxmlformats.org/officeDocument/2006/customXml" ds:itemID="{10E4BD8D-D76B-4B20-8B14-F3BACF033408}">
   <ds:schemaRefs>
     <ds:schemaRef ds:uri="http://schemas.microsoft.com/office/2006/metadata/contentType"/>
@@ -21315,28 +21701,8 @@
 </ds:datastoreItem>
 </file>
 
-<file path=customXml/itemProps3.xml><?xml version="1.0" encoding="utf-8"?>
-<ds:datastoreItem xmlns:ds="http://schemas.openxmlformats.org/officeDocument/2006/customXml" ds:itemID="{F9B99AA9-6A3B-47C1-A5FE-A5F2640B56E3}">
-  <ds:schemaRefs>
-    <ds:schemaRef ds:uri="http://schemas.openxmlformats.org/officeDocument/2006/bibliography"/>
-  </ds:schemaRefs>
-</ds:datastoreItem>
-</file>
-
-<file path=customXml/itemProps4.xml><?xml version="1.0" encoding="utf-8"?>
-<ds:datastoreItem xmlns:ds="http://schemas.openxmlformats.org/officeDocument/2006/customXml" ds:itemID="{757284E0-4AA4-4AEC-A191-C25FB86FCC54}">
-  <ds:schemaRefs>
-    <ds:schemaRef ds:uri="http://schemas.microsoft.com/office/2006/metadata/properties"/>
-    <ds:schemaRef ds:uri="http://schemas.microsoft.com/office/infopath/2007/PartnerControls"/>
-    <ds:schemaRef ds:uri="a1360130-ace9-4116-92dd-ec756f4e397b"/>
-  </ds:schemaRefs>
-</ds:datastoreItem>
-</file>
-
-<file path=customXml/itemProps5.xml><?xml version="1.0" encoding="utf-8"?>
-<ds:datastoreItem xmlns:ds="http://schemas.openxmlformats.org/officeDocument/2006/customXml" ds:itemID="{F2EE158D-337E-49F3-BF9C-D65D35C2895E}">
-  <ds:schemaRefs>
-    <ds:schemaRef ds:uri="http://schemas.microsoft.com/sharepoint/v3/contenttype/forms"/>
-  </ds:schemaRefs>
-</ds:datastoreItem>
+<file path=docMetadata/LabelInfo.xml><?xml version="1.0" encoding="utf-8"?>
+<clbl:labelList xmlns:clbl="http://schemas.microsoft.com/office/2020/mipLabelMetadata">
+  <clbl:label id="{175d2d60-704b-40a9-a2cb-c739440f4137}" enabled="1" method="Privileged" siteId="{f0bdc1c9-5148-4f86-ac40-edd976e1814c}" contentBits="2" removed="0"/>
+</clbl:labelList>
 </file>